--- a/proyecto-02-integra-esavi/workspace/docs/Manual-Desarrollador.docx
+++ b/proyecto-02-integra-esavi/workspace/docs/Manual-Desarrollador.docx
@@ -19,6 +19,7 @@
     </w:p>
     <w:p>
       <w:pPr>
+        <w:pStyle w:val="Subttulo"/>
         <w:jc w:val="center"/>
         <w:rPr>
           <w:lang w:val="es-EC"/>
@@ -26,7 +27,6 @@
       </w:pPr>
       <w:r>
         <w:rPr>
-          <w:i/>
           <w:color w:val="444444"/>
           <w:sz w:val="26"/>
           <w:lang w:val="es-EC"/>
@@ -35,7 +35,6 @@
       </w:r>
       <w:r>
         <w:rPr>
-          <w:i/>
           <w:color w:val="444444"/>
           <w:sz w:val="26"/>
           <w:lang w:val="es-EC"/>
@@ -53,6 +52,7 @@
     </w:p>
     <w:p>
       <w:pPr>
+        <w:pStyle w:val="Subttulo"/>
         <w:jc w:val="center"/>
         <w:rPr>
           <w:lang w:val="es-EC"/>
@@ -64,15 +64,7 @@
           <w:sz w:val="20"/>
           <w:lang w:val="es-EC"/>
         </w:rPr>
-        <w:t xml:space="preserve">Plataforma de Vigilancia de Eventos Supuestamente Atribuibles a la Vacunación o Inmunización (ESAVI) — Ministerio de </w:t>
-      </w:r>
-      <w:r>
-        <w:rPr>
-          <w:color w:val="666666"/>
-          <w:sz w:val="20"/>
-          <w:lang w:val="es-EC"/>
-        </w:rPr>
-        <w:t>Salud Pública del Ecuador</w:t>
+        <w:t>Plataforma de Vigilancia de Eventos Supuestamente Atribuibles a la Vacunación o Inmunización (ESAVI) — Ministerio de Salud Pública del Ecuador</w:t>
       </w:r>
     </w:p>
     <w:p>
@@ -85,6 +77,1619 @@
         <w:rPr>
           <w:lang w:val="es-EC"/>
         </w:rPr>
+        <w:br w:type="page"/>
+      </w:r>
+    </w:p>
+    <w:p>
+      <w:r>
+        <w:lastRenderedPageBreak/>
+        <w:br w:type="page"/>
+      </w:r>
+    </w:p>
+    <w:p>
+      <w:pPr>
+        <w:pStyle w:val="TtulodeTDC"/>
+      </w:pPr>
+      <w:r>
+        <w:lastRenderedPageBreak/>
+        <w:t>Índice</w:t>
+      </w:r>
+    </w:p>
+    <w:bookmarkStart w:id="0" w:name="_GoBack"/>
+    <w:bookmarkEnd w:id="0"/>
+    <w:p>
+      <w:pPr>
+        <w:pStyle w:val="TDC1"/>
+        <w:tabs>
+          <w:tab w:val="right" w:leader="dot" w:pos="9736"/>
+        </w:tabs>
+        <w:rPr>
+          <w:noProof/>
+        </w:rPr>
+      </w:pPr>
+      <w:r>
+        <w:fldChar w:fldCharType="begin"/>
+      </w:r>
+      <w:r>
+        <w:instrText xml:space="preserve"> TOC \o "1-3" \h \z \u </w:instrText>
+      </w:r>
+      <w:r>
+        <w:fldChar w:fldCharType="separate"/>
+      </w:r>
+      <w:hyperlink w:anchor="_Toc235908441" w:history="1">
+        <w:r>
+          <w:rPr>
+            <w:rStyle w:val="Hipervnculo"/>
+            <w:noProof/>
+            <w:lang w:val="es-EC"/>
+          </w:rPr>
+          <w:t>1. Introducción</w:t>
+        </w:r>
+        <w:r>
+          <w:rPr>
+            <w:noProof/>
+            <w:webHidden/>
+          </w:rPr>
+          <w:tab/>
+        </w:r>
+        <w:r>
+          <w:rPr>
+            <w:noProof/>
+            <w:webHidden/>
+          </w:rPr>
+          <w:fldChar w:fldCharType="begin"/>
+        </w:r>
+        <w:r>
+          <w:rPr>
+            <w:noProof/>
+            <w:webHidden/>
+          </w:rPr>
+          <w:instrText xml:space="preserve"> PAGEREF _Toc235908441 \h </w:instrText>
+        </w:r>
+        <w:r>
+          <w:rPr>
+            <w:noProof/>
+            <w:webHidden/>
+          </w:rPr>
+        </w:r>
+        <w:r>
+          <w:rPr>
+            <w:noProof/>
+            <w:webHidden/>
+          </w:rPr>
+          <w:fldChar w:fldCharType="separate"/>
+        </w:r>
+        <w:r>
+          <w:rPr>
+            <w:noProof/>
+            <w:webHidden/>
+          </w:rPr>
+          <w:t>4</w:t>
+        </w:r>
+        <w:r>
+          <w:rPr>
+            <w:noProof/>
+            <w:webHidden/>
+          </w:rPr>
+          <w:fldChar w:fldCharType="end"/>
+        </w:r>
+      </w:hyperlink>
+    </w:p>
+    <w:p>
+      <w:pPr>
+        <w:pStyle w:val="TDC1"/>
+        <w:tabs>
+          <w:tab w:val="right" w:leader="dot" w:pos="9736"/>
+        </w:tabs>
+        <w:rPr>
+          <w:noProof/>
+        </w:rPr>
+      </w:pPr>
+      <w:hyperlink w:anchor="_Toc235908442" w:history="1">
+        <w:r>
+          <w:rPr>
+            <w:rStyle w:val="Hipervnculo"/>
+            <w:noProof/>
+            <w:lang w:val="es-EC"/>
+          </w:rPr>
+          <w:t>2. Stack tecnológico</w:t>
+        </w:r>
+        <w:r>
+          <w:rPr>
+            <w:noProof/>
+            <w:webHidden/>
+          </w:rPr>
+          <w:tab/>
+        </w:r>
+        <w:r>
+          <w:rPr>
+            <w:noProof/>
+            <w:webHidden/>
+          </w:rPr>
+          <w:fldChar w:fldCharType="begin"/>
+        </w:r>
+        <w:r>
+          <w:rPr>
+            <w:noProof/>
+            <w:webHidden/>
+          </w:rPr>
+          <w:instrText xml:space="preserve"> PAGEREF _Toc235908442 \h </w:instrText>
+        </w:r>
+        <w:r>
+          <w:rPr>
+            <w:noProof/>
+            <w:webHidden/>
+          </w:rPr>
+        </w:r>
+        <w:r>
+          <w:rPr>
+            <w:noProof/>
+            <w:webHidden/>
+          </w:rPr>
+          <w:fldChar w:fldCharType="separate"/>
+        </w:r>
+        <w:r>
+          <w:rPr>
+            <w:noProof/>
+            <w:webHidden/>
+          </w:rPr>
+          <w:t>4</w:t>
+        </w:r>
+        <w:r>
+          <w:rPr>
+            <w:noProof/>
+            <w:webHidden/>
+          </w:rPr>
+          <w:fldChar w:fldCharType="end"/>
+        </w:r>
+      </w:hyperlink>
+    </w:p>
+    <w:p>
+      <w:pPr>
+        <w:pStyle w:val="TDC2"/>
+        <w:tabs>
+          <w:tab w:val="right" w:leader="dot" w:pos="9736"/>
+        </w:tabs>
+        <w:rPr>
+          <w:noProof/>
+        </w:rPr>
+      </w:pPr>
+      <w:hyperlink w:anchor="_Toc235908443" w:history="1">
+        <w:r>
+          <w:rPr>
+            <w:rStyle w:val="Hipervnculo"/>
+            <w:noProof/>
+          </w:rPr>
+          <w:t>2.1 api-integra-esavi</w:t>
+        </w:r>
+        <w:r>
+          <w:rPr>
+            <w:noProof/>
+            <w:webHidden/>
+          </w:rPr>
+          <w:tab/>
+        </w:r>
+        <w:r>
+          <w:rPr>
+            <w:noProof/>
+            <w:webHidden/>
+          </w:rPr>
+          <w:fldChar w:fldCharType="begin"/>
+        </w:r>
+        <w:r>
+          <w:rPr>
+            <w:noProof/>
+            <w:webHidden/>
+          </w:rPr>
+          <w:instrText xml:space="preserve"> PAGEREF _Toc235908443 \h </w:instrText>
+        </w:r>
+        <w:r>
+          <w:rPr>
+            <w:noProof/>
+            <w:webHidden/>
+          </w:rPr>
+        </w:r>
+        <w:r>
+          <w:rPr>
+            <w:noProof/>
+            <w:webHidden/>
+          </w:rPr>
+          <w:fldChar w:fldCharType="separate"/>
+        </w:r>
+        <w:r>
+          <w:rPr>
+            <w:noProof/>
+            <w:webHidden/>
+          </w:rPr>
+          <w:t>4</w:t>
+        </w:r>
+        <w:r>
+          <w:rPr>
+            <w:noProof/>
+            <w:webHidden/>
+          </w:rPr>
+          <w:fldChar w:fldCharType="end"/>
+        </w:r>
+      </w:hyperlink>
+    </w:p>
+    <w:p>
+      <w:pPr>
+        <w:pStyle w:val="TDC2"/>
+        <w:tabs>
+          <w:tab w:val="right" w:leader="dot" w:pos="9736"/>
+        </w:tabs>
+        <w:rPr>
+          <w:noProof/>
+        </w:rPr>
+      </w:pPr>
+      <w:hyperlink w:anchor="_Toc235908444" w:history="1">
+        <w:r>
+          <w:rPr>
+            <w:rStyle w:val="Hipervnculo"/>
+            <w:noProof/>
+          </w:rPr>
+          <w:t>2.2 app-integra-esavi</w:t>
+        </w:r>
+        <w:r>
+          <w:rPr>
+            <w:noProof/>
+            <w:webHidden/>
+          </w:rPr>
+          <w:tab/>
+        </w:r>
+        <w:r>
+          <w:rPr>
+            <w:noProof/>
+            <w:webHidden/>
+          </w:rPr>
+          <w:fldChar w:fldCharType="begin"/>
+        </w:r>
+        <w:r>
+          <w:rPr>
+            <w:noProof/>
+            <w:webHidden/>
+          </w:rPr>
+          <w:instrText xml:space="preserve"> PAGEREF _Toc235908444 \h </w:instrText>
+        </w:r>
+        <w:r>
+          <w:rPr>
+            <w:noProof/>
+            <w:webHidden/>
+          </w:rPr>
+        </w:r>
+        <w:r>
+          <w:rPr>
+            <w:noProof/>
+            <w:webHidden/>
+          </w:rPr>
+          <w:fldChar w:fldCharType="separate"/>
+        </w:r>
+        <w:r>
+          <w:rPr>
+            <w:noProof/>
+            <w:webHidden/>
+          </w:rPr>
+          <w:t>5</w:t>
+        </w:r>
+        <w:r>
+          <w:rPr>
+            <w:noProof/>
+            <w:webHidden/>
+          </w:rPr>
+          <w:fldChar w:fldCharType="end"/>
+        </w:r>
+      </w:hyperlink>
+    </w:p>
+    <w:p>
+      <w:pPr>
+        <w:pStyle w:val="TDC2"/>
+        <w:tabs>
+          <w:tab w:val="right" w:leader="dot" w:pos="9736"/>
+        </w:tabs>
+        <w:rPr>
+          <w:noProof/>
+        </w:rPr>
+      </w:pPr>
+      <w:hyperlink w:anchor="_Toc235908445" w:history="1">
+        <w:r>
+          <w:rPr>
+            <w:rStyle w:val="Hipervnculo"/>
+            <w:noProof/>
+          </w:rPr>
+          <w:t>2.3 dash-integra-esavi</w:t>
+        </w:r>
+        <w:r>
+          <w:rPr>
+            <w:noProof/>
+            <w:webHidden/>
+          </w:rPr>
+          <w:tab/>
+        </w:r>
+        <w:r>
+          <w:rPr>
+            <w:noProof/>
+            <w:webHidden/>
+          </w:rPr>
+          <w:fldChar w:fldCharType="begin"/>
+        </w:r>
+        <w:r>
+          <w:rPr>
+            <w:noProof/>
+            <w:webHidden/>
+          </w:rPr>
+          <w:instrText xml:space="preserve"> PAGEREF _Toc235908445 \h </w:instrText>
+        </w:r>
+        <w:r>
+          <w:rPr>
+            <w:noProof/>
+            <w:webHidden/>
+          </w:rPr>
+        </w:r>
+        <w:r>
+          <w:rPr>
+            <w:noProof/>
+            <w:webHidden/>
+          </w:rPr>
+          <w:fldChar w:fldCharType="separate"/>
+        </w:r>
+        <w:r>
+          <w:rPr>
+            <w:noProof/>
+            <w:webHidden/>
+          </w:rPr>
+          <w:t>5</w:t>
+        </w:r>
+        <w:r>
+          <w:rPr>
+            <w:noProof/>
+            <w:webHidden/>
+          </w:rPr>
+          <w:fldChar w:fldCharType="end"/>
+        </w:r>
+      </w:hyperlink>
+    </w:p>
+    <w:p>
+      <w:pPr>
+        <w:pStyle w:val="TDC1"/>
+        <w:tabs>
+          <w:tab w:val="right" w:leader="dot" w:pos="9736"/>
+        </w:tabs>
+        <w:rPr>
+          <w:noProof/>
+        </w:rPr>
+      </w:pPr>
+      <w:hyperlink w:anchor="_Toc235908446" w:history="1">
+        <w:r>
+          <w:rPr>
+            <w:rStyle w:val="Hipervnculo"/>
+            <w:noProof/>
+          </w:rPr>
+          <w:t>3. Requisitos previos del entorno</w:t>
+        </w:r>
+        <w:r>
+          <w:rPr>
+            <w:noProof/>
+            <w:webHidden/>
+          </w:rPr>
+          <w:tab/>
+        </w:r>
+        <w:r>
+          <w:rPr>
+            <w:noProof/>
+            <w:webHidden/>
+          </w:rPr>
+          <w:fldChar w:fldCharType="begin"/>
+        </w:r>
+        <w:r>
+          <w:rPr>
+            <w:noProof/>
+            <w:webHidden/>
+          </w:rPr>
+          <w:instrText xml:space="preserve"> PAGEREF _Toc235908446 \h </w:instrText>
+        </w:r>
+        <w:r>
+          <w:rPr>
+            <w:noProof/>
+            <w:webHidden/>
+          </w:rPr>
+        </w:r>
+        <w:r>
+          <w:rPr>
+            <w:noProof/>
+            <w:webHidden/>
+          </w:rPr>
+          <w:fldChar w:fldCharType="separate"/>
+        </w:r>
+        <w:r>
+          <w:rPr>
+            <w:noProof/>
+            <w:webHidden/>
+          </w:rPr>
+          <w:t>5</w:t>
+        </w:r>
+        <w:r>
+          <w:rPr>
+            <w:noProof/>
+            <w:webHidden/>
+          </w:rPr>
+          <w:fldChar w:fldCharType="end"/>
+        </w:r>
+      </w:hyperlink>
+    </w:p>
+    <w:p>
+      <w:pPr>
+        <w:pStyle w:val="TDC1"/>
+        <w:tabs>
+          <w:tab w:val="right" w:leader="dot" w:pos="9736"/>
+        </w:tabs>
+        <w:rPr>
+          <w:noProof/>
+        </w:rPr>
+      </w:pPr>
+      <w:hyperlink w:anchor="_Toc235908447" w:history="1">
+        <w:r>
+          <w:rPr>
+            <w:rStyle w:val="Hipervnculo"/>
+            <w:noProof/>
+            <w:lang w:val="es-EC"/>
+          </w:rPr>
+          <w:t>4. Docker</w:t>
+        </w:r>
+        <w:r>
+          <w:rPr>
+            <w:noProof/>
+            <w:webHidden/>
+          </w:rPr>
+          <w:tab/>
+        </w:r>
+        <w:r>
+          <w:rPr>
+            <w:noProof/>
+            <w:webHidden/>
+          </w:rPr>
+          <w:fldChar w:fldCharType="begin"/>
+        </w:r>
+        <w:r>
+          <w:rPr>
+            <w:noProof/>
+            <w:webHidden/>
+          </w:rPr>
+          <w:instrText xml:space="preserve"> PAGEREF _Toc235908447 \h </w:instrText>
+        </w:r>
+        <w:r>
+          <w:rPr>
+            <w:noProof/>
+            <w:webHidden/>
+          </w:rPr>
+        </w:r>
+        <w:r>
+          <w:rPr>
+            <w:noProof/>
+            <w:webHidden/>
+          </w:rPr>
+          <w:fldChar w:fldCharType="separate"/>
+        </w:r>
+        <w:r>
+          <w:rPr>
+            <w:noProof/>
+            <w:webHidden/>
+          </w:rPr>
+          <w:t>6</w:t>
+        </w:r>
+        <w:r>
+          <w:rPr>
+            <w:noProof/>
+            <w:webHidden/>
+          </w:rPr>
+          <w:fldChar w:fldCharType="end"/>
+        </w:r>
+      </w:hyperlink>
+    </w:p>
+    <w:p>
+      <w:pPr>
+        <w:pStyle w:val="TDC2"/>
+        <w:tabs>
+          <w:tab w:val="right" w:leader="dot" w:pos="9736"/>
+        </w:tabs>
+        <w:rPr>
+          <w:noProof/>
+        </w:rPr>
+      </w:pPr>
+      <w:hyperlink w:anchor="_Toc235908448" w:history="1">
+        <w:r>
+          <w:rPr>
+            <w:rStyle w:val="Hipervnculo"/>
+            <w:noProof/>
+            <w:lang w:val="es-EC"/>
+          </w:rPr>
+          <w:t>4.1 Dockerfile de cada subproyecto</w:t>
+        </w:r>
+        <w:r>
+          <w:rPr>
+            <w:noProof/>
+            <w:webHidden/>
+          </w:rPr>
+          <w:tab/>
+        </w:r>
+        <w:r>
+          <w:rPr>
+            <w:noProof/>
+            <w:webHidden/>
+          </w:rPr>
+          <w:fldChar w:fldCharType="begin"/>
+        </w:r>
+        <w:r>
+          <w:rPr>
+            <w:noProof/>
+            <w:webHidden/>
+          </w:rPr>
+          <w:instrText xml:space="preserve"> PAGEREF _Toc235908448 \h </w:instrText>
+        </w:r>
+        <w:r>
+          <w:rPr>
+            <w:noProof/>
+            <w:webHidden/>
+          </w:rPr>
+        </w:r>
+        <w:r>
+          <w:rPr>
+            <w:noProof/>
+            <w:webHidden/>
+          </w:rPr>
+          <w:fldChar w:fldCharType="separate"/>
+        </w:r>
+        <w:r>
+          <w:rPr>
+            <w:noProof/>
+            <w:webHidden/>
+          </w:rPr>
+          <w:t>6</w:t>
+        </w:r>
+        <w:r>
+          <w:rPr>
+            <w:noProof/>
+            <w:webHidden/>
+          </w:rPr>
+          <w:fldChar w:fldCharType="end"/>
+        </w:r>
+      </w:hyperlink>
+    </w:p>
+    <w:p>
+      <w:pPr>
+        <w:pStyle w:val="TDC2"/>
+        <w:tabs>
+          <w:tab w:val="right" w:leader="dot" w:pos="9736"/>
+        </w:tabs>
+        <w:rPr>
+          <w:noProof/>
+        </w:rPr>
+      </w:pPr>
+      <w:hyperlink w:anchor="_Toc235908449" w:history="1">
+        <w:r>
+          <w:rPr>
+            <w:rStyle w:val="Hipervnculo"/>
+            <w:noProof/>
+            <w:lang w:val="es-EC"/>
+          </w:rPr>
+          <w:t>4.2 docker-compose por subproyecto</w:t>
+        </w:r>
+        <w:r>
+          <w:rPr>
+            <w:noProof/>
+            <w:webHidden/>
+          </w:rPr>
+          <w:tab/>
+        </w:r>
+        <w:r>
+          <w:rPr>
+            <w:noProof/>
+            <w:webHidden/>
+          </w:rPr>
+          <w:fldChar w:fldCharType="begin"/>
+        </w:r>
+        <w:r>
+          <w:rPr>
+            <w:noProof/>
+            <w:webHidden/>
+          </w:rPr>
+          <w:instrText xml:space="preserve"> PAGEREF _Toc235908449 \h </w:instrText>
+        </w:r>
+        <w:r>
+          <w:rPr>
+            <w:noProof/>
+            <w:webHidden/>
+          </w:rPr>
+        </w:r>
+        <w:r>
+          <w:rPr>
+            <w:noProof/>
+            <w:webHidden/>
+          </w:rPr>
+          <w:fldChar w:fldCharType="separate"/>
+        </w:r>
+        <w:r>
+          <w:rPr>
+            <w:noProof/>
+            <w:webHidden/>
+          </w:rPr>
+          <w:t>7</w:t>
+        </w:r>
+        <w:r>
+          <w:rPr>
+            <w:noProof/>
+            <w:webHidden/>
+          </w:rPr>
+          <w:fldChar w:fldCharType="end"/>
+        </w:r>
+      </w:hyperlink>
+    </w:p>
+    <w:p>
+      <w:pPr>
+        <w:pStyle w:val="TDC2"/>
+        <w:tabs>
+          <w:tab w:val="right" w:leader="dot" w:pos="9736"/>
+        </w:tabs>
+        <w:rPr>
+          <w:noProof/>
+        </w:rPr>
+      </w:pPr>
+      <w:hyperlink w:anchor="_Toc235908450" w:history="1">
+        <w:r>
+          <w:rPr>
+            <w:rStyle w:val="Hipervnculo"/>
+            <w:noProof/>
+            <w:lang w:val="es-EC"/>
+          </w:rPr>
+          <w:t>4.3 Despliegue completo del stack</w:t>
+        </w:r>
+        <w:r>
+          <w:rPr>
+            <w:noProof/>
+            <w:webHidden/>
+          </w:rPr>
+          <w:tab/>
+        </w:r>
+        <w:r>
+          <w:rPr>
+            <w:noProof/>
+            <w:webHidden/>
+          </w:rPr>
+          <w:fldChar w:fldCharType="begin"/>
+        </w:r>
+        <w:r>
+          <w:rPr>
+            <w:noProof/>
+            <w:webHidden/>
+          </w:rPr>
+          <w:instrText xml:space="preserve"> PAGEREF _Toc235908450 \h </w:instrText>
+        </w:r>
+        <w:r>
+          <w:rPr>
+            <w:noProof/>
+            <w:webHidden/>
+          </w:rPr>
+        </w:r>
+        <w:r>
+          <w:rPr>
+            <w:noProof/>
+            <w:webHidden/>
+          </w:rPr>
+          <w:fldChar w:fldCharType="separate"/>
+        </w:r>
+        <w:r>
+          <w:rPr>
+            <w:noProof/>
+            <w:webHidden/>
+          </w:rPr>
+          <w:t>7</w:t>
+        </w:r>
+        <w:r>
+          <w:rPr>
+            <w:noProof/>
+            <w:webHidden/>
+          </w:rPr>
+          <w:fldChar w:fldCharType="end"/>
+        </w:r>
+      </w:hyperlink>
+    </w:p>
+    <w:p>
+      <w:pPr>
+        <w:pStyle w:val="TDC2"/>
+        <w:tabs>
+          <w:tab w:val="right" w:leader="dot" w:pos="9736"/>
+        </w:tabs>
+        <w:rPr>
+          <w:noProof/>
+        </w:rPr>
+      </w:pPr>
+      <w:hyperlink w:anchor="_Toc235908451" w:history="1">
+        <w:r>
+          <w:rPr>
+            <w:rStyle w:val="Hipervnculo"/>
+            <w:noProof/>
+            <w:lang w:val="es-EC"/>
+          </w:rPr>
+          <w:t>4.4 Flujo de desarrollo día a día</w:t>
+        </w:r>
+        <w:r>
+          <w:rPr>
+            <w:noProof/>
+            <w:webHidden/>
+          </w:rPr>
+          <w:tab/>
+        </w:r>
+        <w:r>
+          <w:rPr>
+            <w:noProof/>
+            <w:webHidden/>
+          </w:rPr>
+          <w:fldChar w:fldCharType="begin"/>
+        </w:r>
+        <w:r>
+          <w:rPr>
+            <w:noProof/>
+            <w:webHidden/>
+          </w:rPr>
+          <w:instrText xml:space="preserve"> PAGEREF _Toc235908451 \h </w:instrText>
+        </w:r>
+        <w:r>
+          <w:rPr>
+            <w:noProof/>
+            <w:webHidden/>
+          </w:rPr>
+        </w:r>
+        <w:r>
+          <w:rPr>
+            <w:noProof/>
+            <w:webHidden/>
+          </w:rPr>
+          <w:fldChar w:fldCharType="separate"/>
+        </w:r>
+        <w:r>
+          <w:rPr>
+            <w:noProof/>
+            <w:webHidden/>
+          </w:rPr>
+          <w:t>7</w:t>
+        </w:r>
+        <w:r>
+          <w:rPr>
+            <w:noProof/>
+            <w:webHidden/>
+          </w:rPr>
+          <w:fldChar w:fldCharType="end"/>
+        </w:r>
+      </w:hyperlink>
+    </w:p>
+    <w:p>
+      <w:pPr>
+        <w:pStyle w:val="TDC1"/>
+        <w:tabs>
+          <w:tab w:val="right" w:leader="dot" w:pos="9736"/>
+        </w:tabs>
+        <w:rPr>
+          <w:noProof/>
+        </w:rPr>
+      </w:pPr>
+      <w:hyperlink w:anchor="_Toc235908452" w:history="1">
+        <w:r>
+          <w:rPr>
+            <w:rStyle w:val="Hipervnculo"/>
+            <w:noProof/>
+            <w:lang w:val="es-EC"/>
+          </w:rPr>
+          <w:t>5. Conexión a la base de datos con DBeaver</w:t>
+        </w:r>
+        <w:r>
+          <w:rPr>
+            <w:noProof/>
+            <w:webHidden/>
+          </w:rPr>
+          <w:tab/>
+        </w:r>
+        <w:r>
+          <w:rPr>
+            <w:noProof/>
+            <w:webHidden/>
+          </w:rPr>
+          <w:fldChar w:fldCharType="begin"/>
+        </w:r>
+        <w:r>
+          <w:rPr>
+            <w:noProof/>
+            <w:webHidden/>
+          </w:rPr>
+          <w:instrText xml:space="preserve"> PAGEREF _Toc235908452 \h </w:instrText>
+        </w:r>
+        <w:r>
+          <w:rPr>
+            <w:noProof/>
+            <w:webHidden/>
+          </w:rPr>
+        </w:r>
+        <w:r>
+          <w:rPr>
+            <w:noProof/>
+            <w:webHidden/>
+          </w:rPr>
+          <w:fldChar w:fldCharType="separate"/>
+        </w:r>
+        <w:r>
+          <w:rPr>
+            <w:noProof/>
+            <w:webHidden/>
+          </w:rPr>
+          <w:t>7</w:t>
+        </w:r>
+        <w:r>
+          <w:rPr>
+            <w:noProof/>
+            <w:webHidden/>
+          </w:rPr>
+          <w:fldChar w:fldCharType="end"/>
+        </w:r>
+      </w:hyperlink>
+    </w:p>
+    <w:p>
+      <w:pPr>
+        <w:pStyle w:val="TDC2"/>
+        <w:tabs>
+          <w:tab w:val="right" w:leader="dot" w:pos="9736"/>
+        </w:tabs>
+        <w:rPr>
+          <w:noProof/>
+        </w:rPr>
+      </w:pPr>
+      <w:hyperlink w:anchor="_Toc235908453" w:history="1">
+        <w:r>
+          <w:rPr>
+            <w:rStyle w:val="Hipervnculo"/>
+            <w:noProof/>
+          </w:rPr>
+          <w:t>Pasos en DBeaver</w:t>
+        </w:r>
+        <w:r>
+          <w:rPr>
+            <w:noProof/>
+            <w:webHidden/>
+          </w:rPr>
+          <w:tab/>
+        </w:r>
+        <w:r>
+          <w:rPr>
+            <w:noProof/>
+            <w:webHidden/>
+          </w:rPr>
+          <w:fldChar w:fldCharType="begin"/>
+        </w:r>
+        <w:r>
+          <w:rPr>
+            <w:noProof/>
+            <w:webHidden/>
+          </w:rPr>
+          <w:instrText xml:space="preserve"> PAGEREF _Toc235908453 \h </w:instrText>
+        </w:r>
+        <w:r>
+          <w:rPr>
+            <w:noProof/>
+            <w:webHidden/>
+          </w:rPr>
+        </w:r>
+        <w:r>
+          <w:rPr>
+            <w:noProof/>
+            <w:webHidden/>
+          </w:rPr>
+          <w:fldChar w:fldCharType="separate"/>
+        </w:r>
+        <w:r>
+          <w:rPr>
+            <w:noProof/>
+            <w:webHidden/>
+          </w:rPr>
+          <w:t>8</w:t>
+        </w:r>
+        <w:r>
+          <w:rPr>
+            <w:noProof/>
+            <w:webHidden/>
+          </w:rPr>
+          <w:fldChar w:fldCharType="end"/>
+        </w:r>
+      </w:hyperlink>
+    </w:p>
+    <w:p>
+      <w:pPr>
+        <w:pStyle w:val="TDC1"/>
+        <w:tabs>
+          <w:tab w:val="right" w:leader="dot" w:pos="9736"/>
+        </w:tabs>
+        <w:rPr>
+          <w:noProof/>
+        </w:rPr>
+      </w:pPr>
+      <w:hyperlink w:anchor="_Toc235908454" w:history="1">
+        <w:r>
+          <w:rPr>
+            <w:rStyle w:val="Hipervnculo"/>
+            <w:noProof/>
+            <w:lang w:val="es-EC"/>
+          </w:rPr>
+          <w:t>6. Variables de entorno (.env)</w:t>
+        </w:r>
+        <w:r>
+          <w:rPr>
+            <w:noProof/>
+            <w:webHidden/>
+          </w:rPr>
+          <w:tab/>
+        </w:r>
+        <w:r>
+          <w:rPr>
+            <w:noProof/>
+            <w:webHidden/>
+          </w:rPr>
+          <w:fldChar w:fldCharType="begin"/>
+        </w:r>
+        <w:r>
+          <w:rPr>
+            <w:noProof/>
+            <w:webHidden/>
+          </w:rPr>
+          <w:instrText xml:space="preserve"> PAGEREF _Toc235908454 \h </w:instrText>
+        </w:r>
+        <w:r>
+          <w:rPr>
+            <w:noProof/>
+            <w:webHidden/>
+          </w:rPr>
+        </w:r>
+        <w:r>
+          <w:rPr>
+            <w:noProof/>
+            <w:webHidden/>
+          </w:rPr>
+          <w:fldChar w:fldCharType="separate"/>
+        </w:r>
+        <w:r>
+          <w:rPr>
+            <w:noProof/>
+            <w:webHidden/>
+          </w:rPr>
+          <w:t>8</w:t>
+        </w:r>
+        <w:r>
+          <w:rPr>
+            <w:noProof/>
+            <w:webHidden/>
+          </w:rPr>
+          <w:fldChar w:fldCharType="end"/>
+        </w:r>
+      </w:hyperlink>
+    </w:p>
+    <w:p>
+      <w:pPr>
+        <w:pStyle w:val="TDC2"/>
+        <w:tabs>
+          <w:tab w:val="right" w:leader="dot" w:pos="9736"/>
+        </w:tabs>
+        <w:rPr>
+          <w:noProof/>
+        </w:rPr>
+      </w:pPr>
+      <w:hyperlink w:anchor="_Toc235908455" w:history="1">
+        <w:r>
+          <w:rPr>
+            <w:rStyle w:val="Hipervnculo"/>
+            <w:noProof/>
+            <w:lang w:val="es-EC"/>
+          </w:rPr>
+          <w:t>6.1 api-integra-esavi/.env</w:t>
+        </w:r>
+        <w:r>
+          <w:rPr>
+            <w:noProof/>
+            <w:webHidden/>
+          </w:rPr>
+          <w:tab/>
+        </w:r>
+        <w:r>
+          <w:rPr>
+            <w:noProof/>
+            <w:webHidden/>
+          </w:rPr>
+          <w:fldChar w:fldCharType="begin"/>
+        </w:r>
+        <w:r>
+          <w:rPr>
+            <w:noProof/>
+            <w:webHidden/>
+          </w:rPr>
+          <w:instrText xml:space="preserve"> PAGEREF _Toc235908455 \h </w:instrText>
+        </w:r>
+        <w:r>
+          <w:rPr>
+            <w:noProof/>
+            <w:webHidden/>
+          </w:rPr>
+        </w:r>
+        <w:r>
+          <w:rPr>
+            <w:noProof/>
+            <w:webHidden/>
+          </w:rPr>
+          <w:fldChar w:fldCharType="separate"/>
+        </w:r>
+        <w:r>
+          <w:rPr>
+            <w:noProof/>
+            <w:webHidden/>
+          </w:rPr>
+          <w:t>8</w:t>
+        </w:r>
+        <w:r>
+          <w:rPr>
+            <w:noProof/>
+            <w:webHidden/>
+          </w:rPr>
+          <w:fldChar w:fldCharType="end"/>
+        </w:r>
+      </w:hyperlink>
+    </w:p>
+    <w:p>
+      <w:pPr>
+        <w:pStyle w:val="TDC2"/>
+        <w:tabs>
+          <w:tab w:val="right" w:leader="dot" w:pos="9736"/>
+        </w:tabs>
+        <w:rPr>
+          <w:noProof/>
+        </w:rPr>
+      </w:pPr>
+      <w:hyperlink w:anchor="_Toc235908456" w:history="1">
+        <w:r>
+          <w:rPr>
+            <w:rStyle w:val="Hipervnculo"/>
+            <w:noProof/>
+          </w:rPr>
+          <w:t>6.2 app-integra-esavi/.env</w:t>
+        </w:r>
+        <w:r>
+          <w:rPr>
+            <w:noProof/>
+            <w:webHidden/>
+          </w:rPr>
+          <w:tab/>
+        </w:r>
+        <w:r>
+          <w:rPr>
+            <w:noProof/>
+            <w:webHidden/>
+          </w:rPr>
+          <w:fldChar w:fldCharType="begin"/>
+        </w:r>
+        <w:r>
+          <w:rPr>
+            <w:noProof/>
+            <w:webHidden/>
+          </w:rPr>
+          <w:instrText xml:space="preserve"> PAGEREF _Toc235908456 \h </w:instrText>
+        </w:r>
+        <w:r>
+          <w:rPr>
+            <w:noProof/>
+            <w:webHidden/>
+          </w:rPr>
+        </w:r>
+        <w:r>
+          <w:rPr>
+            <w:noProof/>
+            <w:webHidden/>
+          </w:rPr>
+          <w:fldChar w:fldCharType="separate"/>
+        </w:r>
+        <w:r>
+          <w:rPr>
+            <w:noProof/>
+            <w:webHidden/>
+          </w:rPr>
+          <w:t>9</w:t>
+        </w:r>
+        <w:r>
+          <w:rPr>
+            <w:noProof/>
+            <w:webHidden/>
+          </w:rPr>
+          <w:fldChar w:fldCharType="end"/>
+        </w:r>
+      </w:hyperlink>
+    </w:p>
+    <w:p>
+      <w:pPr>
+        <w:pStyle w:val="TDC2"/>
+        <w:tabs>
+          <w:tab w:val="right" w:leader="dot" w:pos="9736"/>
+        </w:tabs>
+        <w:rPr>
+          <w:noProof/>
+        </w:rPr>
+      </w:pPr>
+      <w:hyperlink w:anchor="_Toc235908457" w:history="1">
+        <w:r>
+          <w:rPr>
+            <w:rStyle w:val="Hipervnculo"/>
+            <w:noProof/>
+            <w:lang w:val="es-EC"/>
+          </w:rPr>
+          <w:t>6.3 dash-integra-esavi/.env (copiar desde .env.example)</w:t>
+        </w:r>
+        <w:r>
+          <w:rPr>
+            <w:noProof/>
+            <w:webHidden/>
+          </w:rPr>
+          <w:tab/>
+        </w:r>
+        <w:r>
+          <w:rPr>
+            <w:noProof/>
+            <w:webHidden/>
+          </w:rPr>
+          <w:fldChar w:fldCharType="begin"/>
+        </w:r>
+        <w:r>
+          <w:rPr>
+            <w:noProof/>
+            <w:webHidden/>
+          </w:rPr>
+          <w:instrText xml:space="preserve"> PAGEREF _Toc235908457 \h </w:instrText>
+        </w:r>
+        <w:r>
+          <w:rPr>
+            <w:noProof/>
+            <w:webHidden/>
+          </w:rPr>
+        </w:r>
+        <w:r>
+          <w:rPr>
+            <w:noProof/>
+            <w:webHidden/>
+          </w:rPr>
+          <w:fldChar w:fldCharType="separate"/>
+        </w:r>
+        <w:r>
+          <w:rPr>
+            <w:noProof/>
+            <w:webHidden/>
+          </w:rPr>
+          <w:t>10</w:t>
+        </w:r>
+        <w:r>
+          <w:rPr>
+            <w:noProof/>
+            <w:webHidden/>
+          </w:rPr>
+          <w:fldChar w:fldCharType="end"/>
+        </w:r>
+      </w:hyperlink>
+    </w:p>
+    <w:p>
+      <w:pPr>
+        <w:pStyle w:val="TDC1"/>
+        <w:tabs>
+          <w:tab w:val="right" w:leader="dot" w:pos="9736"/>
+        </w:tabs>
+        <w:rPr>
+          <w:noProof/>
+        </w:rPr>
+      </w:pPr>
+      <w:hyperlink w:anchor="_Toc235908458" w:history="1">
+        <w:r>
+          <w:rPr>
+            <w:rStyle w:val="Hipervnculo"/>
+            <w:noProof/>
+            <w:lang w:val="es-EC"/>
+          </w:rPr>
+          <w:t>7. Comandos útiles del día a día</w:t>
+        </w:r>
+        <w:r>
+          <w:rPr>
+            <w:noProof/>
+            <w:webHidden/>
+          </w:rPr>
+          <w:tab/>
+        </w:r>
+        <w:r>
+          <w:rPr>
+            <w:noProof/>
+            <w:webHidden/>
+          </w:rPr>
+          <w:fldChar w:fldCharType="begin"/>
+        </w:r>
+        <w:r>
+          <w:rPr>
+            <w:noProof/>
+            <w:webHidden/>
+          </w:rPr>
+          <w:instrText xml:space="preserve"> PAGEREF _Toc235908458 \h </w:instrText>
+        </w:r>
+        <w:r>
+          <w:rPr>
+            <w:noProof/>
+            <w:webHidden/>
+          </w:rPr>
+        </w:r>
+        <w:r>
+          <w:rPr>
+            <w:noProof/>
+            <w:webHidden/>
+          </w:rPr>
+          <w:fldChar w:fldCharType="separate"/>
+        </w:r>
+        <w:r>
+          <w:rPr>
+            <w:noProof/>
+            <w:webHidden/>
+          </w:rPr>
+          <w:t>10</w:t>
+        </w:r>
+        <w:r>
+          <w:rPr>
+            <w:noProof/>
+            <w:webHidden/>
+          </w:rPr>
+          <w:fldChar w:fldCharType="end"/>
+        </w:r>
+      </w:hyperlink>
+    </w:p>
+    <w:p>
+      <w:pPr>
+        <w:pStyle w:val="TDC2"/>
+        <w:tabs>
+          <w:tab w:val="right" w:leader="dot" w:pos="9736"/>
+        </w:tabs>
+        <w:rPr>
+          <w:noProof/>
+        </w:rPr>
+      </w:pPr>
+      <w:hyperlink w:anchor="_Toc235908459" w:history="1">
+        <w:r>
+          <w:rPr>
+            <w:rStyle w:val="Hipervnculo"/>
+            <w:noProof/>
+          </w:rPr>
+          <w:t>7.1 api-integra-esavi</w:t>
+        </w:r>
+        <w:r>
+          <w:rPr>
+            <w:noProof/>
+            <w:webHidden/>
+          </w:rPr>
+          <w:tab/>
+        </w:r>
+        <w:r>
+          <w:rPr>
+            <w:noProof/>
+            <w:webHidden/>
+          </w:rPr>
+          <w:fldChar w:fldCharType="begin"/>
+        </w:r>
+        <w:r>
+          <w:rPr>
+            <w:noProof/>
+            <w:webHidden/>
+          </w:rPr>
+          <w:instrText xml:space="preserve"> PAGEREF _Toc235908459 \h </w:instrText>
+        </w:r>
+        <w:r>
+          <w:rPr>
+            <w:noProof/>
+            <w:webHidden/>
+          </w:rPr>
+        </w:r>
+        <w:r>
+          <w:rPr>
+            <w:noProof/>
+            <w:webHidden/>
+          </w:rPr>
+          <w:fldChar w:fldCharType="separate"/>
+        </w:r>
+        <w:r>
+          <w:rPr>
+            <w:noProof/>
+            <w:webHidden/>
+          </w:rPr>
+          <w:t>10</w:t>
+        </w:r>
+        <w:r>
+          <w:rPr>
+            <w:noProof/>
+            <w:webHidden/>
+          </w:rPr>
+          <w:fldChar w:fldCharType="end"/>
+        </w:r>
+      </w:hyperlink>
+    </w:p>
+    <w:p>
+      <w:pPr>
+        <w:pStyle w:val="TDC2"/>
+        <w:tabs>
+          <w:tab w:val="right" w:leader="dot" w:pos="9736"/>
+        </w:tabs>
+        <w:rPr>
+          <w:noProof/>
+        </w:rPr>
+      </w:pPr>
+      <w:hyperlink w:anchor="_Toc235908460" w:history="1">
+        <w:r>
+          <w:rPr>
+            <w:rStyle w:val="Hipervnculo"/>
+            <w:noProof/>
+          </w:rPr>
+          <w:t>7.2 app-integra-esavi</w:t>
+        </w:r>
+        <w:r>
+          <w:rPr>
+            <w:noProof/>
+            <w:webHidden/>
+          </w:rPr>
+          <w:tab/>
+        </w:r>
+        <w:r>
+          <w:rPr>
+            <w:noProof/>
+            <w:webHidden/>
+          </w:rPr>
+          <w:fldChar w:fldCharType="begin"/>
+        </w:r>
+        <w:r>
+          <w:rPr>
+            <w:noProof/>
+            <w:webHidden/>
+          </w:rPr>
+          <w:instrText xml:space="preserve"> PAGEREF _Toc235908460 \h </w:instrText>
+        </w:r>
+        <w:r>
+          <w:rPr>
+            <w:noProof/>
+            <w:webHidden/>
+          </w:rPr>
+        </w:r>
+        <w:r>
+          <w:rPr>
+            <w:noProof/>
+            <w:webHidden/>
+          </w:rPr>
+          <w:fldChar w:fldCharType="separate"/>
+        </w:r>
+        <w:r>
+          <w:rPr>
+            <w:noProof/>
+            <w:webHidden/>
+          </w:rPr>
+          <w:t>10</w:t>
+        </w:r>
+        <w:r>
+          <w:rPr>
+            <w:noProof/>
+            <w:webHidden/>
+          </w:rPr>
+          <w:fldChar w:fldCharType="end"/>
+        </w:r>
+      </w:hyperlink>
+    </w:p>
+    <w:p>
+      <w:pPr>
+        <w:pStyle w:val="TDC2"/>
+        <w:tabs>
+          <w:tab w:val="right" w:leader="dot" w:pos="9736"/>
+        </w:tabs>
+        <w:rPr>
+          <w:noProof/>
+        </w:rPr>
+      </w:pPr>
+      <w:hyperlink w:anchor="_Toc235908461" w:history="1">
+        <w:r>
+          <w:rPr>
+            <w:rStyle w:val="Hipervnculo"/>
+            <w:noProof/>
+          </w:rPr>
+          <w:t>7.3 dash-integra-esavi</w:t>
+        </w:r>
+        <w:r>
+          <w:rPr>
+            <w:noProof/>
+            <w:webHidden/>
+          </w:rPr>
+          <w:tab/>
+        </w:r>
+        <w:r>
+          <w:rPr>
+            <w:noProof/>
+            <w:webHidden/>
+          </w:rPr>
+          <w:fldChar w:fldCharType="begin"/>
+        </w:r>
+        <w:r>
+          <w:rPr>
+            <w:noProof/>
+            <w:webHidden/>
+          </w:rPr>
+          <w:instrText xml:space="preserve"> PAGEREF _Toc235908461 \h </w:instrText>
+        </w:r>
+        <w:r>
+          <w:rPr>
+            <w:noProof/>
+            <w:webHidden/>
+          </w:rPr>
+        </w:r>
+        <w:r>
+          <w:rPr>
+            <w:noProof/>
+            <w:webHidden/>
+          </w:rPr>
+          <w:fldChar w:fldCharType="separate"/>
+        </w:r>
+        <w:r>
+          <w:rPr>
+            <w:noProof/>
+            <w:webHidden/>
+          </w:rPr>
+          <w:t>11</w:t>
+        </w:r>
+        <w:r>
+          <w:rPr>
+            <w:noProof/>
+            <w:webHidden/>
+          </w:rPr>
+          <w:fldChar w:fldCharType="end"/>
+        </w:r>
+      </w:hyperlink>
+    </w:p>
+    <w:p>
+      <w:pPr>
+        <w:pStyle w:val="TDC1"/>
+        <w:tabs>
+          <w:tab w:val="right" w:leader="dot" w:pos="9736"/>
+        </w:tabs>
+        <w:rPr>
+          <w:noProof/>
+        </w:rPr>
+      </w:pPr>
+      <w:hyperlink w:anchor="_Toc235908462" w:history="1">
+        <w:r>
+          <w:rPr>
+            <w:rStyle w:val="Hipervnculo"/>
+            <w:noProof/>
+            <w:lang w:val="es-EC"/>
+          </w:rPr>
+          <w:t>8. Dónde seguir</w:t>
+        </w:r>
+        <w:r>
+          <w:rPr>
+            <w:noProof/>
+            <w:webHidden/>
+          </w:rPr>
+          <w:tab/>
+        </w:r>
+        <w:r>
+          <w:rPr>
+            <w:noProof/>
+            <w:webHidden/>
+          </w:rPr>
+          <w:fldChar w:fldCharType="begin"/>
+        </w:r>
+        <w:r>
+          <w:rPr>
+            <w:noProof/>
+            <w:webHidden/>
+          </w:rPr>
+          <w:instrText xml:space="preserve"> PAGEREF _Toc235908462 \h </w:instrText>
+        </w:r>
+        <w:r>
+          <w:rPr>
+            <w:noProof/>
+            <w:webHidden/>
+          </w:rPr>
+        </w:r>
+        <w:r>
+          <w:rPr>
+            <w:noProof/>
+            <w:webHidden/>
+          </w:rPr>
+          <w:fldChar w:fldCharType="separate"/>
+        </w:r>
+        <w:r>
+          <w:rPr>
+            <w:noProof/>
+            <w:webHidden/>
+          </w:rPr>
+          <w:t>11</w:t>
+        </w:r>
+        <w:r>
+          <w:rPr>
+            <w:noProof/>
+            <w:webHidden/>
+          </w:rPr>
+          <w:fldChar w:fldCharType="end"/>
+        </w:r>
+      </w:hyperlink>
+    </w:p>
+    <w:p>
+      <w:pPr>
+        <w:pStyle w:val="TDC1"/>
+        <w:tabs>
+          <w:tab w:val="right" w:leader="dot" w:pos="9736"/>
+        </w:tabs>
+        <w:rPr>
+          <w:noProof/>
+        </w:rPr>
+      </w:pPr>
+      <w:hyperlink w:anchor="_Toc235908463" w:history="1">
+        <w:r>
+          <w:rPr>
+            <w:rStyle w:val="Hipervnculo"/>
+            <w:noProof/>
+          </w:rPr>
+          <w:t>Control de Versión y Aprobación</w:t>
+        </w:r>
+        <w:r>
+          <w:rPr>
+            <w:noProof/>
+            <w:webHidden/>
+          </w:rPr>
+          <w:tab/>
+        </w:r>
+        <w:r>
+          <w:rPr>
+            <w:noProof/>
+            <w:webHidden/>
+          </w:rPr>
+          <w:fldChar w:fldCharType="begin"/>
+        </w:r>
+        <w:r>
+          <w:rPr>
+            <w:noProof/>
+            <w:webHidden/>
+          </w:rPr>
+          <w:instrText xml:space="preserve"> PAGEREF _Toc235908463 \h </w:instrText>
+        </w:r>
+        <w:r>
+          <w:rPr>
+            <w:noProof/>
+            <w:webHidden/>
+          </w:rPr>
+        </w:r>
+        <w:r>
+          <w:rPr>
+            <w:noProof/>
+            <w:webHidden/>
+          </w:rPr>
+          <w:fldChar w:fldCharType="separate"/>
+        </w:r>
+        <w:r>
+          <w:rPr>
+            <w:noProof/>
+            <w:webHidden/>
+          </w:rPr>
+          <w:t>12</w:t>
+        </w:r>
+        <w:r>
+          <w:rPr>
+            <w:noProof/>
+            <w:webHidden/>
+          </w:rPr>
+          <w:fldChar w:fldCharType="end"/>
+        </w:r>
+      </w:hyperlink>
+    </w:p>
+    <w:p>
+      <w:r>
+        <w:fldChar w:fldCharType="end"/>
+      </w:r>
+    </w:p>
+    <w:p>
+      <w:r>
         <w:br w:type="page"/>
       </w:r>
     </w:p>
@@ -95,6 +1700,7 @@
           <w:lang w:val="es-EC"/>
         </w:rPr>
       </w:pPr>
+      <w:bookmarkStart w:id="1" w:name="_Toc235908441"/>
       <w:r>
         <w:rPr>
           <w:lang w:val="es-EC"/>
@@ -102,6 +1708,7 @@
         <w:lastRenderedPageBreak/>
         <w:t>1. Introducción</w:t>
       </w:r>
+      <w:bookmarkEnd w:id="1"/>
     </w:p>
     <w:p>
       <w:pPr>
@@ -113,13 +1720,7 @@
         <w:rPr>
           <w:lang w:val="es-EC"/>
         </w:rPr>
-        <w:t>Integra-ESAVI es la plataforma de vigilancia de Eventos Supuestamente Atribuibles a la Vacunación o Inmunización (ESAVI) del Ministerio de Salud Pública del Ecuador. Permite el registro, seguimiento y análisis de</w:t>
-      </w:r>
-      <w:r>
-        <w:rPr>
-          <w:lang w:val="es-EC"/>
-        </w:rPr>
-        <w:t xml:space="preserve"> casos ESAVI, integrándose con fuentes externas como DHIS2 (sistema nacional de información en salud), los catálogos internacionales </w:t>
+        <w:t xml:space="preserve">Integra-ESAVI es la plataforma de vigilancia de Eventos Supuestamente Atribuibles a la Vacunación o Inmunización (ESAVI) del Ministerio de Salud Pública del Ecuador. Permite el registro, seguimiento y análisis de casos ESAVI, integrándose con fuentes externas como DHIS2 (sistema nacional de información en salud), los catálogos internacionales </w:t>
       </w:r>
       <w:proofErr w:type="spellStart"/>
       <w:r>
@@ -182,13 +1783,7 @@
         <w:rPr>
           <w:lang w:val="es-EC"/>
         </w:rPr>
-        <w:t>mono</w:t>
-      </w:r>
-      <w:r>
-        <w:rPr>
-          <w:lang w:val="es-EC"/>
-        </w:rPr>
-        <w:t>repo</w:t>
+        <w:t>monorepo</w:t>
       </w:r>
       <w:proofErr w:type="spellEnd"/>
       <w:r>
@@ -214,7 +1809,7 @@
     </w:p>
     <w:tbl>
       <w:tblPr>
-        <w:tblStyle w:val="Tablaconcuadrcula"/>
+        <w:tblStyle w:val="Cuadrculaclara-nfasis1"/>
         <w:tblW w:w="0" w:type="auto"/>
         <w:jc w:val="center"/>
         <w:tblLook w:val="04A0" w:firstRow="1" w:lastRow="0" w:firstColumn="1" w:lastColumn="0" w:noHBand="0" w:noVBand="1"/>
@@ -226,10 +1821,12 @@
       </w:tblGrid>
       <w:tr>
         <w:trPr>
+          <w:cnfStyle w:val="100000000000" w:firstRow="1" w:lastRow="0" w:firstColumn="0" w:lastColumn="0" w:oddVBand="0" w:evenVBand="0" w:oddHBand="0" w:evenHBand="0" w:firstRowFirstColumn="0" w:firstRowLastColumn="0" w:lastRowFirstColumn="0" w:lastRowLastColumn="0"/>
           <w:jc w:val="center"/>
         </w:trPr>
         <w:tc>
           <w:tcPr>
+            <w:cnfStyle w:val="001000000000" w:firstRow="0" w:lastRow="0" w:firstColumn="1" w:lastColumn="0" w:oddVBand="0" w:evenVBand="0" w:oddHBand="0" w:evenHBand="0" w:firstRowFirstColumn="0" w:firstRowLastColumn="0" w:lastRowFirstColumn="0" w:lastRowLastColumn="0"/>
             <w:tcW w:w="1984" w:type="dxa"/>
             <w:shd w:val="clear" w:color="auto" w:fill="4472C4"/>
           </w:tcPr>
@@ -237,7 +1834,6 @@
             <w:proofErr w:type="spellStart"/>
             <w:r>
               <w:rPr>
-                <w:b/>
                 <w:color w:val="FFFFFF"/>
                 <w:sz w:val="20"/>
               </w:rPr>
@@ -252,9 +1848,11 @@
             <w:shd w:val="clear" w:color="auto" w:fill="4472C4"/>
           </w:tcPr>
           <w:p>
-            <w:r>
-              <w:rPr>
-                <w:b/>
+            <w:pPr>
+              <w:cnfStyle w:val="100000000000" w:firstRow="1" w:lastRow="0" w:firstColumn="0" w:lastColumn="0" w:oddVBand="0" w:evenVBand="0" w:oddHBand="0" w:evenHBand="0" w:firstRowFirstColumn="0" w:firstRowLastColumn="0" w:lastRowFirstColumn="0" w:lastRowLastColumn="0"/>
+            </w:pPr>
+            <w:r>
+              <w:rPr>
                 <w:color w:val="FFFFFF"/>
                 <w:sz w:val="20"/>
               </w:rPr>
@@ -268,9 +1866,11 @@
             <w:shd w:val="clear" w:color="auto" w:fill="4472C4"/>
           </w:tcPr>
           <w:p>
-            <w:r>
-              <w:rPr>
-                <w:b/>
+            <w:pPr>
+              <w:cnfStyle w:val="100000000000" w:firstRow="1" w:lastRow="0" w:firstColumn="0" w:lastColumn="0" w:oddVBand="0" w:evenVBand="0" w:oddHBand="0" w:evenHBand="0" w:firstRowFirstColumn="0" w:firstRowLastColumn="0" w:lastRowFirstColumn="0" w:lastRowLastColumn="0"/>
+            </w:pPr>
+            <w:r>
+              <w:rPr>
                 <w:color w:val="FFFFFF"/>
                 <w:sz w:val="20"/>
               </w:rPr>
@@ -281,10 +1881,12 @@
       </w:tr>
       <w:tr>
         <w:trPr>
+          <w:cnfStyle w:val="000000100000" w:firstRow="0" w:lastRow="0" w:firstColumn="0" w:lastColumn="0" w:oddVBand="0" w:evenVBand="0" w:oddHBand="1" w:evenHBand="0" w:firstRowFirstColumn="0" w:firstRowLastColumn="0" w:lastRowFirstColumn="0" w:lastRowLastColumn="0"/>
           <w:jc w:val="center"/>
         </w:trPr>
         <w:tc>
           <w:tcPr>
+            <w:cnfStyle w:val="001000000000" w:firstRow="0" w:lastRow="0" w:firstColumn="1" w:lastColumn="0" w:oddVBand="0" w:evenVBand="0" w:oddHBand="0" w:evenHBand="0" w:firstRowFirstColumn="0" w:firstRowLastColumn="0" w:lastRowFirstColumn="0" w:lastRowLastColumn="0"/>
             <w:tcW w:w="1984" w:type="dxa"/>
           </w:tcPr>
           <w:p>
@@ -301,6 +1903,9 @@
             <w:tcW w:w="1701" w:type="dxa"/>
           </w:tcPr>
           <w:p>
+            <w:pPr>
+              <w:cnfStyle w:val="000000100000" w:firstRow="0" w:lastRow="0" w:firstColumn="0" w:lastColumn="0" w:oddVBand="0" w:evenVBand="0" w:oddHBand="1" w:evenHBand="0" w:firstRowFirstColumn="0" w:firstRowLastColumn="0" w:lastRowFirstColumn="0" w:lastRowLastColumn="0"/>
+            </w:pPr>
             <w:r>
               <w:rPr>
                 <w:sz w:val="19"/>
@@ -315,6 +1920,7 @@
           </w:tcPr>
           <w:p>
             <w:pPr>
+              <w:cnfStyle w:val="000000100000" w:firstRow="0" w:lastRow="0" w:firstColumn="0" w:lastColumn="0" w:oddVBand="0" w:evenVBand="0" w:oddHBand="1" w:evenHBand="0" w:firstRowFirstColumn="0" w:firstRowLastColumn="0" w:lastRowFirstColumn="0" w:lastRowLastColumn="0"/>
               <w:rPr>
                 <w:lang w:val="es-EC"/>
               </w:rPr>
@@ -381,14 +1987,7 @@
                 <w:sz w:val="19"/>
                 <w:lang w:val="es-EC"/>
               </w:rPr>
-              <w:t>. Expone la API REST consumid</w:t>
-            </w:r>
-            <w:r>
-              <w:rPr>
-                <w:sz w:val="19"/>
-                <w:lang w:val="es-EC"/>
-              </w:rPr>
-              <w:t xml:space="preserve">a por el </w:t>
+              <w:t xml:space="preserve">. Expone la API REST consumida por el </w:t>
             </w:r>
             <w:proofErr w:type="spellStart"/>
             <w:r>
@@ -475,10 +2074,12 @@
       </w:tr>
       <w:tr>
         <w:trPr>
+          <w:cnfStyle w:val="000000010000" w:firstRow="0" w:lastRow="0" w:firstColumn="0" w:lastColumn="0" w:oddVBand="0" w:evenVBand="0" w:oddHBand="0" w:evenHBand="1" w:firstRowFirstColumn="0" w:firstRowLastColumn="0" w:lastRowFirstColumn="0" w:lastRowLastColumn="0"/>
           <w:jc w:val="center"/>
         </w:trPr>
         <w:tc>
           <w:tcPr>
+            <w:cnfStyle w:val="001000000000" w:firstRow="0" w:lastRow="0" w:firstColumn="1" w:lastColumn="0" w:oddVBand="0" w:evenVBand="0" w:oddHBand="0" w:evenHBand="0" w:firstRowFirstColumn="0" w:firstRowLastColumn="0" w:lastRowFirstColumn="0" w:lastRowLastColumn="0"/>
             <w:tcW w:w="1984" w:type="dxa"/>
           </w:tcPr>
           <w:p>
@@ -517,6 +2118,9 @@
             <w:tcW w:w="1701" w:type="dxa"/>
           </w:tcPr>
           <w:p>
+            <w:pPr>
+              <w:cnfStyle w:val="000000010000" w:firstRow="0" w:lastRow="0" w:firstColumn="0" w:lastColumn="0" w:oddVBand="0" w:evenVBand="0" w:oddHBand="0" w:evenHBand="1" w:firstRowFirstColumn="0" w:firstRowLastColumn="0" w:lastRowFirstColumn="0" w:lastRowLastColumn="0"/>
+            </w:pPr>
             <w:r>
               <w:rPr>
                 <w:sz w:val="19"/>
@@ -531,6 +2135,7 @@
           </w:tcPr>
           <w:p>
             <w:pPr>
+              <w:cnfStyle w:val="000000010000" w:firstRow="0" w:lastRow="0" w:firstColumn="0" w:lastColumn="0" w:oddVBand="0" w:evenVBand="0" w:oddHBand="0" w:evenHBand="1" w:firstRowFirstColumn="0" w:firstRowLastColumn="0" w:lastRowFirstColumn="0" w:lastRowLastColumn="0"/>
               <w:rPr>
                 <w:lang w:val="es-EC"/>
               </w:rPr>
@@ -572,10 +2177,12 @@
       </w:tr>
       <w:tr>
         <w:trPr>
+          <w:cnfStyle w:val="000000100000" w:firstRow="0" w:lastRow="0" w:firstColumn="0" w:lastColumn="0" w:oddVBand="0" w:evenVBand="0" w:oddHBand="1" w:evenHBand="0" w:firstRowFirstColumn="0" w:firstRowLastColumn="0" w:lastRowFirstColumn="0" w:lastRowLastColumn="0"/>
           <w:jc w:val="center"/>
         </w:trPr>
         <w:tc>
           <w:tcPr>
+            <w:cnfStyle w:val="001000000000" w:firstRow="0" w:lastRow="0" w:firstColumn="1" w:lastColumn="0" w:oddVBand="0" w:evenVBand="0" w:oddHBand="0" w:evenHBand="0" w:firstRowFirstColumn="0" w:firstRowLastColumn="0" w:lastRowFirstColumn="0" w:lastRowLastColumn="0"/>
             <w:tcW w:w="1984" w:type="dxa"/>
           </w:tcPr>
           <w:p>
@@ -614,6 +2221,9 @@
             <w:tcW w:w="1701" w:type="dxa"/>
           </w:tcPr>
           <w:p>
+            <w:pPr>
+              <w:cnfStyle w:val="000000100000" w:firstRow="0" w:lastRow="0" w:firstColumn="0" w:lastColumn="0" w:oddVBand="0" w:evenVBand="0" w:oddHBand="1" w:evenHBand="0" w:firstRowFirstColumn="0" w:firstRowLastColumn="0" w:lastRowFirstColumn="0" w:lastRowLastColumn="0"/>
+            </w:pPr>
             <w:r>
               <w:rPr>
                 <w:sz w:val="19"/>
@@ -628,6 +2238,7 @@
           </w:tcPr>
           <w:p>
             <w:pPr>
+              <w:cnfStyle w:val="000000100000" w:firstRow="0" w:lastRow="0" w:firstColumn="0" w:lastColumn="0" w:oddVBand="0" w:evenVBand="0" w:oddHBand="1" w:evenHBand="0" w:firstRowFirstColumn="0" w:firstRowLastColumn="0" w:lastRowFirstColumn="0" w:lastRowLastColumn="0"/>
               <w:rPr>
                 <w:lang w:val="es-EC"/>
               </w:rPr>
@@ -721,6 +2332,7 @@
           <w:lang w:val="es-EC"/>
         </w:rPr>
       </w:pPr>
+      <w:bookmarkStart w:id="2" w:name="_Toc235908442"/>
       <w:r>
         <w:rPr>
           <w:lang w:val="es-EC"/>
@@ -741,6 +2353,7 @@
         </w:rPr>
         <w:t xml:space="preserve"> tecnológico</w:t>
       </w:r>
+      <w:bookmarkEnd w:id="2"/>
     </w:p>
     <w:p>
       <w:pPr>
@@ -752,13 +2365,7 @@
         <w:rPr>
           <w:lang w:val="es-EC"/>
         </w:rPr>
-        <w:t>Las versiones listadas a continuación se extrajeron directamente d</w:t>
-      </w:r>
-      <w:r>
-        <w:rPr>
-          <w:lang w:val="es-EC"/>
-        </w:rPr>
-        <w:t xml:space="preserve">e los archivos </w:t>
+        <w:t xml:space="preserve">Las versiones listadas a continuación se extrajeron directamente de los archivos </w:t>
       </w:r>
       <w:proofErr w:type="spellStart"/>
       <w:r>
@@ -807,6 +2414,7 @@
       <w:pPr>
         <w:pStyle w:val="Ttulo2"/>
       </w:pPr>
+      <w:bookmarkStart w:id="3" w:name="_Toc235908443"/>
       <w:r>
         <w:t xml:space="preserve">2.1 </w:t>
       </w:r>
@@ -814,11 +2422,12 @@
       <w:r>
         <w:t>api-integra-esavi</w:t>
       </w:r>
+      <w:bookmarkEnd w:id="3"/>
       <w:proofErr w:type="spellEnd"/>
     </w:p>
     <w:tbl>
       <w:tblPr>
-        <w:tblStyle w:val="Tablaconcuadrcula"/>
+        <w:tblStyle w:val="Cuadrculaclara-nfasis1"/>
         <w:tblW w:w="0" w:type="auto"/>
         <w:jc w:val="center"/>
         <w:tblLook w:val="04A0" w:firstRow="1" w:lastRow="0" w:firstColumn="1" w:lastColumn="0" w:noHBand="0" w:noVBand="1"/>
@@ -830,17 +2439,18 @@
       </w:tblGrid>
       <w:tr>
         <w:trPr>
+          <w:cnfStyle w:val="100000000000" w:firstRow="1" w:lastRow="0" w:firstColumn="0" w:lastColumn="0" w:oddVBand="0" w:evenVBand="0" w:oddHBand="0" w:evenHBand="0" w:firstRowFirstColumn="0" w:firstRowLastColumn="0" w:lastRowFirstColumn="0" w:lastRowLastColumn="0"/>
           <w:jc w:val="center"/>
         </w:trPr>
         <w:tc>
           <w:tcPr>
+            <w:cnfStyle w:val="001000000000" w:firstRow="0" w:lastRow="0" w:firstColumn="1" w:lastColumn="0" w:oddVBand="0" w:evenVBand="0" w:oddHBand="0" w:evenHBand="0" w:firstRowFirstColumn="0" w:firstRowLastColumn="0" w:lastRowFirstColumn="0" w:lastRowLastColumn="0"/>
             <w:tcW w:w="2268" w:type="dxa"/>
             <w:shd w:val="clear" w:color="auto" w:fill="4472C4"/>
           </w:tcPr>
           <w:p>
             <w:r>
               <w:rPr>
-                <w:b/>
                 <w:color w:val="FFFFFF"/>
                 <w:sz w:val="20"/>
               </w:rPr>
@@ -854,9 +2464,11 @@
             <w:shd w:val="clear" w:color="auto" w:fill="4472C4"/>
           </w:tcPr>
           <w:p>
-            <w:r>
-              <w:rPr>
-                <w:b/>
+            <w:pPr>
+              <w:cnfStyle w:val="100000000000" w:firstRow="1" w:lastRow="0" w:firstColumn="0" w:lastColumn="0" w:oddVBand="0" w:evenVBand="0" w:oddHBand="0" w:evenHBand="0" w:firstRowFirstColumn="0" w:firstRowLastColumn="0" w:lastRowFirstColumn="0" w:lastRowLastColumn="0"/>
+            </w:pPr>
+            <w:r>
+              <w:rPr>
                 <w:color w:val="FFFFFF"/>
                 <w:sz w:val="20"/>
               </w:rPr>
@@ -870,9 +2482,11 @@
             <w:shd w:val="clear" w:color="auto" w:fill="4472C4"/>
           </w:tcPr>
           <w:p>
-            <w:r>
-              <w:rPr>
-                <w:b/>
+            <w:pPr>
+              <w:cnfStyle w:val="100000000000" w:firstRow="1" w:lastRow="0" w:firstColumn="0" w:lastColumn="0" w:oddVBand="0" w:evenVBand="0" w:oddHBand="0" w:evenHBand="0" w:firstRowFirstColumn="0" w:firstRowLastColumn="0" w:lastRowFirstColumn="0" w:lastRowLastColumn="0"/>
+            </w:pPr>
+            <w:r>
+              <w:rPr>
                 <w:color w:val="FFFFFF"/>
                 <w:sz w:val="20"/>
               </w:rPr>
@@ -883,10 +2497,12 @@
       </w:tr>
       <w:tr>
         <w:trPr>
+          <w:cnfStyle w:val="000000100000" w:firstRow="0" w:lastRow="0" w:firstColumn="0" w:lastColumn="0" w:oddVBand="0" w:evenVBand="0" w:oddHBand="1" w:evenHBand="0" w:firstRowFirstColumn="0" w:firstRowLastColumn="0" w:lastRowFirstColumn="0" w:lastRowLastColumn="0"/>
           <w:jc w:val="center"/>
         </w:trPr>
         <w:tc>
           <w:tcPr>
+            <w:cnfStyle w:val="001000000000" w:firstRow="0" w:lastRow="0" w:firstColumn="1" w:lastColumn="0" w:oddVBand="0" w:evenVBand="0" w:oddHBand="0" w:evenHBand="0" w:firstRowFirstColumn="0" w:firstRowLastColumn="0" w:lastRowFirstColumn="0" w:lastRowLastColumn="0"/>
             <w:tcW w:w="2268" w:type="dxa"/>
           </w:tcPr>
           <w:p>
@@ -903,6 +2519,9 @@
             <w:tcW w:w="2551" w:type="dxa"/>
           </w:tcPr>
           <w:p>
+            <w:pPr>
+              <w:cnfStyle w:val="000000100000" w:firstRow="0" w:lastRow="0" w:firstColumn="0" w:lastColumn="0" w:oddVBand="0" w:evenVBand="0" w:oddHBand="1" w:evenHBand="0" w:firstRowFirstColumn="0" w:firstRowLastColumn="0" w:lastRowFirstColumn="0" w:lastRowLastColumn="0"/>
+            </w:pPr>
             <w:r>
               <w:rPr>
                 <w:sz w:val="19"/>
@@ -916,6 +2535,9 @@
             <w:tcW w:w="3685" w:type="dxa"/>
           </w:tcPr>
           <w:p>
+            <w:pPr>
+              <w:cnfStyle w:val="000000100000" w:firstRow="0" w:lastRow="0" w:firstColumn="0" w:lastColumn="0" w:oddVBand="0" w:evenVBand="0" w:oddHBand="1" w:evenHBand="0" w:firstRowFirstColumn="0" w:firstRowLastColumn="0" w:lastRowFirstColumn="0" w:lastRowLastColumn="0"/>
+            </w:pPr>
             <w:r>
               <w:rPr>
                 <w:sz w:val="19"/>
@@ -927,10 +2549,12 @@
       </w:tr>
       <w:tr>
         <w:trPr>
+          <w:cnfStyle w:val="000000010000" w:firstRow="0" w:lastRow="0" w:firstColumn="0" w:lastColumn="0" w:oddVBand="0" w:evenVBand="0" w:oddHBand="0" w:evenHBand="1" w:firstRowFirstColumn="0" w:firstRowLastColumn="0" w:lastRowFirstColumn="0" w:lastRowLastColumn="0"/>
           <w:jc w:val="center"/>
         </w:trPr>
         <w:tc>
           <w:tcPr>
+            <w:cnfStyle w:val="001000000000" w:firstRow="0" w:lastRow="0" w:firstColumn="1" w:lastColumn="0" w:oddVBand="0" w:evenVBand="0" w:oddHBand="0" w:evenHBand="0" w:firstRowFirstColumn="0" w:firstRowLastColumn="0" w:lastRowFirstColumn="0" w:lastRowLastColumn="0"/>
             <w:tcW w:w="2268" w:type="dxa"/>
           </w:tcPr>
           <w:p>
@@ -947,6 +2571,9 @@
             <w:tcW w:w="2551" w:type="dxa"/>
           </w:tcPr>
           <w:p>
+            <w:pPr>
+              <w:cnfStyle w:val="000000010000" w:firstRow="0" w:lastRow="0" w:firstColumn="0" w:lastColumn="0" w:oddVBand="0" w:evenVBand="0" w:oddHBand="0" w:evenHBand="1" w:firstRowFirstColumn="0" w:firstRowLastColumn="0" w:lastRowFirstColumn="0" w:lastRowLastColumn="0"/>
+            </w:pPr>
             <w:r>
               <w:rPr>
                 <w:sz w:val="19"/>
@@ -960,27 +2587,26 @@
             <w:tcW w:w="3685" w:type="dxa"/>
           </w:tcPr>
           <w:p>
-            <w:r>
-              <w:rPr>
-                <w:sz w:val="19"/>
-              </w:rPr>
-              <w:t xml:space="preserve">Framework </w:t>
-            </w:r>
-            <w:r>
-              <w:rPr>
-                <w:sz w:val="19"/>
-              </w:rPr>
-              <w:t>backend (Express por debajo)</w:t>
+            <w:pPr>
+              <w:cnfStyle w:val="000000010000" w:firstRow="0" w:lastRow="0" w:firstColumn="0" w:lastColumn="0" w:oddVBand="0" w:evenVBand="0" w:oddHBand="0" w:evenHBand="1" w:firstRowFirstColumn="0" w:firstRowLastColumn="0" w:lastRowFirstColumn="0" w:lastRowLastColumn="0"/>
+            </w:pPr>
+            <w:r>
+              <w:rPr>
+                <w:sz w:val="19"/>
+              </w:rPr>
+              <w:t>Framework backend (Express por debajo)</w:t>
             </w:r>
           </w:p>
         </w:tc>
       </w:tr>
       <w:tr>
         <w:trPr>
+          <w:cnfStyle w:val="000000100000" w:firstRow="0" w:lastRow="0" w:firstColumn="0" w:lastColumn="0" w:oddVBand="0" w:evenVBand="0" w:oddHBand="1" w:evenHBand="0" w:firstRowFirstColumn="0" w:firstRowLastColumn="0" w:lastRowFirstColumn="0" w:lastRowLastColumn="0"/>
           <w:jc w:val="center"/>
         </w:trPr>
         <w:tc>
           <w:tcPr>
+            <w:cnfStyle w:val="001000000000" w:firstRow="0" w:lastRow="0" w:firstColumn="1" w:lastColumn="0" w:oddVBand="0" w:evenVBand="0" w:oddHBand="0" w:evenHBand="0" w:firstRowFirstColumn="0" w:firstRowLastColumn="0" w:lastRowFirstColumn="0" w:lastRowLastColumn="0"/>
             <w:tcW w:w="2268" w:type="dxa"/>
           </w:tcPr>
           <w:p>
@@ -997,6 +2623,9 @@
             <w:tcW w:w="2551" w:type="dxa"/>
           </w:tcPr>
           <w:p>
+            <w:pPr>
+              <w:cnfStyle w:val="000000100000" w:firstRow="0" w:lastRow="0" w:firstColumn="0" w:lastColumn="0" w:oddVBand="0" w:evenVBand="0" w:oddHBand="1" w:evenHBand="0" w:firstRowFirstColumn="0" w:firstRowLastColumn="0" w:lastRowFirstColumn="0" w:lastRowLastColumn="0"/>
+            </w:pPr>
             <w:r>
               <w:rPr>
                 <w:sz w:val="19"/>
@@ -1010,6 +2639,9 @@
             <w:tcW w:w="3685" w:type="dxa"/>
           </w:tcPr>
           <w:p>
+            <w:pPr>
+              <w:cnfStyle w:val="000000100000" w:firstRow="0" w:lastRow="0" w:firstColumn="0" w:lastColumn="0" w:oddVBand="0" w:evenVBand="0" w:oddHBand="1" w:evenHBand="0" w:firstRowFirstColumn="0" w:firstRowLastColumn="0" w:lastRowFirstColumn="0" w:lastRowLastColumn="0"/>
+            </w:pPr>
             <w:r>
               <w:rPr>
                 <w:sz w:val="19"/>
@@ -1021,10 +2653,12 @@
       </w:tr>
       <w:tr>
         <w:trPr>
+          <w:cnfStyle w:val="000000010000" w:firstRow="0" w:lastRow="0" w:firstColumn="0" w:lastColumn="0" w:oddVBand="0" w:evenVBand="0" w:oddHBand="0" w:evenHBand="1" w:firstRowFirstColumn="0" w:firstRowLastColumn="0" w:lastRowFirstColumn="0" w:lastRowLastColumn="0"/>
           <w:jc w:val="center"/>
         </w:trPr>
         <w:tc>
           <w:tcPr>
+            <w:cnfStyle w:val="001000000000" w:firstRow="0" w:lastRow="0" w:firstColumn="1" w:lastColumn="0" w:oddVBand="0" w:evenVBand="0" w:oddHBand="0" w:evenHBand="0" w:firstRowFirstColumn="0" w:firstRowLastColumn="0" w:lastRowFirstColumn="0" w:lastRowLastColumn="0"/>
             <w:tcW w:w="2268" w:type="dxa"/>
           </w:tcPr>
           <w:p>
@@ -1041,6 +2675,9 @@
             <w:tcW w:w="2551" w:type="dxa"/>
           </w:tcPr>
           <w:p>
+            <w:pPr>
+              <w:cnfStyle w:val="000000010000" w:firstRow="0" w:lastRow="0" w:firstColumn="0" w:lastColumn="0" w:oddVBand="0" w:evenVBand="0" w:oddHBand="0" w:evenHBand="1" w:firstRowFirstColumn="0" w:firstRowLastColumn="0" w:lastRowFirstColumn="0" w:lastRowLastColumn="0"/>
+            </w:pPr>
             <w:r>
               <w:rPr>
                 <w:sz w:val="19"/>
@@ -1054,6 +2691,9 @@
             <w:tcW w:w="3685" w:type="dxa"/>
           </w:tcPr>
           <w:p>
+            <w:pPr>
+              <w:cnfStyle w:val="000000010000" w:firstRow="0" w:lastRow="0" w:firstColumn="0" w:lastColumn="0" w:oddVBand="0" w:evenVBand="0" w:oddHBand="0" w:evenHBand="1" w:firstRowFirstColumn="0" w:firstRowLastColumn="0" w:lastRowFirstColumn="0" w:lastRowLastColumn="0"/>
+            </w:pPr>
             <w:r>
               <w:rPr>
                 <w:sz w:val="19"/>
@@ -1065,10 +2705,12 @@
       </w:tr>
       <w:tr>
         <w:trPr>
+          <w:cnfStyle w:val="000000100000" w:firstRow="0" w:lastRow="0" w:firstColumn="0" w:lastColumn="0" w:oddVBand="0" w:evenVBand="0" w:oddHBand="1" w:evenHBand="0" w:firstRowFirstColumn="0" w:firstRowLastColumn="0" w:lastRowFirstColumn="0" w:lastRowLastColumn="0"/>
           <w:jc w:val="center"/>
         </w:trPr>
         <w:tc>
           <w:tcPr>
+            <w:cnfStyle w:val="001000000000" w:firstRow="0" w:lastRow="0" w:firstColumn="1" w:lastColumn="0" w:oddVBand="0" w:evenVBand="0" w:oddHBand="0" w:evenHBand="0" w:firstRowFirstColumn="0" w:firstRowLastColumn="0" w:lastRowFirstColumn="0" w:lastRowLastColumn="0"/>
             <w:tcW w:w="2268" w:type="dxa"/>
           </w:tcPr>
           <w:p>
@@ -1085,6 +2727,9 @@
             <w:tcW w:w="2551" w:type="dxa"/>
           </w:tcPr>
           <w:p>
+            <w:pPr>
+              <w:cnfStyle w:val="000000100000" w:firstRow="0" w:lastRow="0" w:firstColumn="0" w:lastColumn="0" w:oddVBand="0" w:evenVBand="0" w:oddHBand="1" w:evenHBand="0" w:firstRowFirstColumn="0" w:firstRowLastColumn="0" w:lastRowFirstColumn="0" w:lastRowLastColumn="0"/>
+            </w:pPr>
             <w:r>
               <w:rPr>
                 <w:sz w:val="19"/>
@@ -1098,6 +2743,9 @@
             <w:tcW w:w="3685" w:type="dxa"/>
           </w:tcPr>
           <w:p>
+            <w:pPr>
+              <w:cnfStyle w:val="000000100000" w:firstRow="0" w:lastRow="0" w:firstColumn="0" w:lastColumn="0" w:oddVBand="0" w:evenVBand="0" w:oddHBand="1" w:evenHBand="0" w:firstRowFirstColumn="0" w:firstRowLastColumn="0" w:lastRowFirstColumn="0" w:lastRowLastColumn="0"/>
+            </w:pPr>
             <w:r>
               <w:rPr>
                 <w:sz w:val="19"/>
@@ -1109,10 +2757,12 @@
       </w:tr>
       <w:tr>
         <w:trPr>
+          <w:cnfStyle w:val="000000010000" w:firstRow="0" w:lastRow="0" w:firstColumn="0" w:lastColumn="0" w:oddVBand="0" w:evenVBand="0" w:oddHBand="0" w:evenHBand="1" w:firstRowFirstColumn="0" w:firstRowLastColumn="0" w:lastRowFirstColumn="0" w:lastRowLastColumn="0"/>
           <w:jc w:val="center"/>
         </w:trPr>
         <w:tc>
           <w:tcPr>
+            <w:cnfStyle w:val="001000000000" w:firstRow="0" w:lastRow="0" w:firstColumn="1" w:lastColumn="0" w:oddVBand="0" w:evenVBand="0" w:oddHBand="0" w:evenHBand="0" w:firstRowFirstColumn="0" w:firstRowLastColumn="0" w:lastRowFirstColumn="0" w:lastRowLastColumn="0"/>
             <w:tcW w:w="2268" w:type="dxa"/>
           </w:tcPr>
           <w:p>
@@ -1129,6 +2779,9 @@
             <w:tcW w:w="2551" w:type="dxa"/>
           </w:tcPr>
           <w:p>
+            <w:pPr>
+              <w:cnfStyle w:val="000000010000" w:firstRow="0" w:lastRow="0" w:firstColumn="0" w:lastColumn="0" w:oddVBand="0" w:evenVBand="0" w:oddHBand="0" w:evenHBand="1" w:firstRowFirstColumn="0" w:firstRowLastColumn="0" w:lastRowFirstColumn="0" w:lastRowLastColumn="0"/>
+            </w:pPr>
             <w:r>
               <w:rPr>
                 <w:sz w:val="19"/>
@@ -1143,6 +2796,7 @@
           </w:tcPr>
           <w:p>
             <w:pPr>
+              <w:cnfStyle w:val="000000010000" w:firstRow="0" w:lastRow="0" w:firstColumn="0" w:lastColumn="0" w:oddVBand="0" w:evenVBand="0" w:oddHBand="0" w:evenHBand="1" w:firstRowFirstColumn="0" w:firstRowLastColumn="0" w:lastRowFirstColumn="0" w:lastRowLastColumn="0"/>
               <w:rPr>
                 <w:lang w:val="es-EC"/>
               </w:rPr>
@@ -1159,10 +2813,12 @@
       </w:tr>
       <w:tr>
         <w:trPr>
+          <w:cnfStyle w:val="000000100000" w:firstRow="0" w:lastRow="0" w:firstColumn="0" w:lastColumn="0" w:oddVBand="0" w:evenVBand="0" w:oddHBand="1" w:evenHBand="0" w:firstRowFirstColumn="0" w:firstRowLastColumn="0" w:lastRowFirstColumn="0" w:lastRowLastColumn="0"/>
           <w:jc w:val="center"/>
         </w:trPr>
         <w:tc>
           <w:tcPr>
+            <w:cnfStyle w:val="001000000000" w:firstRow="0" w:lastRow="0" w:firstColumn="1" w:lastColumn="0" w:oddVBand="0" w:evenVBand="0" w:oddHBand="0" w:evenHBand="0" w:firstRowFirstColumn="0" w:firstRowLastColumn="0" w:lastRowFirstColumn="0" w:lastRowLastColumn="0"/>
             <w:tcW w:w="2268" w:type="dxa"/>
           </w:tcPr>
           <w:p>
@@ -1201,6 +2857,9 @@
             <w:tcW w:w="2551" w:type="dxa"/>
           </w:tcPr>
           <w:p>
+            <w:pPr>
+              <w:cnfStyle w:val="000000100000" w:firstRow="0" w:lastRow="0" w:firstColumn="0" w:lastColumn="0" w:oddVBand="0" w:evenVBand="0" w:oddHBand="1" w:evenHBand="0" w:firstRowFirstColumn="0" w:firstRowLastColumn="0" w:lastRowFirstColumn="0" w:lastRowLastColumn="0"/>
+            </w:pPr>
             <w:r>
               <w:rPr>
                 <w:sz w:val="19"/>
@@ -1215,6 +2874,7 @@
           </w:tcPr>
           <w:p>
             <w:pPr>
+              <w:cnfStyle w:val="000000100000" w:firstRow="0" w:lastRow="0" w:firstColumn="0" w:lastColumn="0" w:oddVBand="0" w:evenVBand="0" w:oddHBand="1" w:evenHBand="0" w:firstRowFirstColumn="0" w:firstRowLastColumn="0" w:lastRowFirstColumn="0" w:lastRowLastColumn="0"/>
               <w:rPr>
                 <w:lang w:val="es-EC"/>
               </w:rPr>
@@ -1272,10 +2932,12 @@
       </w:tr>
       <w:tr>
         <w:trPr>
+          <w:cnfStyle w:val="000000010000" w:firstRow="0" w:lastRow="0" w:firstColumn="0" w:lastColumn="0" w:oddVBand="0" w:evenVBand="0" w:oddHBand="0" w:evenHBand="1" w:firstRowFirstColumn="0" w:firstRowLastColumn="0" w:lastRowFirstColumn="0" w:lastRowLastColumn="0"/>
           <w:jc w:val="center"/>
         </w:trPr>
         <w:tc>
           <w:tcPr>
+            <w:cnfStyle w:val="001000000000" w:firstRow="0" w:lastRow="0" w:firstColumn="1" w:lastColumn="0" w:oddVBand="0" w:evenVBand="0" w:oddHBand="0" w:evenHBand="0" w:firstRowFirstColumn="0" w:firstRowLastColumn="0" w:lastRowFirstColumn="0" w:lastRowLastColumn="0"/>
             <w:tcW w:w="2268" w:type="dxa"/>
           </w:tcPr>
           <w:p>
@@ -1300,6 +2962,9 @@
             <w:tcW w:w="2551" w:type="dxa"/>
           </w:tcPr>
           <w:p>
+            <w:pPr>
+              <w:cnfStyle w:val="000000010000" w:firstRow="0" w:lastRow="0" w:firstColumn="0" w:lastColumn="0" w:oddVBand="0" w:evenVBand="0" w:oddHBand="0" w:evenHBand="1" w:firstRowFirstColumn="0" w:firstRowLastColumn="0" w:lastRowFirstColumn="0" w:lastRowLastColumn="0"/>
+            </w:pPr>
             <w:r>
               <w:rPr>
                 <w:sz w:val="19"/>
@@ -1314,6 +2979,7 @@
           </w:tcPr>
           <w:p>
             <w:pPr>
+              <w:cnfStyle w:val="000000010000" w:firstRow="0" w:lastRow="0" w:firstColumn="0" w:lastColumn="0" w:oddVBand="0" w:evenVBand="0" w:oddHBand="0" w:evenHBand="1" w:firstRowFirstColumn="0" w:firstRowLastColumn="0" w:lastRowFirstColumn="0" w:lastRowLastColumn="0"/>
               <w:rPr>
                 <w:lang w:val="es-EC"/>
               </w:rPr>
@@ -1330,10 +2996,12 @@
       </w:tr>
       <w:tr>
         <w:trPr>
+          <w:cnfStyle w:val="000000100000" w:firstRow="0" w:lastRow="0" w:firstColumn="0" w:lastColumn="0" w:oddVBand="0" w:evenVBand="0" w:oddHBand="1" w:evenHBand="0" w:firstRowFirstColumn="0" w:firstRowLastColumn="0" w:lastRowFirstColumn="0" w:lastRowLastColumn="0"/>
           <w:jc w:val="center"/>
         </w:trPr>
         <w:tc>
           <w:tcPr>
+            <w:cnfStyle w:val="001000000000" w:firstRow="0" w:lastRow="0" w:firstColumn="1" w:lastColumn="0" w:oddVBand="0" w:evenVBand="0" w:oddHBand="0" w:evenHBand="0" w:firstRowFirstColumn="0" w:firstRowLastColumn="0" w:lastRowFirstColumn="0" w:lastRowLastColumn="0"/>
             <w:tcW w:w="2268" w:type="dxa"/>
           </w:tcPr>
           <w:p>
@@ -1364,6 +3032,9 @@
             <w:tcW w:w="2551" w:type="dxa"/>
           </w:tcPr>
           <w:p>
+            <w:pPr>
+              <w:cnfStyle w:val="000000100000" w:firstRow="0" w:lastRow="0" w:firstColumn="0" w:lastColumn="0" w:oddVBand="0" w:evenVBand="0" w:oddHBand="1" w:evenHBand="0" w:firstRowFirstColumn="0" w:firstRowLastColumn="0" w:lastRowFirstColumn="0" w:lastRowLastColumn="0"/>
+            </w:pPr>
             <w:r>
               <w:rPr>
                 <w:sz w:val="19"/>
@@ -1377,6 +3048,9 @@
             <w:tcW w:w="3685" w:type="dxa"/>
           </w:tcPr>
           <w:p>
+            <w:pPr>
+              <w:cnfStyle w:val="000000100000" w:firstRow="0" w:lastRow="0" w:firstColumn="0" w:lastColumn="0" w:oddVBand="0" w:evenVBand="0" w:oddHBand="1" w:evenHBand="0" w:firstRowFirstColumn="0" w:firstRowLastColumn="0" w:lastRowFirstColumn="0" w:lastRowLastColumn="0"/>
+            </w:pPr>
             <w:r>
               <w:rPr>
                 <w:sz w:val="19"/>
@@ -1388,10 +3062,12 @@
       </w:tr>
       <w:tr>
         <w:trPr>
+          <w:cnfStyle w:val="000000010000" w:firstRow="0" w:lastRow="0" w:firstColumn="0" w:lastColumn="0" w:oddVBand="0" w:evenVBand="0" w:oddHBand="0" w:evenHBand="1" w:firstRowFirstColumn="0" w:firstRowLastColumn="0" w:lastRowFirstColumn="0" w:lastRowLastColumn="0"/>
           <w:jc w:val="center"/>
         </w:trPr>
         <w:tc>
           <w:tcPr>
+            <w:cnfStyle w:val="001000000000" w:firstRow="0" w:lastRow="0" w:firstColumn="1" w:lastColumn="0" w:oddVBand="0" w:evenVBand="0" w:oddHBand="0" w:evenHBand="0" w:firstRowFirstColumn="0" w:firstRowLastColumn="0" w:lastRowFirstColumn="0" w:lastRowLastColumn="0"/>
             <w:tcW w:w="2268" w:type="dxa"/>
           </w:tcPr>
           <w:p>
@@ -1408,6 +3084,9 @@
             <w:tcW w:w="2551" w:type="dxa"/>
           </w:tcPr>
           <w:p>
+            <w:pPr>
+              <w:cnfStyle w:val="000000010000" w:firstRow="0" w:lastRow="0" w:firstColumn="0" w:lastColumn="0" w:oddVBand="0" w:evenVBand="0" w:oddHBand="0" w:evenHBand="1" w:firstRowFirstColumn="0" w:firstRowLastColumn="0" w:lastRowFirstColumn="0" w:lastRowLastColumn="0"/>
+            </w:pPr>
             <w:r>
               <w:rPr>
                 <w:sz w:val="19"/>
@@ -1422,6 +3101,7 @@
           </w:tcPr>
           <w:p>
             <w:pPr>
+              <w:cnfStyle w:val="000000010000" w:firstRow="0" w:lastRow="0" w:firstColumn="0" w:lastColumn="0" w:oddVBand="0" w:evenVBand="0" w:oddHBand="0" w:evenHBand="1" w:firstRowFirstColumn="0" w:firstRowLastColumn="0" w:lastRowFirstColumn="0" w:lastRowLastColumn="0"/>
               <w:rPr>
                 <w:lang w:val="es-EC"/>
               </w:rPr>
@@ -1470,10 +3150,12 @@
       </w:tr>
       <w:tr>
         <w:trPr>
+          <w:cnfStyle w:val="000000100000" w:firstRow="0" w:lastRow="0" w:firstColumn="0" w:lastColumn="0" w:oddVBand="0" w:evenVBand="0" w:oddHBand="1" w:evenHBand="0" w:firstRowFirstColumn="0" w:firstRowLastColumn="0" w:lastRowFirstColumn="0" w:lastRowLastColumn="0"/>
           <w:jc w:val="center"/>
         </w:trPr>
         <w:tc>
           <w:tcPr>
+            <w:cnfStyle w:val="001000000000" w:firstRow="0" w:lastRow="0" w:firstColumn="1" w:lastColumn="0" w:oddVBand="0" w:evenVBand="0" w:oddHBand="0" w:evenHBand="0" w:firstRowFirstColumn="0" w:firstRowLastColumn="0" w:lastRowFirstColumn="0" w:lastRowLastColumn="0"/>
             <w:tcW w:w="2268" w:type="dxa"/>
           </w:tcPr>
           <w:p>
@@ -1490,6 +3172,9 @@
             <w:tcW w:w="2551" w:type="dxa"/>
           </w:tcPr>
           <w:p>
+            <w:pPr>
+              <w:cnfStyle w:val="000000100000" w:firstRow="0" w:lastRow="0" w:firstColumn="0" w:lastColumn="0" w:oddVBand="0" w:evenVBand="0" w:oddHBand="1" w:evenHBand="0" w:firstRowFirstColumn="0" w:firstRowLastColumn="0" w:lastRowFirstColumn="0" w:lastRowLastColumn="0"/>
+            </w:pPr>
             <w:r>
               <w:rPr>
                 <w:sz w:val="19"/>
@@ -1504,6 +3189,7 @@
           </w:tcPr>
           <w:p>
             <w:pPr>
+              <w:cnfStyle w:val="000000100000" w:firstRow="0" w:lastRow="0" w:firstColumn="0" w:lastColumn="0" w:oddVBand="0" w:evenVBand="0" w:oddHBand="1" w:evenHBand="0" w:firstRowFirstColumn="0" w:firstRowLastColumn="0" w:lastRowFirstColumn="0" w:lastRowLastColumn="0"/>
               <w:rPr>
                 <w:lang w:val="es-EC"/>
               </w:rPr>
@@ -1561,10 +3247,12 @@
       </w:tr>
       <w:tr>
         <w:trPr>
+          <w:cnfStyle w:val="000000010000" w:firstRow="0" w:lastRow="0" w:firstColumn="0" w:lastColumn="0" w:oddVBand="0" w:evenVBand="0" w:oddHBand="0" w:evenHBand="1" w:firstRowFirstColumn="0" w:firstRowLastColumn="0" w:lastRowFirstColumn="0" w:lastRowLastColumn="0"/>
           <w:jc w:val="center"/>
         </w:trPr>
         <w:tc>
           <w:tcPr>
+            <w:cnfStyle w:val="001000000000" w:firstRow="0" w:lastRow="0" w:firstColumn="1" w:lastColumn="0" w:oddVBand="0" w:evenVBand="0" w:oddHBand="0" w:evenHBand="0" w:firstRowFirstColumn="0" w:firstRowLastColumn="0" w:lastRowFirstColumn="0" w:lastRowLastColumn="0"/>
             <w:tcW w:w="2268" w:type="dxa"/>
           </w:tcPr>
           <w:p>
@@ -1595,6 +3283,9 @@
             <w:tcW w:w="2551" w:type="dxa"/>
           </w:tcPr>
           <w:p>
+            <w:pPr>
+              <w:cnfStyle w:val="000000010000" w:firstRow="0" w:lastRow="0" w:firstColumn="0" w:lastColumn="0" w:oddVBand="0" w:evenVBand="0" w:oddHBand="0" w:evenHBand="1" w:firstRowFirstColumn="0" w:firstRowLastColumn="0" w:lastRowFirstColumn="0" w:lastRowLastColumn="0"/>
+            </w:pPr>
             <w:r>
               <w:rPr>
                 <w:sz w:val="19"/>
@@ -1608,6 +3299,9 @@
             <w:tcW w:w="3685" w:type="dxa"/>
           </w:tcPr>
           <w:p>
+            <w:pPr>
+              <w:cnfStyle w:val="000000010000" w:firstRow="0" w:lastRow="0" w:firstColumn="0" w:lastColumn="0" w:oddVBand="0" w:evenVBand="0" w:oddHBand="0" w:evenHBand="1" w:firstRowFirstColumn="0" w:firstRowLastColumn="0" w:lastRowFirstColumn="0" w:lastRowLastColumn="0"/>
+            </w:pPr>
             <w:r>
               <w:rPr>
                 <w:sz w:val="19"/>
@@ -1619,10 +3313,12 @@
       </w:tr>
       <w:tr>
         <w:trPr>
+          <w:cnfStyle w:val="000000100000" w:firstRow="0" w:lastRow="0" w:firstColumn="0" w:lastColumn="0" w:oddVBand="0" w:evenVBand="0" w:oddHBand="1" w:evenHBand="0" w:firstRowFirstColumn="0" w:firstRowLastColumn="0" w:lastRowFirstColumn="0" w:lastRowLastColumn="0"/>
           <w:jc w:val="center"/>
         </w:trPr>
         <w:tc>
           <w:tcPr>
+            <w:cnfStyle w:val="001000000000" w:firstRow="0" w:lastRow="0" w:firstColumn="1" w:lastColumn="0" w:oddVBand="0" w:evenVBand="0" w:oddHBand="0" w:evenHBand="0" w:firstRowFirstColumn="0" w:firstRowLastColumn="0" w:lastRowFirstColumn="0" w:lastRowLastColumn="0"/>
             <w:tcW w:w="2268" w:type="dxa"/>
           </w:tcPr>
           <w:p>
@@ -1639,6 +3335,9 @@
             <w:tcW w:w="2551" w:type="dxa"/>
           </w:tcPr>
           <w:p>
+            <w:pPr>
+              <w:cnfStyle w:val="000000100000" w:firstRow="0" w:lastRow="0" w:firstColumn="0" w:lastColumn="0" w:oddVBand="0" w:evenVBand="0" w:oddHBand="1" w:evenHBand="0" w:firstRowFirstColumn="0" w:firstRowLastColumn="0" w:lastRowFirstColumn="0" w:lastRowLastColumn="0"/>
+            </w:pPr>
             <w:r>
               <w:rPr>
                 <w:sz w:val="19"/>
@@ -1653,6 +3352,7 @@
           </w:tcPr>
           <w:p>
             <w:pPr>
+              <w:cnfStyle w:val="000000100000" w:firstRow="0" w:lastRow="0" w:firstColumn="0" w:lastColumn="0" w:oddVBand="0" w:evenVBand="0" w:oddHBand="1" w:evenHBand="0" w:firstRowFirstColumn="0" w:firstRowLastColumn="0" w:lastRowFirstColumn="0" w:lastRowLastColumn="0"/>
               <w:rPr>
                 <w:lang w:val="es-EC"/>
               </w:rPr>
@@ -1685,10 +3385,12 @@
       </w:tr>
       <w:tr>
         <w:trPr>
+          <w:cnfStyle w:val="000000010000" w:firstRow="0" w:lastRow="0" w:firstColumn="0" w:lastColumn="0" w:oddVBand="0" w:evenVBand="0" w:oddHBand="0" w:evenHBand="1" w:firstRowFirstColumn="0" w:firstRowLastColumn="0" w:lastRowFirstColumn="0" w:lastRowLastColumn="0"/>
           <w:jc w:val="center"/>
         </w:trPr>
         <w:tc>
           <w:tcPr>
+            <w:cnfStyle w:val="001000000000" w:firstRow="0" w:lastRow="0" w:firstColumn="1" w:lastColumn="0" w:oddVBand="0" w:evenVBand="0" w:oddHBand="0" w:evenHBand="0" w:firstRowFirstColumn="0" w:firstRowLastColumn="0" w:lastRowFirstColumn="0" w:lastRowLastColumn="0"/>
             <w:tcW w:w="2268" w:type="dxa"/>
           </w:tcPr>
           <w:p>
@@ -1707,6 +3409,9 @@
             <w:tcW w:w="2551" w:type="dxa"/>
           </w:tcPr>
           <w:p>
+            <w:pPr>
+              <w:cnfStyle w:val="000000010000" w:firstRow="0" w:lastRow="0" w:firstColumn="0" w:lastColumn="0" w:oddVBand="0" w:evenVBand="0" w:oddHBand="0" w:evenHBand="1" w:firstRowFirstColumn="0" w:firstRowLastColumn="0" w:lastRowFirstColumn="0" w:lastRowLastColumn="0"/>
+            </w:pPr>
             <w:r>
               <w:rPr>
                 <w:sz w:val="19"/>
@@ -1720,6 +3425,9 @@
             <w:tcW w:w="3685" w:type="dxa"/>
           </w:tcPr>
           <w:p>
+            <w:pPr>
+              <w:cnfStyle w:val="000000010000" w:firstRow="0" w:lastRow="0" w:firstColumn="0" w:lastColumn="0" w:oddVBand="0" w:evenVBand="0" w:oddHBand="0" w:evenHBand="1" w:firstRowFirstColumn="0" w:firstRowLastColumn="0" w:lastRowFirstColumn="0" w:lastRowLastColumn="0"/>
+            </w:pPr>
             <w:r>
               <w:rPr>
                 <w:sz w:val="19"/>
@@ -1731,10 +3439,12 @@
       </w:tr>
       <w:tr>
         <w:trPr>
+          <w:cnfStyle w:val="000000100000" w:firstRow="0" w:lastRow="0" w:firstColumn="0" w:lastColumn="0" w:oddVBand="0" w:evenVBand="0" w:oddHBand="1" w:evenHBand="0" w:firstRowFirstColumn="0" w:firstRowLastColumn="0" w:lastRowFirstColumn="0" w:lastRowLastColumn="0"/>
           <w:jc w:val="center"/>
         </w:trPr>
         <w:tc>
           <w:tcPr>
+            <w:cnfStyle w:val="001000000000" w:firstRow="0" w:lastRow="0" w:firstColumn="1" w:lastColumn="0" w:oddVBand="0" w:evenVBand="0" w:oddHBand="0" w:evenHBand="0" w:firstRowFirstColumn="0" w:firstRowLastColumn="0" w:lastRowFirstColumn="0" w:lastRowLastColumn="0"/>
             <w:tcW w:w="2268" w:type="dxa"/>
           </w:tcPr>
           <w:p>
@@ -1751,6 +3461,9 @@
             <w:tcW w:w="2551" w:type="dxa"/>
           </w:tcPr>
           <w:p>
+            <w:pPr>
+              <w:cnfStyle w:val="000000100000" w:firstRow="0" w:lastRow="0" w:firstColumn="0" w:lastColumn="0" w:oddVBand="0" w:evenVBand="0" w:oddHBand="1" w:evenHBand="0" w:firstRowFirstColumn="0" w:firstRowLastColumn="0" w:lastRowFirstColumn="0" w:lastRowLastColumn="0"/>
+            </w:pPr>
             <w:r>
               <w:rPr>
                 <w:sz w:val="19"/>
@@ -1764,6 +3477,9 @@
             <w:tcW w:w="3685" w:type="dxa"/>
           </w:tcPr>
           <w:p>
+            <w:pPr>
+              <w:cnfStyle w:val="000000100000" w:firstRow="0" w:lastRow="0" w:firstColumn="0" w:lastColumn="0" w:oddVBand="0" w:evenVBand="0" w:oddHBand="1" w:evenHBand="0" w:firstRowFirstColumn="0" w:firstRowLastColumn="0" w:lastRowFirstColumn="0" w:lastRowLastColumn="0"/>
+            </w:pPr>
             <w:r>
               <w:rPr>
                 <w:sz w:val="19"/>
@@ -1775,10 +3491,12 @@
       </w:tr>
       <w:tr>
         <w:trPr>
+          <w:cnfStyle w:val="000000010000" w:firstRow="0" w:lastRow="0" w:firstColumn="0" w:lastColumn="0" w:oddVBand="0" w:evenVBand="0" w:oddHBand="0" w:evenHBand="1" w:firstRowFirstColumn="0" w:firstRowLastColumn="0" w:lastRowFirstColumn="0" w:lastRowLastColumn="0"/>
           <w:jc w:val="center"/>
         </w:trPr>
         <w:tc>
           <w:tcPr>
+            <w:cnfStyle w:val="001000000000" w:firstRow="0" w:lastRow="0" w:firstColumn="1" w:lastColumn="0" w:oddVBand="0" w:evenVBand="0" w:oddHBand="0" w:evenHBand="0" w:firstRowFirstColumn="0" w:firstRowLastColumn="0" w:lastRowFirstColumn="0" w:lastRowLastColumn="0"/>
             <w:tcW w:w="2268" w:type="dxa"/>
           </w:tcPr>
           <w:p>
@@ -1795,6 +3513,9 @@
             <w:tcW w:w="2551" w:type="dxa"/>
           </w:tcPr>
           <w:p>
+            <w:pPr>
+              <w:cnfStyle w:val="000000010000" w:firstRow="0" w:lastRow="0" w:firstColumn="0" w:lastColumn="0" w:oddVBand="0" w:evenVBand="0" w:oddHBand="0" w:evenHBand="1" w:firstRowFirstColumn="0" w:firstRowLastColumn="0" w:lastRowFirstColumn="0" w:lastRowLastColumn="0"/>
+            </w:pPr>
             <w:r>
               <w:rPr>
                 <w:sz w:val="19"/>
@@ -1809,6 +3530,7 @@
           </w:tcPr>
           <w:p>
             <w:pPr>
+              <w:cnfStyle w:val="000000010000" w:firstRow="0" w:lastRow="0" w:firstColumn="0" w:lastColumn="0" w:oddVBand="0" w:evenVBand="0" w:oddHBand="0" w:evenHBand="1" w:firstRowFirstColumn="0" w:firstRowLastColumn="0" w:lastRowFirstColumn="0" w:lastRowLastColumn="0"/>
               <w:rPr>
                 <w:lang w:val="es-EC"/>
               </w:rPr>
@@ -1844,8 +3566,8 @@
       <w:pPr>
         <w:pStyle w:val="Ttulo2"/>
       </w:pPr>
-      <w:r>
-        <w:lastRenderedPageBreak/>
+      <w:bookmarkStart w:id="4" w:name="_Toc235908444"/>
+      <w:r>
         <w:t>2.2 app-</w:t>
       </w:r>
       <w:proofErr w:type="spellStart"/>
@@ -1860,11 +3582,12 @@
       <w:r>
         <w:t>esavi</w:t>
       </w:r>
+      <w:bookmarkEnd w:id="4"/>
       <w:proofErr w:type="spellEnd"/>
     </w:p>
     <w:tbl>
       <w:tblPr>
-        <w:tblStyle w:val="Tablaconcuadrcula"/>
+        <w:tblStyle w:val="Cuadrculaclara-nfasis1"/>
         <w:tblW w:w="0" w:type="auto"/>
         <w:jc w:val="center"/>
         <w:tblLook w:val="04A0" w:firstRow="1" w:lastRow="0" w:firstColumn="1" w:lastColumn="0" w:noHBand="0" w:noVBand="1"/>
@@ -1876,17 +3599,18 @@
       </w:tblGrid>
       <w:tr>
         <w:trPr>
+          <w:cnfStyle w:val="100000000000" w:firstRow="1" w:lastRow="0" w:firstColumn="0" w:lastColumn="0" w:oddVBand="0" w:evenVBand="0" w:oddHBand="0" w:evenHBand="0" w:firstRowFirstColumn="0" w:firstRowLastColumn="0" w:lastRowFirstColumn="0" w:lastRowLastColumn="0"/>
           <w:jc w:val="center"/>
         </w:trPr>
         <w:tc>
           <w:tcPr>
+            <w:cnfStyle w:val="001000000000" w:firstRow="0" w:lastRow="0" w:firstColumn="1" w:lastColumn="0" w:oddVBand="0" w:evenVBand="0" w:oddHBand="0" w:evenHBand="0" w:firstRowFirstColumn="0" w:firstRowLastColumn="0" w:lastRowFirstColumn="0" w:lastRowLastColumn="0"/>
             <w:tcW w:w="2268" w:type="dxa"/>
             <w:shd w:val="clear" w:color="auto" w:fill="4472C4"/>
           </w:tcPr>
           <w:p>
             <w:r>
               <w:rPr>
-                <w:b/>
                 <w:color w:val="FFFFFF"/>
                 <w:sz w:val="20"/>
               </w:rPr>
@@ -1900,9 +3624,11 @@
             <w:shd w:val="clear" w:color="auto" w:fill="4472C4"/>
           </w:tcPr>
           <w:p>
-            <w:r>
-              <w:rPr>
-                <w:b/>
+            <w:pPr>
+              <w:cnfStyle w:val="100000000000" w:firstRow="1" w:lastRow="0" w:firstColumn="0" w:lastColumn="0" w:oddVBand="0" w:evenVBand="0" w:oddHBand="0" w:evenHBand="0" w:firstRowFirstColumn="0" w:firstRowLastColumn="0" w:lastRowFirstColumn="0" w:lastRowLastColumn="0"/>
+            </w:pPr>
+            <w:r>
+              <w:rPr>
                 <w:color w:val="FFFFFF"/>
                 <w:sz w:val="20"/>
               </w:rPr>
@@ -1916,9 +3642,11 @@
             <w:shd w:val="clear" w:color="auto" w:fill="4472C4"/>
           </w:tcPr>
           <w:p>
-            <w:r>
-              <w:rPr>
-                <w:b/>
+            <w:pPr>
+              <w:cnfStyle w:val="100000000000" w:firstRow="1" w:lastRow="0" w:firstColumn="0" w:lastColumn="0" w:oddVBand="0" w:evenVBand="0" w:oddHBand="0" w:evenHBand="0" w:firstRowFirstColumn="0" w:firstRowLastColumn="0" w:lastRowFirstColumn="0" w:lastRowLastColumn="0"/>
+            </w:pPr>
+            <w:r>
+              <w:rPr>
                 <w:color w:val="FFFFFF"/>
                 <w:sz w:val="20"/>
               </w:rPr>
@@ -1929,10 +3657,12 @@
       </w:tr>
       <w:tr>
         <w:trPr>
+          <w:cnfStyle w:val="000000100000" w:firstRow="0" w:lastRow="0" w:firstColumn="0" w:lastColumn="0" w:oddVBand="0" w:evenVBand="0" w:oddHBand="1" w:evenHBand="0" w:firstRowFirstColumn="0" w:firstRowLastColumn="0" w:lastRowFirstColumn="0" w:lastRowLastColumn="0"/>
           <w:jc w:val="center"/>
         </w:trPr>
         <w:tc>
           <w:tcPr>
+            <w:cnfStyle w:val="001000000000" w:firstRow="0" w:lastRow="0" w:firstColumn="1" w:lastColumn="0" w:oddVBand="0" w:evenVBand="0" w:oddHBand="0" w:evenHBand="0" w:firstRowFirstColumn="0" w:firstRowLastColumn="0" w:lastRowFirstColumn="0" w:lastRowLastColumn="0"/>
             <w:tcW w:w="2268" w:type="dxa"/>
           </w:tcPr>
           <w:p>
@@ -1949,6 +3679,9 @@
             <w:tcW w:w="2551" w:type="dxa"/>
           </w:tcPr>
           <w:p>
+            <w:pPr>
+              <w:cnfStyle w:val="000000100000" w:firstRow="0" w:lastRow="0" w:firstColumn="0" w:lastColumn="0" w:oddVBand="0" w:evenVBand="0" w:oddHBand="1" w:evenHBand="0" w:firstRowFirstColumn="0" w:firstRowLastColumn="0" w:lastRowFirstColumn="0" w:lastRowLastColumn="0"/>
+            </w:pPr>
             <w:r>
               <w:rPr>
                 <w:sz w:val="19"/>
@@ -1962,6 +3695,9 @@
             <w:tcW w:w="3685" w:type="dxa"/>
           </w:tcPr>
           <w:p>
+            <w:pPr>
+              <w:cnfStyle w:val="000000100000" w:firstRow="0" w:lastRow="0" w:firstColumn="0" w:lastColumn="0" w:oddVBand="0" w:evenVBand="0" w:oddHBand="1" w:evenHBand="0" w:firstRowFirstColumn="0" w:firstRowLastColumn="0" w:lastRowFirstColumn="0" w:lastRowLastColumn="0"/>
+            </w:pPr>
             <w:r>
               <w:rPr>
                 <w:sz w:val="19"/>
@@ -1973,10 +3709,12 @@
       </w:tr>
       <w:tr>
         <w:trPr>
+          <w:cnfStyle w:val="000000010000" w:firstRow="0" w:lastRow="0" w:firstColumn="0" w:lastColumn="0" w:oddVBand="0" w:evenVBand="0" w:oddHBand="0" w:evenHBand="1" w:firstRowFirstColumn="0" w:firstRowLastColumn="0" w:lastRowFirstColumn="0" w:lastRowLastColumn="0"/>
           <w:jc w:val="center"/>
         </w:trPr>
         <w:tc>
           <w:tcPr>
+            <w:cnfStyle w:val="001000000000" w:firstRow="0" w:lastRow="0" w:firstColumn="1" w:lastColumn="0" w:oddVBand="0" w:evenVBand="0" w:oddHBand="0" w:evenHBand="0" w:firstRowFirstColumn="0" w:firstRowLastColumn="0" w:lastRowFirstColumn="0" w:lastRowLastColumn="0"/>
             <w:tcW w:w="2268" w:type="dxa"/>
           </w:tcPr>
           <w:p>
@@ -1993,6 +3731,9 @@
             <w:tcW w:w="2551" w:type="dxa"/>
           </w:tcPr>
           <w:p>
+            <w:pPr>
+              <w:cnfStyle w:val="000000010000" w:firstRow="0" w:lastRow="0" w:firstColumn="0" w:lastColumn="0" w:oddVBand="0" w:evenVBand="0" w:oddHBand="0" w:evenHBand="1" w:firstRowFirstColumn="0" w:firstRowLastColumn="0" w:lastRowFirstColumn="0" w:lastRowLastColumn="0"/>
+            </w:pPr>
             <w:r>
               <w:rPr>
                 <w:sz w:val="19"/>
@@ -2007,6 +3748,7 @@
           </w:tcPr>
           <w:p>
             <w:pPr>
+              <w:cnfStyle w:val="000000010000" w:firstRow="0" w:lastRow="0" w:firstColumn="0" w:lastColumn="0" w:oddVBand="0" w:evenVBand="0" w:oddHBand="0" w:evenHBand="1" w:firstRowFirstColumn="0" w:firstRowLastColumn="0" w:lastRowFirstColumn="0" w:lastRowLastColumn="0"/>
               <w:rPr>
                 <w:lang w:val="es-EC"/>
               </w:rPr>
@@ -2023,10 +3765,12 @@
       </w:tr>
       <w:tr>
         <w:trPr>
+          <w:cnfStyle w:val="000000100000" w:firstRow="0" w:lastRow="0" w:firstColumn="0" w:lastColumn="0" w:oddVBand="0" w:evenVBand="0" w:oddHBand="1" w:evenHBand="0" w:firstRowFirstColumn="0" w:firstRowLastColumn="0" w:lastRowFirstColumn="0" w:lastRowLastColumn="0"/>
           <w:jc w:val="center"/>
         </w:trPr>
         <w:tc>
           <w:tcPr>
+            <w:cnfStyle w:val="001000000000" w:firstRow="0" w:lastRow="0" w:firstColumn="1" w:lastColumn="0" w:oddVBand="0" w:evenVBand="0" w:oddHBand="0" w:evenHBand="0" w:firstRowFirstColumn="0" w:firstRowLastColumn="0" w:lastRowFirstColumn="0" w:lastRowLastColumn="0"/>
             <w:tcW w:w="2268" w:type="dxa"/>
           </w:tcPr>
           <w:p>
@@ -2045,6 +3789,9 @@
             <w:tcW w:w="2551" w:type="dxa"/>
           </w:tcPr>
           <w:p>
+            <w:pPr>
+              <w:cnfStyle w:val="000000100000" w:firstRow="0" w:lastRow="0" w:firstColumn="0" w:lastColumn="0" w:oddVBand="0" w:evenVBand="0" w:oddHBand="1" w:evenHBand="0" w:firstRowFirstColumn="0" w:firstRowLastColumn="0" w:lastRowFirstColumn="0" w:lastRowLastColumn="0"/>
+            </w:pPr>
             <w:r>
               <w:rPr>
                 <w:sz w:val="19"/>
@@ -2058,6 +3805,9 @@
             <w:tcW w:w="3685" w:type="dxa"/>
           </w:tcPr>
           <w:p>
+            <w:pPr>
+              <w:cnfStyle w:val="000000100000" w:firstRow="0" w:lastRow="0" w:firstColumn="0" w:lastColumn="0" w:oddVBand="0" w:evenVBand="0" w:oddHBand="1" w:evenHBand="0" w:firstRowFirstColumn="0" w:firstRowLastColumn="0" w:lastRowFirstColumn="0" w:lastRowLastColumn="0"/>
+            </w:pPr>
             <w:r>
               <w:rPr>
                 <w:sz w:val="19"/>
@@ -2069,10 +3819,12 @@
       </w:tr>
       <w:tr>
         <w:trPr>
+          <w:cnfStyle w:val="000000010000" w:firstRow="0" w:lastRow="0" w:firstColumn="0" w:lastColumn="0" w:oddVBand="0" w:evenVBand="0" w:oddHBand="0" w:evenHBand="1" w:firstRowFirstColumn="0" w:firstRowLastColumn="0" w:lastRowFirstColumn="0" w:lastRowLastColumn="0"/>
           <w:jc w:val="center"/>
         </w:trPr>
         <w:tc>
           <w:tcPr>
+            <w:cnfStyle w:val="001000000000" w:firstRow="0" w:lastRow="0" w:firstColumn="1" w:lastColumn="0" w:oddVBand="0" w:evenVBand="0" w:oddHBand="0" w:evenHBand="0" w:firstRowFirstColumn="0" w:firstRowLastColumn="0" w:lastRowFirstColumn="0" w:lastRowLastColumn="0"/>
             <w:tcW w:w="2268" w:type="dxa"/>
           </w:tcPr>
           <w:p>
@@ -2089,6 +3841,9 @@
             <w:tcW w:w="2551" w:type="dxa"/>
           </w:tcPr>
           <w:p>
+            <w:pPr>
+              <w:cnfStyle w:val="000000010000" w:firstRow="0" w:lastRow="0" w:firstColumn="0" w:lastColumn="0" w:oddVBand="0" w:evenVBand="0" w:oddHBand="0" w:evenHBand="1" w:firstRowFirstColumn="0" w:firstRowLastColumn="0" w:lastRowFirstColumn="0" w:lastRowLastColumn="0"/>
+            </w:pPr>
             <w:r>
               <w:rPr>
                 <w:sz w:val="19"/>
@@ -2103,6 +3858,7 @@
           </w:tcPr>
           <w:p>
             <w:pPr>
+              <w:cnfStyle w:val="000000010000" w:firstRow="0" w:lastRow="0" w:firstColumn="0" w:lastColumn="0" w:oddVBand="0" w:evenVBand="0" w:oddHBand="0" w:evenHBand="1" w:firstRowFirstColumn="0" w:firstRowLastColumn="0" w:lastRowFirstColumn="0" w:lastRowLastColumn="0"/>
               <w:rPr>
                 <w:lang w:val="es-EC"/>
               </w:rPr>
@@ -2128,10 +3884,12 @@
       </w:tr>
       <w:tr>
         <w:trPr>
+          <w:cnfStyle w:val="000000100000" w:firstRow="0" w:lastRow="0" w:firstColumn="0" w:lastColumn="0" w:oddVBand="0" w:evenVBand="0" w:oddHBand="1" w:evenHBand="0" w:firstRowFirstColumn="0" w:firstRowLastColumn="0" w:lastRowFirstColumn="0" w:lastRowLastColumn="0"/>
           <w:jc w:val="center"/>
         </w:trPr>
         <w:tc>
           <w:tcPr>
+            <w:cnfStyle w:val="001000000000" w:firstRow="0" w:lastRow="0" w:firstColumn="1" w:lastColumn="0" w:oddVBand="0" w:evenVBand="0" w:oddHBand="0" w:evenHBand="0" w:firstRowFirstColumn="0" w:firstRowLastColumn="0" w:lastRowFirstColumn="0" w:lastRowLastColumn="0"/>
             <w:tcW w:w="2268" w:type="dxa"/>
           </w:tcPr>
           <w:p>
@@ -2148,6 +3906,9 @@
             <w:tcW w:w="2551" w:type="dxa"/>
           </w:tcPr>
           <w:p>
+            <w:pPr>
+              <w:cnfStyle w:val="000000100000" w:firstRow="0" w:lastRow="0" w:firstColumn="0" w:lastColumn="0" w:oddVBand="0" w:evenVBand="0" w:oddHBand="1" w:evenHBand="0" w:firstRowFirstColumn="0" w:firstRowLastColumn="0" w:lastRowFirstColumn="0" w:lastRowLastColumn="0"/>
+            </w:pPr>
             <w:r>
               <w:rPr>
                 <w:sz w:val="19"/>
@@ -2162,6 +3923,7 @@
           </w:tcPr>
           <w:p>
             <w:pPr>
+              <w:cnfStyle w:val="000000100000" w:firstRow="0" w:lastRow="0" w:firstColumn="0" w:lastColumn="0" w:oddVBand="0" w:evenVBand="0" w:oddHBand="1" w:evenHBand="0" w:firstRowFirstColumn="0" w:firstRowLastColumn="0" w:lastRowFirstColumn="0" w:lastRowLastColumn="0"/>
               <w:rPr>
                 <w:lang w:val="es-EC"/>
               </w:rPr>
@@ -2178,10 +3940,12 @@
       </w:tr>
       <w:tr>
         <w:trPr>
+          <w:cnfStyle w:val="000000010000" w:firstRow="0" w:lastRow="0" w:firstColumn="0" w:lastColumn="0" w:oddVBand="0" w:evenVBand="0" w:oddHBand="0" w:evenHBand="1" w:firstRowFirstColumn="0" w:firstRowLastColumn="0" w:lastRowFirstColumn="0" w:lastRowLastColumn="0"/>
           <w:jc w:val="center"/>
         </w:trPr>
         <w:tc>
           <w:tcPr>
+            <w:cnfStyle w:val="001000000000" w:firstRow="0" w:lastRow="0" w:firstColumn="1" w:lastColumn="0" w:oddVBand="0" w:evenVBand="0" w:oddHBand="0" w:evenHBand="0" w:firstRowFirstColumn="0" w:firstRowLastColumn="0" w:lastRowFirstColumn="0" w:lastRowLastColumn="0"/>
             <w:tcW w:w="2268" w:type="dxa"/>
           </w:tcPr>
           <w:p>
@@ -2214,6 +3978,9 @@
             <w:tcW w:w="2551" w:type="dxa"/>
           </w:tcPr>
           <w:p>
+            <w:pPr>
+              <w:cnfStyle w:val="000000010000" w:firstRow="0" w:lastRow="0" w:firstColumn="0" w:lastColumn="0" w:oddVBand="0" w:evenVBand="0" w:oddHBand="0" w:evenHBand="1" w:firstRowFirstColumn="0" w:firstRowLastColumn="0" w:lastRowFirstColumn="0" w:lastRowLastColumn="0"/>
+            </w:pPr>
             <w:r>
               <w:rPr>
                 <w:sz w:val="19"/>
@@ -2228,6 +3995,7 @@
           </w:tcPr>
           <w:p>
             <w:pPr>
+              <w:cnfStyle w:val="000000010000" w:firstRow="0" w:lastRow="0" w:firstColumn="0" w:lastColumn="0" w:oddVBand="0" w:evenVBand="0" w:oddHBand="0" w:evenHBand="1" w:firstRowFirstColumn="0" w:firstRowLastColumn="0" w:lastRowFirstColumn="0" w:lastRowLastColumn="0"/>
               <w:rPr>
                 <w:lang w:val="es-EC"/>
               </w:rPr>
@@ -2253,10 +4021,12 @@
       </w:tr>
       <w:tr>
         <w:trPr>
+          <w:cnfStyle w:val="000000100000" w:firstRow="0" w:lastRow="0" w:firstColumn="0" w:lastColumn="0" w:oddVBand="0" w:evenVBand="0" w:oddHBand="1" w:evenHBand="0" w:firstRowFirstColumn="0" w:firstRowLastColumn="0" w:lastRowFirstColumn="0" w:lastRowLastColumn="0"/>
           <w:jc w:val="center"/>
         </w:trPr>
         <w:tc>
           <w:tcPr>
+            <w:cnfStyle w:val="001000000000" w:firstRow="0" w:lastRow="0" w:firstColumn="1" w:lastColumn="0" w:oddVBand="0" w:evenVBand="0" w:oddHBand="0" w:evenHBand="0" w:firstRowFirstColumn="0" w:firstRowLastColumn="0" w:lastRowFirstColumn="0" w:lastRowLastColumn="0"/>
             <w:tcW w:w="2268" w:type="dxa"/>
           </w:tcPr>
           <w:p>
@@ -2311,6 +4081,9 @@
             <w:tcW w:w="2551" w:type="dxa"/>
           </w:tcPr>
           <w:p>
+            <w:pPr>
+              <w:cnfStyle w:val="000000100000" w:firstRow="0" w:lastRow="0" w:firstColumn="0" w:lastColumn="0" w:oddVBand="0" w:evenVBand="0" w:oddHBand="1" w:evenHBand="0" w:firstRowFirstColumn="0" w:firstRowLastColumn="0" w:lastRowFirstColumn="0" w:lastRowLastColumn="0"/>
+            </w:pPr>
             <w:r>
               <w:rPr>
                 <w:sz w:val="19"/>
@@ -2324,6 +4097,9 @@
             <w:tcW w:w="3685" w:type="dxa"/>
           </w:tcPr>
           <w:p>
+            <w:pPr>
+              <w:cnfStyle w:val="000000100000" w:firstRow="0" w:lastRow="0" w:firstColumn="0" w:lastColumn="0" w:oddVBand="0" w:evenVBand="0" w:oddHBand="1" w:evenHBand="0" w:firstRowFirstColumn="0" w:firstRowLastColumn="0" w:lastRowFirstColumn="0" w:lastRowLastColumn="0"/>
+            </w:pPr>
             <w:r>
               <w:rPr>
                 <w:sz w:val="19"/>
@@ -2335,10 +4111,12 @@
       </w:tr>
       <w:tr>
         <w:trPr>
+          <w:cnfStyle w:val="000000010000" w:firstRow="0" w:lastRow="0" w:firstColumn="0" w:lastColumn="0" w:oddVBand="0" w:evenVBand="0" w:oddHBand="0" w:evenHBand="1" w:firstRowFirstColumn="0" w:firstRowLastColumn="0" w:lastRowFirstColumn="0" w:lastRowLastColumn="0"/>
           <w:jc w:val="center"/>
         </w:trPr>
         <w:tc>
           <w:tcPr>
+            <w:cnfStyle w:val="001000000000" w:firstRow="0" w:lastRow="0" w:firstColumn="1" w:lastColumn="0" w:oddVBand="0" w:evenVBand="0" w:oddHBand="0" w:evenHBand="0" w:firstRowFirstColumn="0" w:firstRowLastColumn="0" w:lastRowFirstColumn="0" w:lastRowLastColumn="0"/>
             <w:tcW w:w="2268" w:type="dxa"/>
           </w:tcPr>
           <w:p>
@@ -2355,17 +4133,14 @@
             <w:tcW w:w="2551" w:type="dxa"/>
           </w:tcPr>
           <w:p>
-            <w:r>
-              <w:rPr>
-                <w:sz w:val="19"/>
-              </w:rPr>
-              <w:t xml:space="preserve">^4.4.0 / ^5.2.0 / </w:t>
-            </w:r>
-            <w:r>
-              <w:rPr>
-                <w:sz w:val="19"/>
-              </w:rPr>
-              <w:t>^3.3.0</w:t>
+            <w:pPr>
+              <w:cnfStyle w:val="000000010000" w:firstRow="0" w:lastRow="0" w:firstColumn="0" w:lastColumn="0" w:oddVBand="0" w:evenVBand="0" w:oddHBand="0" w:evenHBand="1" w:firstRowFirstColumn="0" w:firstRowLastColumn="0" w:lastRowFirstColumn="0" w:lastRowLastColumn="0"/>
+            </w:pPr>
+            <w:r>
+              <w:rPr>
+                <w:sz w:val="19"/>
+              </w:rPr>
+              <w:t>^4.4.0 / ^5.2.0 / ^3.3.0</w:t>
             </w:r>
           </w:p>
         </w:tc>
@@ -2374,6 +4149,9 @@
             <w:tcW w:w="3685" w:type="dxa"/>
           </w:tcPr>
           <w:p>
+            <w:pPr>
+              <w:cnfStyle w:val="000000010000" w:firstRow="0" w:lastRow="0" w:firstColumn="0" w:lastColumn="0" w:oddVBand="0" w:evenVBand="0" w:oddHBand="0" w:evenHBand="1" w:firstRowFirstColumn="0" w:firstRowLastColumn="0" w:lastRowFirstColumn="0" w:lastRowLastColumn="0"/>
+            </w:pPr>
             <w:r>
               <w:rPr>
                 <w:sz w:val="19"/>
@@ -2385,10 +4163,12 @@
       </w:tr>
       <w:tr>
         <w:trPr>
+          <w:cnfStyle w:val="000000100000" w:firstRow="0" w:lastRow="0" w:firstColumn="0" w:lastColumn="0" w:oddVBand="0" w:evenVBand="0" w:oddHBand="1" w:evenHBand="0" w:firstRowFirstColumn="0" w:firstRowLastColumn="0" w:lastRowFirstColumn="0" w:lastRowLastColumn="0"/>
           <w:jc w:val="center"/>
         </w:trPr>
         <w:tc>
           <w:tcPr>
+            <w:cnfStyle w:val="001000000000" w:firstRow="0" w:lastRow="0" w:firstColumn="1" w:lastColumn="0" w:oddVBand="0" w:evenVBand="0" w:oddHBand="0" w:evenHBand="0" w:firstRowFirstColumn="0" w:firstRowLastColumn="0" w:lastRowFirstColumn="0" w:lastRowLastColumn="0"/>
             <w:tcW w:w="2268" w:type="dxa"/>
           </w:tcPr>
           <w:p>
@@ -2405,6 +4185,9 @@
             <w:tcW w:w="2551" w:type="dxa"/>
           </w:tcPr>
           <w:p>
+            <w:pPr>
+              <w:cnfStyle w:val="000000100000" w:firstRow="0" w:lastRow="0" w:firstColumn="0" w:lastColumn="0" w:oddVBand="0" w:evenVBand="0" w:oddHBand="1" w:evenHBand="0" w:firstRowFirstColumn="0" w:firstRowLastColumn="0" w:lastRowFirstColumn="0" w:lastRowLastColumn="0"/>
+            </w:pPr>
             <w:r>
               <w:rPr>
                 <w:sz w:val="19"/>
@@ -2419,6 +4202,7 @@
           </w:tcPr>
           <w:p>
             <w:pPr>
+              <w:cnfStyle w:val="000000100000" w:firstRow="0" w:lastRow="0" w:firstColumn="0" w:lastColumn="0" w:oddVBand="0" w:evenVBand="0" w:oddHBand="1" w:evenHBand="0" w:firstRowFirstColumn="0" w:firstRowLastColumn="0" w:lastRowFirstColumn="0" w:lastRowLastColumn="0"/>
               <w:rPr>
                 <w:lang w:val="es-EC"/>
               </w:rPr>
@@ -2435,10 +4219,12 @@
       </w:tr>
       <w:tr>
         <w:trPr>
+          <w:cnfStyle w:val="000000010000" w:firstRow="0" w:lastRow="0" w:firstColumn="0" w:lastColumn="0" w:oddVBand="0" w:evenVBand="0" w:oddHBand="0" w:evenHBand="1" w:firstRowFirstColumn="0" w:firstRowLastColumn="0" w:lastRowFirstColumn="0" w:lastRowLastColumn="0"/>
           <w:jc w:val="center"/>
         </w:trPr>
         <w:tc>
           <w:tcPr>
+            <w:cnfStyle w:val="001000000000" w:firstRow="0" w:lastRow="0" w:firstColumn="1" w:lastColumn="0" w:oddVBand="0" w:evenVBand="0" w:oddHBand="0" w:evenHBand="0" w:firstRowFirstColumn="0" w:firstRowLastColumn="0" w:lastRowFirstColumn="0" w:lastRowLastColumn="0"/>
             <w:tcW w:w="2268" w:type="dxa"/>
           </w:tcPr>
           <w:p>
@@ -2463,6 +4249,9 @@
             <w:tcW w:w="2551" w:type="dxa"/>
           </w:tcPr>
           <w:p>
+            <w:pPr>
+              <w:cnfStyle w:val="000000010000" w:firstRow="0" w:lastRow="0" w:firstColumn="0" w:lastColumn="0" w:oddVBand="0" w:evenVBand="0" w:oddHBand="0" w:evenHBand="1" w:firstRowFirstColumn="0" w:firstRowLastColumn="0" w:lastRowFirstColumn="0" w:lastRowLastColumn="0"/>
+            </w:pPr>
             <w:r>
               <w:rPr>
                 <w:sz w:val="19"/>
@@ -2476,6 +4265,9 @@
             <w:tcW w:w="3685" w:type="dxa"/>
           </w:tcPr>
           <w:p>
+            <w:pPr>
+              <w:cnfStyle w:val="000000010000" w:firstRow="0" w:lastRow="0" w:firstColumn="0" w:lastColumn="0" w:oddVBand="0" w:evenVBand="0" w:oddHBand="0" w:evenHBand="1" w:firstRowFirstColumn="0" w:firstRowLastColumn="0" w:lastRowFirstColumn="0" w:lastRowLastColumn="0"/>
+            </w:pPr>
             <w:r>
               <w:rPr>
                 <w:sz w:val="19"/>
@@ -2487,10 +4279,12 @@
       </w:tr>
       <w:tr>
         <w:trPr>
+          <w:cnfStyle w:val="000000100000" w:firstRow="0" w:lastRow="0" w:firstColumn="0" w:lastColumn="0" w:oddVBand="0" w:evenVBand="0" w:oddHBand="1" w:evenHBand="0" w:firstRowFirstColumn="0" w:firstRowLastColumn="0" w:lastRowFirstColumn="0" w:lastRowLastColumn="0"/>
           <w:jc w:val="center"/>
         </w:trPr>
         <w:tc>
           <w:tcPr>
+            <w:cnfStyle w:val="001000000000" w:firstRow="0" w:lastRow="0" w:firstColumn="1" w:lastColumn="0" w:oddVBand="0" w:evenVBand="0" w:oddHBand="0" w:evenHBand="0" w:firstRowFirstColumn="0" w:firstRowLastColumn="0" w:lastRowFirstColumn="0" w:lastRowLastColumn="0"/>
             <w:tcW w:w="2268" w:type="dxa"/>
           </w:tcPr>
           <w:p>
@@ -2507,6 +4301,9 @@
             <w:tcW w:w="2551" w:type="dxa"/>
           </w:tcPr>
           <w:p>
+            <w:pPr>
+              <w:cnfStyle w:val="000000100000" w:firstRow="0" w:lastRow="0" w:firstColumn="0" w:lastColumn="0" w:oddVBand="0" w:evenVBand="0" w:oddHBand="1" w:evenHBand="0" w:firstRowFirstColumn="0" w:firstRowLastColumn="0" w:lastRowFirstColumn="0" w:lastRowLastColumn="0"/>
+            </w:pPr>
             <w:r>
               <w:rPr>
                 <w:sz w:val="19"/>
@@ -2520,6 +4317,9 @@
             <w:tcW w:w="3685" w:type="dxa"/>
           </w:tcPr>
           <w:p>
+            <w:pPr>
+              <w:cnfStyle w:val="000000100000" w:firstRow="0" w:lastRow="0" w:firstColumn="0" w:lastColumn="0" w:oddVBand="0" w:evenVBand="0" w:oddHBand="1" w:evenHBand="0" w:firstRowFirstColumn="0" w:firstRowLastColumn="0" w:lastRowFirstColumn="0" w:lastRowLastColumn="0"/>
+            </w:pPr>
             <w:r>
               <w:rPr>
                 <w:sz w:val="19"/>
@@ -2531,10 +4331,12 @@
       </w:tr>
       <w:tr>
         <w:trPr>
+          <w:cnfStyle w:val="000000010000" w:firstRow="0" w:lastRow="0" w:firstColumn="0" w:lastColumn="0" w:oddVBand="0" w:evenVBand="0" w:oddHBand="0" w:evenHBand="1" w:firstRowFirstColumn="0" w:firstRowLastColumn="0" w:lastRowFirstColumn="0" w:lastRowLastColumn="0"/>
           <w:jc w:val="center"/>
         </w:trPr>
         <w:tc>
           <w:tcPr>
+            <w:cnfStyle w:val="001000000000" w:firstRow="0" w:lastRow="0" w:firstColumn="1" w:lastColumn="0" w:oddVBand="0" w:evenVBand="0" w:oddHBand="0" w:evenHBand="0" w:firstRowFirstColumn="0" w:firstRowLastColumn="0" w:lastRowFirstColumn="0" w:lastRowLastColumn="0"/>
             <w:tcW w:w="2268" w:type="dxa"/>
           </w:tcPr>
           <w:p>
@@ -2551,6 +4353,9 @@
             <w:tcW w:w="2551" w:type="dxa"/>
           </w:tcPr>
           <w:p>
+            <w:pPr>
+              <w:cnfStyle w:val="000000010000" w:firstRow="0" w:lastRow="0" w:firstColumn="0" w:lastColumn="0" w:oddVBand="0" w:evenVBand="0" w:oddHBand="0" w:evenHBand="1" w:firstRowFirstColumn="0" w:firstRowLastColumn="0" w:lastRowFirstColumn="0" w:lastRowLastColumn="0"/>
+            </w:pPr>
             <w:r>
               <w:rPr>
                 <w:sz w:val="19"/>
@@ -2564,6 +4369,9 @@
             <w:tcW w:w="3685" w:type="dxa"/>
           </w:tcPr>
           <w:p>
+            <w:pPr>
+              <w:cnfStyle w:val="000000010000" w:firstRow="0" w:lastRow="0" w:firstColumn="0" w:lastColumn="0" w:oddVBand="0" w:evenVBand="0" w:oddHBand="0" w:evenHBand="1" w:firstRowFirstColumn="0" w:firstRowLastColumn="0" w:lastRowFirstColumn="0" w:lastRowLastColumn="0"/>
+            </w:pPr>
             <w:r>
               <w:rPr>
                 <w:sz w:val="19"/>
@@ -2575,10 +4383,12 @@
       </w:tr>
       <w:tr>
         <w:trPr>
+          <w:cnfStyle w:val="000000100000" w:firstRow="0" w:lastRow="0" w:firstColumn="0" w:lastColumn="0" w:oddVBand="0" w:evenVBand="0" w:oddHBand="1" w:evenHBand="0" w:firstRowFirstColumn="0" w:firstRowLastColumn="0" w:lastRowFirstColumn="0" w:lastRowLastColumn="0"/>
           <w:jc w:val="center"/>
         </w:trPr>
         <w:tc>
           <w:tcPr>
+            <w:cnfStyle w:val="001000000000" w:firstRow="0" w:lastRow="0" w:firstColumn="1" w:lastColumn="0" w:oddVBand="0" w:evenVBand="0" w:oddHBand="0" w:evenHBand="0" w:firstRowFirstColumn="0" w:firstRowLastColumn="0" w:lastRowFirstColumn="0" w:lastRowLastColumn="0"/>
             <w:tcW w:w="2268" w:type="dxa"/>
           </w:tcPr>
           <w:p>
@@ -2595,6 +4405,9 @@
             <w:tcW w:w="2551" w:type="dxa"/>
           </w:tcPr>
           <w:p>
+            <w:pPr>
+              <w:cnfStyle w:val="000000100000" w:firstRow="0" w:lastRow="0" w:firstColumn="0" w:lastColumn="0" w:oddVBand="0" w:evenVBand="0" w:oddHBand="1" w:evenHBand="0" w:firstRowFirstColumn="0" w:firstRowLastColumn="0" w:lastRowFirstColumn="0" w:lastRowLastColumn="0"/>
+            </w:pPr>
             <w:r>
               <w:rPr>
                 <w:sz w:val="19"/>
@@ -2608,6 +4421,9 @@
             <w:tcW w:w="3685" w:type="dxa"/>
           </w:tcPr>
           <w:p>
+            <w:pPr>
+              <w:cnfStyle w:val="000000100000" w:firstRow="0" w:lastRow="0" w:firstColumn="0" w:lastColumn="0" w:oddVBand="0" w:evenVBand="0" w:oddHBand="1" w:evenHBand="0" w:firstRowFirstColumn="0" w:firstRowLastColumn="0" w:lastRowFirstColumn="0" w:lastRowLastColumn="0"/>
+            </w:pPr>
             <w:r>
               <w:rPr>
                 <w:sz w:val="19"/>
@@ -2619,10 +4435,12 @@
       </w:tr>
       <w:tr>
         <w:trPr>
+          <w:cnfStyle w:val="000000010000" w:firstRow="0" w:lastRow="0" w:firstColumn="0" w:lastColumn="0" w:oddVBand="0" w:evenVBand="0" w:oddHBand="0" w:evenHBand="1" w:firstRowFirstColumn="0" w:firstRowLastColumn="0" w:lastRowFirstColumn="0" w:lastRowLastColumn="0"/>
           <w:jc w:val="center"/>
         </w:trPr>
         <w:tc>
           <w:tcPr>
+            <w:cnfStyle w:val="001000000000" w:firstRow="0" w:lastRow="0" w:firstColumn="1" w:lastColumn="0" w:oddVBand="0" w:evenVBand="0" w:oddHBand="0" w:evenHBand="0" w:firstRowFirstColumn="0" w:firstRowLastColumn="0" w:lastRowFirstColumn="0" w:lastRowLastColumn="0"/>
             <w:tcW w:w="2268" w:type="dxa"/>
           </w:tcPr>
           <w:p>
@@ -2639,6 +4457,9 @@
             <w:tcW w:w="2551" w:type="dxa"/>
           </w:tcPr>
           <w:p>
+            <w:pPr>
+              <w:cnfStyle w:val="000000010000" w:firstRow="0" w:lastRow="0" w:firstColumn="0" w:lastColumn="0" w:oddVBand="0" w:evenVBand="0" w:oddHBand="0" w:evenHBand="1" w:firstRowFirstColumn="0" w:firstRowLastColumn="0" w:lastRowFirstColumn="0" w:lastRowLastColumn="0"/>
+            </w:pPr>
             <w:r>
               <w:rPr>
                 <w:sz w:val="19"/>
@@ -2652,6 +4473,9 @@
             <w:tcW w:w="3685" w:type="dxa"/>
           </w:tcPr>
           <w:p>
+            <w:pPr>
+              <w:cnfStyle w:val="000000010000" w:firstRow="0" w:lastRow="0" w:firstColumn="0" w:lastColumn="0" w:oddVBand="0" w:evenVBand="0" w:oddHBand="0" w:evenHBand="1" w:firstRowFirstColumn="0" w:firstRowLastColumn="0" w:lastRowFirstColumn="0" w:lastRowLastColumn="0"/>
+            </w:pPr>
             <w:r>
               <w:rPr>
                 <w:sz w:val="19"/>
@@ -2667,13 +4491,15 @@
       <w:pPr>
         <w:pStyle w:val="Ttulo2"/>
       </w:pPr>
+      <w:bookmarkStart w:id="5" w:name="_Toc235908445"/>
       <w:r>
         <w:t>2.3 dash-integra-esavi</w:t>
       </w:r>
+      <w:bookmarkEnd w:id="5"/>
     </w:p>
     <w:tbl>
       <w:tblPr>
-        <w:tblStyle w:val="Tablaconcuadrcula"/>
+        <w:tblStyle w:val="Cuadrculaclara-nfasis1"/>
         <w:tblW w:w="0" w:type="auto"/>
         <w:jc w:val="center"/>
         <w:tblLook w:val="04A0" w:firstRow="1" w:lastRow="0" w:firstColumn="1" w:lastColumn="0" w:noHBand="0" w:noVBand="1"/>
@@ -2685,17 +4511,18 @@
       </w:tblGrid>
       <w:tr>
         <w:trPr>
+          <w:cnfStyle w:val="100000000000" w:firstRow="1" w:lastRow="0" w:firstColumn="0" w:lastColumn="0" w:oddVBand="0" w:evenVBand="0" w:oddHBand="0" w:evenHBand="0" w:firstRowFirstColumn="0" w:firstRowLastColumn="0" w:lastRowFirstColumn="0" w:lastRowLastColumn="0"/>
           <w:jc w:val="center"/>
         </w:trPr>
         <w:tc>
           <w:tcPr>
+            <w:cnfStyle w:val="001000000000" w:firstRow="0" w:lastRow="0" w:firstColumn="1" w:lastColumn="0" w:oddVBand="0" w:evenVBand="0" w:oddHBand="0" w:evenHBand="0" w:firstRowFirstColumn="0" w:firstRowLastColumn="0" w:lastRowFirstColumn="0" w:lastRowLastColumn="0"/>
             <w:tcW w:w="2268" w:type="dxa"/>
             <w:shd w:val="clear" w:color="auto" w:fill="4472C4"/>
           </w:tcPr>
           <w:p>
             <w:r>
               <w:rPr>
-                <w:b/>
                 <w:color w:val="FFFFFF"/>
                 <w:sz w:val="20"/>
               </w:rPr>
@@ -2709,9 +4536,11 @@
             <w:shd w:val="clear" w:color="auto" w:fill="4472C4"/>
           </w:tcPr>
           <w:p>
-            <w:r>
-              <w:rPr>
-                <w:b/>
+            <w:pPr>
+              <w:cnfStyle w:val="100000000000" w:firstRow="1" w:lastRow="0" w:firstColumn="0" w:lastColumn="0" w:oddVBand="0" w:evenVBand="0" w:oddHBand="0" w:evenHBand="0" w:firstRowFirstColumn="0" w:firstRowLastColumn="0" w:lastRowFirstColumn="0" w:lastRowLastColumn="0"/>
+            </w:pPr>
+            <w:r>
+              <w:rPr>
                 <w:color w:val="FFFFFF"/>
                 <w:sz w:val="20"/>
               </w:rPr>
@@ -2725,9 +4554,11 @@
             <w:shd w:val="clear" w:color="auto" w:fill="4472C4"/>
           </w:tcPr>
           <w:p>
-            <w:r>
-              <w:rPr>
-                <w:b/>
+            <w:pPr>
+              <w:cnfStyle w:val="100000000000" w:firstRow="1" w:lastRow="0" w:firstColumn="0" w:lastColumn="0" w:oddVBand="0" w:evenVBand="0" w:oddHBand="0" w:evenHBand="0" w:firstRowFirstColumn="0" w:firstRowLastColumn="0" w:lastRowFirstColumn="0" w:lastRowLastColumn="0"/>
+            </w:pPr>
+            <w:r>
+              <w:rPr>
                 <w:color w:val="FFFFFF"/>
                 <w:sz w:val="20"/>
               </w:rPr>
@@ -2738,10 +4569,12 @@
       </w:tr>
       <w:tr>
         <w:trPr>
+          <w:cnfStyle w:val="000000100000" w:firstRow="0" w:lastRow="0" w:firstColumn="0" w:lastColumn="0" w:oddVBand="0" w:evenVBand="0" w:oddHBand="1" w:evenHBand="0" w:firstRowFirstColumn="0" w:firstRowLastColumn="0" w:lastRowFirstColumn="0" w:lastRowLastColumn="0"/>
           <w:jc w:val="center"/>
         </w:trPr>
         <w:tc>
           <w:tcPr>
+            <w:cnfStyle w:val="001000000000" w:firstRow="0" w:lastRow="0" w:firstColumn="1" w:lastColumn="0" w:oddVBand="0" w:evenVBand="0" w:oddHBand="0" w:evenHBand="0" w:firstRowFirstColumn="0" w:firstRowLastColumn="0" w:lastRowFirstColumn="0" w:lastRowLastColumn="0"/>
             <w:tcW w:w="2268" w:type="dxa"/>
           </w:tcPr>
           <w:p>
@@ -2758,6 +4591,9 @@
             <w:tcW w:w="2551" w:type="dxa"/>
           </w:tcPr>
           <w:p>
+            <w:pPr>
+              <w:cnfStyle w:val="000000100000" w:firstRow="0" w:lastRow="0" w:firstColumn="0" w:lastColumn="0" w:oddVBand="0" w:evenVBand="0" w:oddHBand="1" w:evenHBand="0" w:firstRowFirstColumn="0" w:firstRowLastColumn="0" w:lastRowFirstColumn="0" w:lastRowLastColumn="0"/>
+            </w:pPr>
             <w:r>
               <w:rPr>
                 <w:sz w:val="19"/>
@@ -2772,6 +4608,7 @@
           </w:tcPr>
           <w:p>
             <w:pPr>
+              <w:cnfStyle w:val="000000100000" w:firstRow="0" w:lastRow="0" w:firstColumn="0" w:lastColumn="0" w:oddVBand="0" w:evenVBand="0" w:oddHBand="1" w:evenHBand="0" w:firstRowFirstColumn="0" w:firstRowLastColumn="0" w:lastRowFirstColumn="0" w:lastRowLastColumn="0"/>
               <w:rPr>
                 <w:lang w:val="es-EC"/>
               </w:rPr>
@@ -2836,10 +4673,12 @@
       </w:tr>
       <w:tr>
         <w:trPr>
+          <w:cnfStyle w:val="000000010000" w:firstRow="0" w:lastRow="0" w:firstColumn="0" w:lastColumn="0" w:oddVBand="0" w:evenVBand="0" w:oddHBand="0" w:evenHBand="1" w:firstRowFirstColumn="0" w:firstRowLastColumn="0" w:lastRowFirstColumn="0" w:lastRowLastColumn="0"/>
           <w:jc w:val="center"/>
         </w:trPr>
         <w:tc>
           <w:tcPr>
+            <w:cnfStyle w:val="001000000000" w:firstRow="0" w:lastRow="0" w:firstColumn="1" w:lastColumn="0" w:oddVBand="0" w:evenVBand="0" w:oddHBand="0" w:evenHBand="0" w:firstRowFirstColumn="0" w:firstRowLastColumn="0" w:lastRowFirstColumn="0" w:lastRowLastColumn="0"/>
             <w:tcW w:w="2268" w:type="dxa"/>
           </w:tcPr>
           <w:p>
@@ -2856,6 +4695,9 @@
             <w:tcW w:w="2551" w:type="dxa"/>
           </w:tcPr>
           <w:p>
+            <w:pPr>
+              <w:cnfStyle w:val="000000010000" w:firstRow="0" w:lastRow="0" w:firstColumn="0" w:lastColumn="0" w:oddVBand="0" w:evenVBand="0" w:oddHBand="0" w:evenHBand="1" w:firstRowFirstColumn="0" w:firstRowLastColumn="0" w:lastRowFirstColumn="0" w:lastRowLastColumn="0"/>
+            </w:pPr>
             <w:r>
               <w:rPr>
                 <w:sz w:val="19"/>
@@ -2870,6 +4712,7 @@
           </w:tcPr>
           <w:p>
             <w:pPr>
+              <w:cnfStyle w:val="000000010000" w:firstRow="0" w:lastRow="0" w:firstColumn="0" w:lastColumn="0" w:oddVBand="0" w:evenVBand="0" w:oddHBand="0" w:evenHBand="1" w:firstRowFirstColumn="0" w:firstRowLastColumn="0" w:lastRowFirstColumn="0" w:lastRowLastColumn="0"/>
               <w:rPr>
                 <w:lang w:val="es-EC"/>
               </w:rPr>
@@ -2895,10 +4738,12 @@
       </w:tr>
       <w:tr>
         <w:trPr>
+          <w:cnfStyle w:val="000000100000" w:firstRow="0" w:lastRow="0" w:firstColumn="0" w:lastColumn="0" w:oddVBand="0" w:evenVBand="0" w:oddHBand="1" w:evenHBand="0" w:firstRowFirstColumn="0" w:firstRowLastColumn="0" w:lastRowFirstColumn="0" w:lastRowLastColumn="0"/>
           <w:jc w:val="center"/>
         </w:trPr>
         <w:tc>
           <w:tcPr>
+            <w:cnfStyle w:val="001000000000" w:firstRow="0" w:lastRow="0" w:firstColumn="1" w:lastColumn="0" w:oddVBand="0" w:evenVBand="0" w:oddHBand="0" w:evenHBand="0" w:firstRowFirstColumn="0" w:firstRowLastColumn="0" w:lastRowFirstColumn="0" w:lastRowLastColumn="0"/>
             <w:tcW w:w="2268" w:type="dxa"/>
           </w:tcPr>
           <w:p>
@@ -2915,6 +4760,9 @@
             <w:tcW w:w="2551" w:type="dxa"/>
           </w:tcPr>
           <w:p>
+            <w:pPr>
+              <w:cnfStyle w:val="000000100000" w:firstRow="0" w:lastRow="0" w:firstColumn="0" w:lastColumn="0" w:oddVBand="0" w:evenVBand="0" w:oddHBand="1" w:evenHBand="0" w:firstRowFirstColumn="0" w:firstRowLastColumn="0" w:lastRowFirstColumn="0" w:lastRowLastColumn="0"/>
+            </w:pPr>
             <w:r>
               <w:rPr>
                 <w:sz w:val="19"/>
@@ -2928,6 +4776,9 @@
             <w:tcW w:w="3685" w:type="dxa"/>
           </w:tcPr>
           <w:p>
+            <w:pPr>
+              <w:cnfStyle w:val="000000100000" w:firstRow="0" w:lastRow="0" w:firstColumn="0" w:lastColumn="0" w:oddVBand="0" w:evenVBand="0" w:oddHBand="1" w:evenHBand="0" w:firstRowFirstColumn="0" w:firstRowLastColumn="0" w:lastRowFirstColumn="0" w:lastRowLastColumn="0"/>
+            </w:pPr>
             <w:r>
               <w:rPr>
                 <w:sz w:val="19"/>
@@ -2939,10 +4790,12 @@
       </w:tr>
       <w:tr>
         <w:trPr>
+          <w:cnfStyle w:val="000000010000" w:firstRow="0" w:lastRow="0" w:firstColumn="0" w:lastColumn="0" w:oddVBand="0" w:evenVBand="0" w:oddHBand="0" w:evenHBand="1" w:firstRowFirstColumn="0" w:firstRowLastColumn="0" w:lastRowFirstColumn="0" w:lastRowLastColumn="0"/>
           <w:jc w:val="center"/>
         </w:trPr>
         <w:tc>
           <w:tcPr>
+            <w:cnfStyle w:val="001000000000" w:firstRow="0" w:lastRow="0" w:firstColumn="1" w:lastColumn="0" w:oddVBand="0" w:evenVBand="0" w:oddHBand="0" w:evenHBand="0" w:firstRowFirstColumn="0" w:firstRowLastColumn="0" w:lastRowFirstColumn="0" w:lastRowLastColumn="0"/>
             <w:tcW w:w="2268" w:type="dxa"/>
           </w:tcPr>
           <w:p>
@@ -2959,6 +4812,9 @@
             <w:tcW w:w="2551" w:type="dxa"/>
           </w:tcPr>
           <w:p>
+            <w:pPr>
+              <w:cnfStyle w:val="000000010000" w:firstRow="0" w:lastRow="0" w:firstColumn="0" w:lastColumn="0" w:oddVBand="0" w:evenVBand="0" w:oddHBand="0" w:evenHBand="1" w:firstRowFirstColumn="0" w:firstRowLastColumn="0" w:lastRowFirstColumn="0" w:lastRowLastColumn="0"/>
+            </w:pPr>
             <w:r>
               <w:rPr>
                 <w:sz w:val="19"/>
@@ -2972,6 +4828,9 @@
             <w:tcW w:w="3685" w:type="dxa"/>
           </w:tcPr>
           <w:p>
+            <w:pPr>
+              <w:cnfStyle w:val="000000010000" w:firstRow="0" w:lastRow="0" w:firstColumn="0" w:lastColumn="0" w:oddVBand="0" w:evenVBand="0" w:oddHBand="0" w:evenHBand="1" w:firstRowFirstColumn="0" w:firstRowLastColumn="0" w:lastRowFirstColumn="0" w:lastRowLastColumn="0"/>
+            </w:pPr>
             <w:r>
               <w:rPr>
                 <w:sz w:val="19"/>
@@ -2983,10 +4842,12 @@
       </w:tr>
       <w:tr>
         <w:trPr>
+          <w:cnfStyle w:val="000000100000" w:firstRow="0" w:lastRow="0" w:firstColumn="0" w:lastColumn="0" w:oddVBand="0" w:evenVBand="0" w:oddHBand="1" w:evenHBand="0" w:firstRowFirstColumn="0" w:firstRowLastColumn="0" w:lastRowFirstColumn="0" w:lastRowLastColumn="0"/>
           <w:jc w:val="center"/>
         </w:trPr>
         <w:tc>
           <w:tcPr>
+            <w:cnfStyle w:val="001000000000" w:firstRow="0" w:lastRow="0" w:firstColumn="1" w:lastColumn="0" w:oddVBand="0" w:evenVBand="0" w:oddHBand="0" w:evenHBand="0" w:firstRowFirstColumn="0" w:firstRowLastColumn="0" w:lastRowFirstColumn="0" w:lastRowLastColumn="0"/>
             <w:tcW w:w="2268" w:type="dxa"/>
           </w:tcPr>
           <w:p>
@@ -3003,6 +4864,9 @@
             <w:tcW w:w="2551" w:type="dxa"/>
           </w:tcPr>
           <w:p>
+            <w:pPr>
+              <w:cnfStyle w:val="000000100000" w:firstRow="0" w:lastRow="0" w:firstColumn="0" w:lastColumn="0" w:oddVBand="0" w:evenVBand="0" w:oddHBand="1" w:evenHBand="0" w:firstRowFirstColumn="0" w:firstRowLastColumn="0" w:lastRowFirstColumn="0" w:lastRowLastColumn="0"/>
+            </w:pPr>
             <w:r>
               <w:rPr>
                 <w:sz w:val="19"/>
@@ -3017,6 +4881,7 @@
           </w:tcPr>
           <w:p>
             <w:pPr>
+              <w:cnfStyle w:val="000000100000" w:firstRow="0" w:lastRow="0" w:firstColumn="0" w:lastColumn="0" w:oddVBand="0" w:evenVBand="0" w:oddHBand="1" w:evenHBand="0" w:firstRowFirstColumn="0" w:firstRowLastColumn="0" w:lastRowFirstColumn="0" w:lastRowLastColumn="0"/>
               <w:rPr>
                 <w:lang w:val="es-EC"/>
               </w:rPr>
@@ -3074,10 +4939,12 @@
       </w:tr>
       <w:tr>
         <w:trPr>
+          <w:cnfStyle w:val="000000010000" w:firstRow="0" w:lastRow="0" w:firstColumn="0" w:lastColumn="0" w:oddVBand="0" w:evenVBand="0" w:oddHBand="0" w:evenHBand="1" w:firstRowFirstColumn="0" w:firstRowLastColumn="0" w:lastRowFirstColumn="0" w:lastRowLastColumn="0"/>
           <w:jc w:val="center"/>
         </w:trPr>
         <w:tc>
           <w:tcPr>
+            <w:cnfStyle w:val="001000000000" w:firstRow="0" w:lastRow="0" w:firstColumn="1" w:lastColumn="0" w:oddVBand="0" w:evenVBand="0" w:oddHBand="0" w:evenHBand="0" w:firstRowFirstColumn="0" w:firstRowLastColumn="0" w:lastRowFirstColumn="0" w:lastRowLastColumn="0"/>
             <w:tcW w:w="2268" w:type="dxa"/>
           </w:tcPr>
           <w:p>
@@ -3096,6 +4963,9 @@
             <w:tcW w:w="2551" w:type="dxa"/>
           </w:tcPr>
           <w:p>
+            <w:pPr>
+              <w:cnfStyle w:val="000000010000" w:firstRow="0" w:lastRow="0" w:firstColumn="0" w:lastColumn="0" w:oddVBand="0" w:evenVBand="0" w:oddHBand="0" w:evenHBand="1" w:firstRowFirstColumn="0" w:firstRowLastColumn="0" w:lastRowFirstColumn="0" w:lastRowLastColumn="0"/>
+            </w:pPr>
             <w:r>
               <w:rPr>
                 <w:sz w:val="19"/>
@@ -3109,6 +4979,9 @@
             <w:tcW w:w="3685" w:type="dxa"/>
           </w:tcPr>
           <w:p>
+            <w:pPr>
+              <w:cnfStyle w:val="000000010000" w:firstRow="0" w:lastRow="0" w:firstColumn="0" w:lastColumn="0" w:oddVBand="0" w:evenVBand="0" w:oddHBand="0" w:evenHBand="1" w:firstRowFirstColumn="0" w:firstRowLastColumn="0" w:lastRowFirstColumn="0" w:lastRowLastColumn="0"/>
+            </w:pPr>
             <w:r>
               <w:rPr>
                 <w:sz w:val="19"/>
@@ -3120,10 +4993,12 @@
       </w:tr>
       <w:tr>
         <w:trPr>
+          <w:cnfStyle w:val="000000100000" w:firstRow="0" w:lastRow="0" w:firstColumn="0" w:lastColumn="0" w:oddVBand="0" w:evenVBand="0" w:oddHBand="1" w:evenHBand="0" w:firstRowFirstColumn="0" w:firstRowLastColumn="0" w:lastRowFirstColumn="0" w:lastRowLastColumn="0"/>
           <w:jc w:val="center"/>
         </w:trPr>
         <w:tc>
           <w:tcPr>
+            <w:cnfStyle w:val="001000000000" w:firstRow="0" w:lastRow="0" w:firstColumn="1" w:lastColumn="0" w:oddVBand="0" w:evenVBand="0" w:oddHBand="0" w:evenHBand="0" w:firstRowFirstColumn="0" w:firstRowLastColumn="0" w:lastRowFirstColumn="0" w:lastRowLastColumn="0"/>
             <w:tcW w:w="2268" w:type="dxa"/>
           </w:tcPr>
           <w:p>
@@ -3140,6 +5015,9 @@
             <w:tcW w:w="2551" w:type="dxa"/>
           </w:tcPr>
           <w:p>
+            <w:pPr>
+              <w:cnfStyle w:val="000000100000" w:firstRow="0" w:lastRow="0" w:firstColumn="0" w:lastColumn="0" w:oddVBand="0" w:evenVBand="0" w:oddHBand="1" w:evenHBand="0" w:firstRowFirstColumn="0" w:firstRowLastColumn="0" w:lastRowFirstColumn="0" w:lastRowLastColumn="0"/>
+            </w:pPr>
             <w:r>
               <w:rPr>
                 <w:sz w:val="19"/>
@@ -3153,6 +5031,9 @@
             <w:tcW w:w="3685" w:type="dxa"/>
           </w:tcPr>
           <w:p>
+            <w:pPr>
+              <w:cnfStyle w:val="000000100000" w:firstRow="0" w:lastRow="0" w:firstColumn="0" w:lastColumn="0" w:oddVBand="0" w:evenVBand="0" w:oddHBand="1" w:evenHBand="0" w:firstRowFirstColumn="0" w:firstRowLastColumn="0" w:lastRowFirstColumn="0" w:lastRowLastColumn="0"/>
+            </w:pPr>
             <w:r>
               <w:rPr>
                 <w:sz w:val="19"/>
@@ -3164,10 +5045,12 @@
       </w:tr>
       <w:tr>
         <w:trPr>
+          <w:cnfStyle w:val="000000010000" w:firstRow="0" w:lastRow="0" w:firstColumn="0" w:lastColumn="0" w:oddVBand="0" w:evenVBand="0" w:oddHBand="0" w:evenHBand="1" w:firstRowFirstColumn="0" w:firstRowLastColumn="0" w:lastRowFirstColumn="0" w:lastRowLastColumn="0"/>
           <w:jc w:val="center"/>
         </w:trPr>
         <w:tc>
           <w:tcPr>
+            <w:cnfStyle w:val="001000000000" w:firstRow="0" w:lastRow="0" w:firstColumn="1" w:lastColumn="0" w:oddVBand="0" w:evenVBand="0" w:oddHBand="0" w:evenHBand="0" w:firstRowFirstColumn="0" w:firstRowLastColumn="0" w:lastRowFirstColumn="0" w:lastRowLastColumn="0"/>
             <w:tcW w:w="2268" w:type="dxa"/>
           </w:tcPr>
           <w:p>
@@ -3184,6 +5067,9 @@
             <w:tcW w:w="2551" w:type="dxa"/>
           </w:tcPr>
           <w:p>
+            <w:pPr>
+              <w:cnfStyle w:val="000000010000" w:firstRow="0" w:lastRow="0" w:firstColumn="0" w:lastColumn="0" w:oddVBand="0" w:evenVBand="0" w:oddHBand="0" w:evenHBand="1" w:firstRowFirstColumn="0" w:firstRowLastColumn="0" w:lastRowFirstColumn="0" w:lastRowLastColumn="0"/>
+            </w:pPr>
             <w:r>
               <w:rPr>
                 <w:sz w:val="19"/>
@@ -3197,6 +5083,9 @@
             <w:tcW w:w="3685" w:type="dxa"/>
           </w:tcPr>
           <w:p>
+            <w:pPr>
+              <w:cnfStyle w:val="000000010000" w:firstRow="0" w:lastRow="0" w:firstColumn="0" w:lastColumn="0" w:oddVBand="0" w:evenVBand="0" w:oddHBand="0" w:evenHBand="1" w:firstRowFirstColumn="0" w:firstRowLastColumn="0" w:lastRowFirstColumn="0" w:lastRowLastColumn="0"/>
+            </w:pPr>
             <w:r>
               <w:rPr>
                 <w:sz w:val="19"/>
@@ -3208,10 +5097,12 @@
       </w:tr>
       <w:tr>
         <w:trPr>
+          <w:cnfStyle w:val="000000100000" w:firstRow="0" w:lastRow="0" w:firstColumn="0" w:lastColumn="0" w:oddVBand="0" w:evenVBand="0" w:oddHBand="1" w:evenHBand="0" w:firstRowFirstColumn="0" w:firstRowLastColumn="0" w:lastRowFirstColumn="0" w:lastRowLastColumn="0"/>
           <w:jc w:val="center"/>
         </w:trPr>
         <w:tc>
           <w:tcPr>
+            <w:cnfStyle w:val="001000000000" w:firstRow="0" w:lastRow="0" w:firstColumn="1" w:lastColumn="0" w:oddVBand="0" w:evenVBand="0" w:oddHBand="0" w:evenHBand="0" w:firstRowFirstColumn="0" w:firstRowLastColumn="0" w:lastRowFirstColumn="0" w:lastRowLastColumn="0"/>
             <w:tcW w:w="2268" w:type="dxa"/>
           </w:tcPr>
           <w:p>
@@ -3228,6 +5119,9 @@
             <w:tcW w:w="2551" w:type="dxa"/>
           </w:tcPr>
           <w:p>
+            <w:pPr>
+              <w:cnfStyle w:val="000000100000" w:firstRow="0" w:lastRow="0" w:firstColumn="0" w:lastColumn="0" w:oddVBand="0" w:evenVBand="0" w:oddHBand="1" w:evenHBand="0" w:firstRowFirstColumn="0" w:firstRowLastColumn="0" w:lastRowFirstColumn="0" w:lastRowLastColumn="0"/>
+            </w:pPr>
             <w:r>
               <w:rPr>
                 <w:sz w:val="19"/>
@@ -3241,6 +5135,9 @@
             <w:tcW w:w="3685" w:type="dxa"/>
           </w:tcPr>
           <w:p>
+            <w:pPr>
+              <w:cnfStyle w:val="000000100000" w:firstRow="0" w:lastRow="0" w:firstColumn="0" w:lastColumn="0" w:oddVBand="0" w:evenVBand="0" w:oddHBand="1" w:evenHBand="0" w:firstRowFirstColumn="0" w:firstRowLastColumn="0" w:lastRowFirstColumn="0" w:lastRowLastColumn="0"/>
+            </w:pPr>
             <w:r>
               <w:rPr>
                 <w:sz w:val="19"/>
@@ -3252,10 +5149,12 @@
       </w:tr>
       <w:tr>
         <w:trPr>
+          <w:cnfStyle w:val="000000010000" w:firstRow="0" w:lastRow="0" w:firstColumn="0" w:lastColumn="0" w:oddVBand="0" w:evenVBand="0" w:oddHBand="0" w:evenHBand="1" w:firstRowFirstColumn="0" w:firstRowLastColumn="0" w:lastRowFirstColumn="0" w:lastRowLastColumn="0"/>
           <w:jc w:val="center"/>
         </w:trPr>
         <w:tc>
           <w:tcPr>
+            <w:cnfStyle w:val="001000000000" w:firstRow="0" w:lastRow="0" w:firstColumn="1" w:lastColumn="0" w:oddVBand="0" w:evenVBand="0" w:oddHBand="0" w:evenHBand="0" w:firstRowFirstColumn="0" w:firstRowLastColumn="0" w:lastRowFirstColumn="0" w:lastRowLastColumn="0"/>
             <w:tcW w:w="2268" w:type="dxa"/>
           </w:tcPr>
           <w:p>
@@ -3272,6 +5171,9 @@
             <w:tcW w:w="2551" w:type="dxa"/>
           </w:tcPr>
           <w:p>
+            <w:pPr>
+              <w:cnfStyle w:val="000000010000" w:firstRow="0" w:lastRow="0" w:firstColumn="0" w:lastColumn="0" w:oddVBand="0" w:evenVBand="0" w:oddHBand="0" w:evenHBand="1" w:firstRowFirstColumn="0" w:firstRowLastColumn="0" w:lastRowFirstColumn="0" w:lastRowLastColumn="0"/>
+            </w:pPr>
             <w:r>
               <w:rPr>
                 <w:sz w:val="19"/>
@@ -3286,6 +5188,7 @@
           </w:tcPr>
           <w:p>
             <w:pPr>
+              <w:cnfStyle w:val="000000010000" w:firstRow="0" w:lastRow="0" w:firstColumn="0" w:lastColumn="0" w:oddVBand="0" w:evenVBand="0" w:oddHBand="0" w:evenHBand="1" w:firstRowFirstColumn="0" w:firstRowLastColumn="0" w:lastRowFirstColumn="0" w:lastRowLastColumn="0"/>
               <w:rPr>
                 <w:lang w:val="es-EC"/>
               </w:rPr>
@@ -3499,6 +5402,7 @@
       <w:pPr>
         <w:pStyle w:val="Ttulo1"/>
       </w:pPr>
+      <w:bookmarkStart w:id="6" w:name="_Toc235908446"/>
       <w:r>
         <w:t xml:space="preserve">3. Requisitos previos </w:t>
       </w:r>
@@ -3510,10 +5414,11 @@
       <w:r>
         <w:t xml:space="preserve"> entorno</w:t>
       </w:r>
+      <w:bookmarkEnd w:id="6"/>
     </w:p>
     <w:tbl>
       <w:tblPr>
-        <w:tblStyle w:val="Tablaconcuadrcula"/>
+        <w:tblStyle w:val="Cuadrculaclara-nfasis1"/>
         <w:tblW w:w="0" w:type="auto"/>
         <w:jc w:val="center"/>
         <w:tblLook w:val="04A0" w:firstRow="1" w:lastRow="0" w:firstColumn="1" w:lastColumn="0" w:noHBand="0" w:noVBand="1"/>
@@ -3525,17 +5430,18 @@
       </w:tblGrid>
       <w:tr>
         <w:trPr>
+          <w:cnfStyle w:val="100000000000" w:firstRow="1" w:lastRow="0" w:firstColumn="0" w:lastColumn="0" w:oddVBand="0" w:evenVBand="0" w:oddHBand="0" w:evenHBand="0" w:firstRowFirstColumn="0" w:firstRowLastColumn="0" w:lastRowFirstColumn="0" w:lastRowLastColumn="0"/>
           <w:jc w:val="center"/>
         </w:trPr>
         <w:tc>
           <w:tcPr>
+            <w:cnfStyle w:val="001000000000" w:firstRow="0" w:lastRow="0" w:firstColumn="1" w:lastColumn="0" w:oddVBand="0" w:evenVBand="0" w:oddHBand="0" w:evenHBand="0" w:firstRowFirstColumn="0" w:firstRowLastColumn="0" w:lastRowFirstColumn="0" w:lastRowLastColumn="0"/>
             <w:tcW w:w="2551" w:type="dxa"/>
             <w:shd w:val="clear" w:color="auto" w:fill="4472C4"/>
           </w:tcPr>
           <w:p>
             <w:r>
               <w:rPr>
-                <w:b/>
                 <w:color w:val="FFFFFF"/>
                 <w:sz w:val="20"/>
               </w:rPr>
@@ -3549,9 +5455,11 @@
             <w:shd w:val="clear" w:color="auto" w:fill="4472C4"/>
           </w:tcPr>
           <w:p>
-            <w:r>
-              <w:rPr>
-                <w:b/>
+            <w:pPr>
+              <w:cnfStyle w:val="100000000000" w:firstRow="1" w:lastRow="0" w:firstColumn="0" w:lastColumn="0" w:oddVBand="0" w:evenVBand="0" w:oddHBand="0" w:evenHBand="0" w:firstRowFirstColumn="0" w:firstRowLastColumn="0" w:lastRowFirstColumn="0" w:lastRowLastColumn="0"/>
+            </w:pPr>
+            <w:r>
+              <w:rPr>
                 <w:color w:val="FFFFFF"/>
                 <w:sz w:val="20"/>
               </w:rPr>
@@ -3565,9 +5473,11 @@
             <w:shd w:val="clear" w:color="auto" w:fill="4472C4"/>
           </w:tcPr>
           <w:p>
-            <w:r>
-              <w:rPr>
-                <w:b/>
+            <w:pPr>
+              <w:cnfStyle w:val="100000000000" w:firstRow="1" w:lastRow="0" w:firstColumn="0" w:lastColumn="0" w:oddVBand="0" w:evenVBand="0" w:oddHBand="0" w:evenHBand="0" w:firstRowFirstColumn="0" w:firstRowLastColumn="0" w:lastRowFirstColumn="0" w:lastRowLastColumn="0"/>
+            </w:pPr>
+            <w:r>
+              <w:rPr>
                 <w:color w:val="FFFFFF"/>
                 <w:sz w:val="20"/>
               </w:rPr>
@@ -3578,10 +5488,12 @@
       </w:tr>
       <w:tr>
         <w:trPr>
+          <w:cnfStyle w:val="000000100000" w:firstRow="0" w:lastRow="0" w:firstColumn="0" w:lastColumn="0" w:oddVBand="0" w:evenVBand="0" w:oddHBand="1" w:evenHBand="0" w:firstRowFirstColumn="0" w:firstRowLastColumn="0" w:lastRowFirstColumn="0" w:lastRowLastColumn="0"/>
           <w:jc w:val="center"/>
         </w:trPr>
         <w:tc>
           <w:tcPr>
+            <w:cnfStyle w:val="001000000000" w:firstRow="0" w:lastRow="0" w:firstColumn="1" w:lastColumn="0" w:oddVBand="0" w:evenVBand="0" w:oddHBand="0" w:evenHBand="0" w:firstRowFirstColumn="0" w:firstRowLastColumn="0" w:lastRowFirstColumn="0" w:lastRowLastColumn="0"/>
             <w:tcW w:w="2551" w:type="dxa"/>
           </w:tcPr>
           <w:p>
@@ -3589,6 +5501,7 @@
               <w:rPr>
                 <w:sz w:val="19"/>
               </w:rPr>
+              <w:lastRenderedPageBreak/>
               <w:t>Node.js</w:t>
             </w:r>
           </w:p>
@@ -3598,6 +5511,9 @@
             <w:tcW w:w="1701" w:type="dxa"/>
           </w:tcPr>
           <w:p>
+            <w:pPr>
+              <w:cnfStyle w:val="000000100000" w:firstRow="0" w:lastRow="0" w:firstColumn="0" w:lastColumn="0" w:oddVBand="0" w:evenVBand="0" w:oddHBand="1" w:evenHBand="0" w:firstRowFirstColumn="0" w:firstRowLastColumn="0" w:lastRowFirstColumn="0" w:lastRowLastColumn="0"/>
+            </w:pPr>
             <w:r>
               <w:rPr>
                 <w:sz w:val="19"/>
@@ -3612,6 +5528,7 @@
           </w:tcPr>
           <w:p>
             <w:pPr>
+              <w:cnfStyle w:val="000000100000" w:firstRow="0" w:lastRow="0" w:firstColumn="0" w:lastColumn="0" w:oddVBand="0" w:evenVBand="0" w:oddHBand="1" w:evenHBand="0" w:firstRowFirstColumn="0" w:firstRowLastColumn="0" w:lastRowFirstColumn="0" w:lastRowLastColumn="0"/>
               <w:rPr>
                 <w:lang w:val="es-EC"/>
               </w:rPr>
@@ -3708,10 +5625,12 @@
       </w:tr>
       <w:tr>
         <w:trPr>
+          <w:cnfStyle w:val="000000010000" w:firstRow="0" w:lastRow="0" w:firstColumn="0" w:lastColumn="0" w:oddVBand="0" w:evenVBand="0" w:oddHBand="0" w:evenHBand="1" w:firstRowFirstColumn="0" w:firstRowLastColumn="0" w:lastRowFirstColumn="0" w:lastRowLastColumn="0"/>
           <w:jc w:val="center"/>
         </w:trPr>
         <w:tc>
           <w:tcPr>
+            <w:cnfStyle w:val="001000000000" w:firstRow="0" w:lastRow="0" w:firstColumn="1" w:lastColumn="0" w:oddVBand="0" w:evenVBand="0" w:oddHBand="0" w:evenHBand="0" w:firstRowFirstColumn="0" w:firstRowLastColumn="0" w:lastRowFirstColumn="0" w:lastRowLastColumn="0"/>
             <w:tcW w:w="2551" w:type="dxa"/>
           </w:tcPr>
           <w:p>
@@ -3730,6 +5649,9 @@
             <w:tcW w:w="1701" w:type="dxa"/>
           </w:tcPr>
           <w:p>
+            <w:pPr>
+              <w:cnfStyle w:val="000000010000" w:firstRow="0" w:lastRow="0" w:firstColumn="0" w:lastColumn="0" w:oddVBand="0" w:evenVBand="0" w:oddHBand="0" w:evenHBand="1" w:firstRowFirstColumn="0" w:firstRowLastColumn="0" w:lastRowFirstColumn="0" w:lastRowLastColumn="0"/>
+            </w:pPr>
             <w:r>
               <w:rPr>
                 <w:sz w:val="19"/>
@@ -3744,6 +5666,7 @@
           </w:tcPr>
           <w:p>
             <w:pPr>
+              <w:cnfStyle w:val="000000010000" w:firstRow="0" w:lastRow="0" w:firstColumn="0" w:lastColumn="0" w:oddVBand="0" w:evenVBand="0" w:oddHBand="0" w:evenHBand="1" w:firstRowFirstColumn="0" w:firstRowLastColumn="0" w:lastRowFirstColumn="0" w:lastRowLastColumn="0"/>
               <w:rPr>
                 <w:lang w:val="es-EC"/>
               </w:rPr>
@@ -3769,15 +5692,7 @@
                 <w:sz w:val="19"/>
                 <w:lang w:val="es-EC"/>
               </w:rPr>
-              <w:t xml:space="preserve"> y app-</w:t>
-            </w:r>
-            <w:r>
-              <w:rPr>
-                <w:sz w:val="19"/>
-                <w:lang w:val="es-EC"/>
-              </w:rPr>
-              <w:lastRenderedPageBreak/>
-              <w:t>integra-</w:t>
+              <w:t xml:space="preserve"> y app-integra-</w:t>
             </w:r>
             <w:proofErr w:type="spellStart"/>
             <w:r>
@@ -3864,10 +5779,12 @@
       </w:tr>
       <w:tr>
         <w:trPr>
+          <w:cnfStyle w:val="000000100000" w:firstRow="0" w:lastRow="0" w:firstColumn="0" w:lastColumn="0" w:oddVBand="0" w:evenVBand="0" w:oddHBand="1" w:evenHBand="0" w:firstRowFirstColumn="0" w:firstRowLastColumn="0" w:lastRowFirstColumn="0" w:lastRowLastColumn="0"/>
           <w:jc w:val="center"/>
         </w:trPr>
         <w:tc>
           <w:tcPr>
+            <w:cnfStyle w:val="001000000000" w:firstRow="0" w:lastRow="0" w:firstColumn="1" w:lastColumn="0" w:oddVBand="0" w:evenVBand="0" w:oddHBand="0" w:evenHBand="0" w:firstRowFirstColumn="0" w:firstRowLastColumn="0" w:lastRowFirstColumn="0" w:lastRowLastColumn="0"/>
             <w:tcW w:w="2551" w:type="dxa"/>
           </w:tcPr>
           <w:p>
@@ -3875,7 +5792,6 @@
               <w:rPr>
                 <w:sz w:val="19"/>
               </w:rPr>
-              <w:lastRenderedPageBreak/>
               <w:t>R</w:t>
             </w:r>
           </w:p>
@@ -3885,6 +5801,9 @@
             <w:tcW w:w="1701" w:type="dxa"/>
           </w:tcPr>
           <w:p>
+            <w:pPr>
+              <w:cnfStyle w:val="000000100000" w:firstRow="0" w:lastRow="0" w:firstColumn="0" w:lastColumn="0" w:oddVBand="0" w:evenVBand="0" w:oddHBand="1" w:evenHBand="0" w:firstRowFirstColumn="0" w:firstRowLastColumn="0" w:lastRowFirstColumn="0" w:lastRowLastColumn="0"/>
+            </w:pPr>
             <w:r>
               <w:rPr>
                 <w:sz w:val="19"/>
@@ -3899,6 +5818,7 @@
           </w:tcPr>
           <w:p>
             <w:pPr>
+              <w:cnfStyle w:val="000000100000" w:firstRow="0" w:lastRow="0" w:firstColumn="0" w:lastColumn="0" w:oddVBand="0" w:evenVBand="0" w:oddHBand="1" w:evenHBand="0" w:firstRowFirstColumn="0" w:firstRowLastColumn="0" w:lastRowFirstColumn="0" w:lastRowLastColumn="0"/>
               <w:rPr>
                 <w:lang w:val="es-EC"/>
               </w:rPr>
@@ -3979,10 +5899,12 @@
       </w:tr>
       <w:tr>
         <w:trPr>
+          <w:cnfStyle w:val="000000010000" w:firstRow="0" w:lastRow="0" w:firstColumn="0" w:lastColumn="0" w:oddVBand="0" w:evenVBand="0" w:oddHBand="0" w:evenHBand="1" w:firstRowFirstColumn="0" w:firstRowLastColumn="0" w:lastRowFirstColumn="0" w:lastRowLastColumn="0"/>
           <w:jc w:val="center"/>
         </w:trPr>
         <w:tc>
           <w:tcPr>
+            <w:cnfStyle w:val="001000000000" w:firstRow="0" w:lastRow="0" w:firstColumn="1" w:lastColumn="0" w:oddVBand="0" w:evenVBand="0" w:oddHBand="0" w:evenHBand="0" w:firstRowFirstColumn="0" w:firstRowLastColumn="0" w:lastRowFirstColumn="0" w:lastRowLastColumn="0"/>
             <w:tcW w:w="2551" w:type="dxa"/>
           </w:tcPr>
           <w:p>
@@ -4013,6 +5935,9 @@
             <w:tcW w:w="1701" w:type="dxa"/>
           </w:tcPr>
           <w:p>
+            <w:pPr>
+              <w:cnfStyle w:val="000000010000" w:firstRow="0" w:lastRow="0" w:firstColumn="0" w:lastColumn="0" w:oddVBand="0" w:evenVBand="0" w:oddHBand="0" w:evenHBand="1" w:firstRowFirstColumn="0" w:firstRowLastColumn="0" w:lastRowFirstColumn="0" w:lastRowLastColumn="0"/>
+            </w:pPr>
             <w:r>
               <w:rPr>
                 <w:sz w:val="19"/>
@@ -4027,6 +5952,7 @@
           </w:tcPr>
           <w:p>
             <w:pPr>
+              <w:cnfStyle w:val="000000010000" w:firstRow="0" w:lastRow="0" w:firstColumn="0" w:lastColumn="0" w:oddVBand="0" w:evenVBand="0" w:oddHBand="0" w:evenHBand="1" w:firstRowFirstColumn="0" w:firstRowLastColumn="0" w:lastRowFirstColumn="0" w:lastRowLastColumn="0"/>
               <w:rPr>
                 <w:lang w:val="es-EC"/>
               </w:rPr>
@@ -4084,14 +6010,7 @@
                 <w:sz w:val="19"/>
                 <w:lang w:val="es-EC"/>
               </w:rPr>
-              <w:t>. El repo incluye referenc</w:t>
-            </w:r>
-            <w:r>
-              <w:rPr>
-                <w:sz w:val="19"/>
-                <w:lang w:val="es-EC"/>
-              </w:rPr>
-              <w:t>ias a "</w:t>
+              <w:t>. El repo incluye referencias a "</w:t>
             </w:r>
             <w:proofErr w:type="spellStart"/>
             <w:r>
@@ -4162,10 +6081,12 @@
       </w:tr>
       <w:tr>
         <w:trPr>
+          <w:cnfStyle w:val="000000100000" w:firstRow="0" w:lastRow="0" w:firstColumn="0" w:lastColumn="0" w:oddVBand="0" w:evenVBand="0" w:oddHBand="1" w:evenHBand="0" w:firstRowFirstColumn="0" w:firstRowLastColumn="0" w:lastRowFirstColumn="0" w:lastRowLastColumn="0"/>
           <w:jc w:val="center"/>
         </w:trPr>
         <w:tc>
           <w:tcPr>
+            <w:cnfStyle w:val="001000000000" w:firstRow="0" w:lastRow="0" w:firstColumn="1" w:lastColumn="0" w:oddVBand="0" w:evenVBand="0" w:oddHBand="0" w:evenHBand="0" w:firstRowFirstColumn="0" w:firstRowLastColumn="0" w:lastRowFirstColumn="0" w:lastRowLastColumn="0"/>
             <w:tcW w:w="2551" w:type="dxa"/>
           </w:tcPr>
           <w:p>
@@ -4213,6 +6134,9 @@
             <w:tcW w:w="1701" w:type="dxa"/>
           </w:tcPr>
           <w:p>
+            <w:pPr>
+              <w:cnfStyle w:val="000000100000" w:firstRow="0" w:lastRow="0" w:firstColumn="0" w:lastColumn="0" w:oddVBand="0" w:evenVBand="0" w:oddHBand="1" w:evenHBand="0" w:firstRowFirstColumn="0" w:firstRowLastColumn="0" w:lastRowFirstColumn="0" w:lastRowLastColumn="0"/>
+            </w:pPr>
             <w:r>
               <w:rPr>
                 <w:sz w:val="19"/>
@@ -4235,6 +6159,7 @@
           </w:tcPr>
           <w:p>
             <w:pPr>
+              <w:cnfStyle w:val="000000100000" w:firstRow="0" w:lastRow="0" w:firstColumn="0" w:lastColumn="0" w:oddVBand="0" w:evenVBand="0" w:oddHBand="1" w:evenHBand="0" w:firstRowFirstColumn="0" w:firstRowLastColumn="0" w:lastRowFirstColumn="0" w:lastRowLastColumn="0"/>
               <w:rPr>
                 <w:lang w:val="es-EC"/>
               </w:rPr>
@@ -4267,10 +6192,12 @@
       </w:tr>
       <w:tr>
         <w:trPr>
+          <w:cnfStyle w:val="000000010000" w:firstRow="0" w:lastRow="0" w:firstColumn="0" w:lastColumn="0" w:oddVBand="0" w:evenVBand="0" w:oddHBand="0" w:evenHBand="1" w:firstRowFirstColumn="0" w:firstRowLastColumn="0" w:lastRowFirstColumn="0" w:lastRowLastColumn="0"/>
           <w:jc w:val="center"/>
         </w:trPr>
         <w:tc>
           <w:tcPr>
+            <w:cnfStyle w:val="001000000000" w:firstRow="0" w:lastRow="0" w:firstColumn="1" w:lastColumn="0" w:oddVBand="0" w:evenVBand="0" w:oddHBand="0" w:evenHBand="0" w:firstRowFirstColumn="0" w:firstRowLastColumn="0" w:lastRowFirstColumn="0" w:lastRowLastColumn="0"/>
             <w:tcW w:w="2551" w:type="dxa"/>
           </w:tcPr>
           <w:p>
@@ -4278,13 +6205,7 @@
               <w:rPr>
                 <w:sz w:val="19"/>
               </w:rPr>
-              <w:t>Ed</w:t>
-            </w:r>
-            <w:r>
-              <w:rPr>
-                <w:sz w:val="19"/>
-              </w:rPr>
-              <w:t xml:space="preserve">itor de </w:t>
+              <w:t xml:space="preserve">Editor de </w:t>
             </w:r>
             <w:proofErr w:type="spellStart"/>
             <w:r>
@@ -4301,6 +6222,9 @@
             <w:tcW w:w="1701" w:type="dxa"/>
           </w:tcPr>
           <w:p>
+            <w:pPr>
+              <w:cnfStyle w:val="000000010000" w:firstRow="0" w:lastRow="0" w:firstColumn="0" w:lastColumn="0" w:oddVBand="0" w:evenVBand="0" w:oddHBand="0" w:evenHBand="1" w:firstRowFirstColumn="0" w:firstRowLastColumn="0" w:lastRowFirstColumn="0" w:lastRowLastColumn="0"/>
+            </w:pPr>
             <w:r>
               <w:rPr>
                 <w:sz w:val="19"/>
@@ -4315,6 +6239,7 @@
           </w:tcPr>
           <w:p>
             <w:pPr>
+              <w:cnfStyle w:val="000000010000" w:firstRow="0" w:lastRow="0" w:firstColumn="0" w:lastColumn="0" w:oddVBand="0" w:evenVBand="0" w:oddHBand="0" w:evenHBand="1" w:firstRowFirstColumn="0" w:firstRowLastColumn="0" w:lastRowFirstColumn="0" w:lastRowLastColumn="0"/>
               <w:rPr>
                 <w:lang w:val="es-EC"/>
               </w:rPr>
@@ -4408,6 +6333,7 @@
           <w:lang w:val="es-EC"/>
         </w:rPr>
       </w:pPr>
+      <w:bookmarkStart w:id="7" w:name="_Toc235908447"/>
       <w:r>
         <w:rPr>
           <w:lang w:val="es-EC"/>
@@ -4421,6 +6347,7 @@
         </w:rPr>
         <w:t>Docker</w:t>
       </w:r>
+      <w:bookmarkEnd w:id="7"/>
       <w:proofErr w:type="spellEnd"/>
     </w:p>
     <w:p>
@@ -4430,6 +6357,7 @@
           <w:lang w:val="es-EC"/>
         </w:rPr>
       </w:pPr>
+      <w:bookmarkStart w:id="8" w:name="_Toc235908448"/>
       <w:r>
         <w:rPr>
           <w:lang w:val="es-EC"/>
@@ -4457,43 +6385,29 @@
         </w:rPr>
         <w:t>subproyecto</w:t>
       </w:r>
+      <w:bookmarkEnd w:id="8"/>
       <w:proofErr w:type="spellEnd"/>
     </w:p>
     <w:p>
-      <w:pPr>
-        <w:rPr>
-          <w:lang w:val="es-EC"/>
-        </w:rPr>
-      </w:pPr>
+      <w:proofErr w:type="spellStart"/>
       <w:proofErr w:type="gramStart"/>
       <w:r>
         <w:rPr>
           <w:b/>
-          <w:lang w:val="es-EC"/>
-        </w:rPr>
-        <w:t>api-integra-</w:t>
+        </w:rPr>
+        <w:t>api-integra-esavi</w:t>
+      </w:r>
+      <w:proofErr w:type="spellEnd"/>
+      <w:r>
+        <w:rPr>
+          <w:b/>
+        </w:rPr>
+        <w:t>/</w:t>
       </w:r>
       <w:proofErr w:type="spellStart"/>
       <w:r>
         <w:rPr>
           <w:b/>
-          <w:lang w:val="es-EC"/>
-        </w:rPr>
-        <w:t>esavi</w:t>
-      </w:r>
-      <w:proofErr w:type="spellEnd"/>
-      <w:r>
-        <w:rPr>
-          <w:b/>
-          <w:lang w:val="es-EC"/>
-        </w:rPr>
-        <w:t>/</w:t>
-      </w:r>
-      <w:proofErr w:type="spellStart"/>
-      <w:r>
-        <w:rPr>
-          <w:b/>
-          <w:lang w:val="es-EC"/>
         </w:rPr>
         <w:t>Dockerfile</w:t>
       </w:r>
@@ -4507,10 +6421,7 @@
         </w:rPr>
       </w:pPr>
       <w:r>
-        <w:t xml:space="preserve">Build multi-stage. Etapa 1 ("build", node:22-bullseye): habilita pnpm vía corepack, instala dependencias con pnpm install --frozen-lockfile --ignore-workspace y compila con pnpm run build </w:t>
-      </w:r>
-      <w:r>
-        <w:t xml:space="preserve">(nest build). </w:t>
+        <w:t xml:space="preserve">Build multi-stage. Etapa 1 ("build", node:22-bullseye): habilita pnpm vía corepack, instala dependencias con pnpm install --frozen-lockfile --ignore-workspace y compila con pnpm run build (nest build). </w:t>
       </w:r>
       <w:r>
         <w:rPr>
@@ -4698,13 +6609,7 @@
         <w:rPr>
           <w:lang w:val="es-EC"/>
         </w:rPr>
-        <w:t>/</w:t>
-      </w:r>
-      <w:r>
-        <w:rPr>
-          <w:lang w:val="es-EC"/>
-        </w:rPr>
-        <w:t xml:space="preserve"> desde la etapa de </w:t>
+        <w:t xml:space="preserve">/ desde la etapa de </w:t>
       </w:r>
       <w:proofErr w:type="spellStart"/>
       <w:r>
@@ -4842,13 +6747,7 @@
         <w:rPr>
           <w:lang w:val="es-EC"/>
         </w:rPr>
-        <w:t>-alpi</w:t>
-      </w:r>
-      <w:r>
-        <w:rPr>
-          <w:lang w:val="es-EC"/>
-        </w:rPr>
-        <w:t xml:space="preserve">ne (corregido: antes usaba node:20-alpine, desalineado con el v22.13.0 fijado en </w:t>
+        <w:t xml:space="preserve">-alpine (corregido: antes usaba node:20-alpine, desalineado con el v22.13.0 fijado en </w:t>
       </w:r>
       <w:proofErr w:type="spellStart"/>
       <w:r>
@@ -4932,13 +6831,7 @@
         <w:rPr>
           <w:lang w:val="es-EC"/>
         </w:rPr>
-        <w:t xml:space="preserve"> local y contenedor coincidan). Habilit</w:t>
-      </w:r>
-      <w:r>
-        <w:rPr>
-          <w:lang w:val="es-EC"/>
-        </w:rPr>
-        <w:t xml:space="preserve">a </w:t>
+        <w:t xml:space="preserve"> local y contenedor coincidan). Habilita </w:t>
       </w:r>
       <w:proofErr w:type="spellStart"/>
       <w:r>
@@ -5008,13 +6901,7 @@
         <w:rPr>
           <w:lang w:val="es-EC"/>
         </w:rPr>
-        <w:t xml:space="preserve"> las variables VITE_KEYCLOAK_URL, VITE_KEYCLOAK_REALM, VITE_KEYCLOAK_CLIENT_ID, VITE_INTEGRA_ESAVI_API_URL, VITE_API_KEY, VITE_ESAVI_GRAVE y VITE_ESAVI_DASHB</w:t>
-      </w:r>
-      <w:r>
-        <w:rPr>
-          <w:lang w:val="es-EC"/>
-        </w:rPr>
-        <w:t xml:space="preserve">OARD_TOKEN (se "hornean" en el </w:t>
+        <w:t xml:space="preserve"> las variables VITE_KEYCLOAK_URL, VITE_KEYCLOAK_REALM, VITE_KEYCLOAK_CLIENT_ID, VITE_INTEGRA_ESAVI_API_URL, VITE_API_KEY, VITE_ESAVI_GRAVE y VITE_ESAVI_DASHBOARD_TOKEN (se "hornean" en el </w:t>
       </w:r>
       <w:proofErr w:type="spellStart"/>
       <w:r>
@@ -5189,13 +7076,7 @@
         <w:rPr>
           <w:lang w:val="es-EC"/>
         </w:rPr>
-        <w:t>/r-ver:4.4.1. Instala librerías de</w:t>
-      </w:r>
-      <w:r>
-        <w:rPr>
-          <w:lang w:val="es-EC"/>
-        </w:rPr>
-        <w:t xml:space="preserve"> sistema necesarias para los paquetes R geoespaciales y de conexión a BD (</w:t>
+        <w:t>/r-ver:4.4.1. Instala librerías de sistema necesarias para los paquetes R geoespaciales y de conexión a BD (</w:t>
       </w:r>
       <w:proofErr w:type="spellStart"/>
       <w:r>
@@ -5309,13 +7190,7 @@
         <w:rPr>
           <w:lang w:val="es-EC"/>
         </w:rPr>
-        <w:t xml:space="preserve"> Manager para Ubuntu 22</w:t>
-      </w:r>
-      <w:r>
-        <w:rPr>
-          <w:lang w:val="es-EC"/>
-        </w:rPr>
-        <w:t xml:space="preserve">.04 </w:t>
+        <w:t xml:space="preserve"> Manager para Ubuntu 22.04 </w:t>
       </w:r>
       <w:proofErr w:type="spellStart"/>
       <w:r>
@@ -5329,7 +7204,14 @@
         <w:rPr>
           <w:lang w:val="es-EC"/>
         </w:rPr>
-        <w:t xml:space="preserve"> (evita compilar desde fuente). Copia </w:t>
+        <w:t xml:space="preserve"> (evita </w:t>
+      </w:r>
+      <w:r>
+        <w:rPr>
+          <w:lang w:val="es-EC"/>
+        </w:rPr>
+        <w:lastRenderedPageBreak/>
+        <w:t xml:space="preserve">compilar desde fuente). Copia </w:t>
       </w:r>
       <w:proofErr w:type="spellStart"/>
       <w:r>
@@ -5437,11 +7319,11 @@
           <w:lang w:val="es-EC"/>
         </w:rPr>
       </w:pPr>
-      <w:r>
-        <w:rPr>
-          <w:lang w:val="es-EC"/>
-        </w:rPr>
-        <w:lastRenderedPageBreak/>
+      <w:bookmarkStart w:id="9" w:name="_Toc235908449"/>
+      <w:r>
+        <w:rPr>
+          <w:lang w:val="es-EC"/>
+        </w:rPr>
         <w:t xml:space="preserve">4.2 </w:t>
       </w:r>
       <w:proofErr w:type="spellStart"/>
@@ -5463,14 +7345,9 @@
         <w:rPr>
           <w:lang w:val="es-EC"/>
         </w:rPr>
-        <w:t>subpr</w:t>
-      </w:r>
-      <w:r>
-        <w:rPr>
-          <w:lang w:val="es-EC"/>
-        </w:rPr>
-        <w:t>oyecto</w:t>
-      </w:r>
+        <w:t>subproyecto</w:t>
+      </w:r>
+      <w:bookmarkEnd w:id="9"/>
       <w:proofErr w:type="spellEnd"/>
     </w:p>
     <w:p>
@@ -5613,13 +7490,7 @@
         <w:rPr>
           <w:lang w:val="es-EC"/>
         </w:rPr>
-        <w:t>, con un despliegue separado y</w:t>
-      </w:r>
-      <w:r>
-        <w:rPr>
-          <w:lang w:val="es-EC"/>
-        </w:rPr>
-        <w:t xml:space="preserve"> manual (después de que la API haya generado el </w:t>
+        <w:t xml:space="preserve">, con un despliegue separado y manual (después de que la API haya generado el </w:t>
       </w:r>
       <w:proofErr w:type="spellStart"/>
       <w:r>
@@ -5741,17 +7612,12 @@
           <w:lang w:val="es-EC"/>
         </w:rPr>
       </w:pPr>
-      <w:r>
-        <w:rPr>
-          <w:lang w:val="es-EC"/>
-        </w:rPr>
-        <w:t>4.3 Desplie</w:t>
-      </w:r>
-      <w:r>
-        <w:rPr>
-          <w:lang w:val="es-EC"/>
-        </w:rPr>
-        <w:t xml:space="preserve">gue completo del </w:t>
+      <w:bookmarkStart w:id="10" w:name="_Toc235908450"/>
+      <w:r>
+        <w:rPr>
+          <w:lang w:val="es-EC"/>
+        </w:rPr>
+        <w:t xml:space="preserve">4.3 Despliegue completo del </w:t>
       </w:r>
       <w:proofErr w:type="spellStart"/>
       <w:r>
@@ -5760,6 +7626,7 @@
         </w:rPr>
         <w:t>stack</w:t>
       </w:r>
+      <w:bookmarkEnd w:id="10"/>
       <w:proofErr w:type="spellEnd"/>
     </w:p>
     <w:p>
@@ -5870,13 +7737,7 @@
         <w:rPr>
           <w:lang w:val="es-EC"/>
         </w:rPr>
-        <w:t>/Despliegue-Integra-ESAVI.docx. Consulta ese manual para desplegar el entorno completo (</w:t>
-      </w:r>
-      <w:r>
-        <w:rPr>
-          <w:lang w:val="es-EC"/>
-        </w:rPr>
-        <w:t>por ejemplo, para pruebas de integración o para levantar el proyecto por primera vez).</w:t>
+        <w:t>/Despliegue-Integra-ESAVI.docx. Consulta ese manual para desplegar el entorno completo (por ejemplo, para pruebas de integración o para levantar el proyecto por primera vez).</w:t>
       </w:r>
     </w:p>
     <w:p>
@@ -5886,12 +7747,14 @@
           <w:lang w:val="es-EC"/>
         </w:rPr>
       </w:pPr>
+      <w:bookmarkStart w:id="11" w:name="_Toc235908451"/>
       <w:r>
         <w:rPr>
           <w:lang w:val="es-EC"/>
         </w:rPr>
         <w:t>4.4 Flujo de desarrollo día a día</w:t>
       </w:r>
+      <w:bookmarkEnd w:id="11"/>
     </w:p>
     <w:p>
       <w:r>
@@ -5960,13 +7823,7 @@
         <w:rPr>
           <w:lang w:val="es-EC"/>
         </w:rPr>
-        <w:t>Po</w:t>
-      </w:r>
-      <w:r>
-        <w:rPr>
-          <w:lang w:val="es-EC"/>
-        </w:rPr>
-        <w:t>stgreSQL</w:t>
+        <w:t>PostgreSQL</w:t>
       </w:r>
       <w:proofErr w:type="spellEnd"/>
       <w:r>
@@ -6114,10 +7971,7 @@
       </w:r>
       <w:proofErr w:type="spellEnd"/>
       <w:r>
-        <w:t xml:space="preserve">  — nest s</w:t>
-      </w:r>
-      <w:r>
-        <w:t>tart --watch</w:t>
+        <w:t xml:space="preserve">  — nest start --watch</w:t>
       </w:r>
     </w:p>
     <w:p>
@@ -6317,15 +8171,7 @@
           <w:sz w:val="19"/>
           <w:lang w:val="es-EC"/>
         </w:rPr>
-        <w:t xml:space="preserve"> escucha directo en</w:t>
-      </w:r>
-      <w:r>
-        <w:rPr>
-          <w:rFonts w:ascii="Consolas" w:hAnsi="Consolas"/>
-          <w:sz w:val="19"/>
-          <w:lang w:val="es-EC"/>
-        </w:rPr>
-        <w:t xml:space="preserve"> el puerto indicado en </w:t>
+        <w:t xml:space="preserve"> escucha directo en el puerto indicado en </w:t>
       </w:r>
       <w:proofErr w:type="spellStart"/>
       <w:r>
@@ -6467,13 +8313,7 @@
         <w:rPr>
           <w:lang w:val="es-EC"/>
         </w:rPr>
-        <w:t xml:space="preserve"> y </w:t>
-      </w:r>
-      <w:r>
-        <w:rPr>
-          <w:lang w:val="es-EC"/>
-        </w:rPr>
-        <w:t>app-integra-</w:t>
+        <w:t xml:space="preserve"> y app-integra-</w:t>
       </w:r>
       <w:proofErr w:type="spellStart"/>
       <w:r>
@@ -6613,13 +8453,7 @@
         <w:rPr>
           <w:lang w:val="es-EC"/>
         </w:rPr>
-        <w:t>; es probable que quedara de alguna in</w:t>
-      </w:r>
-      <w:r>
-        <w:rPr>
-          <w:lang w:val="es-EC"/>
-        </w:rPr>
-        <w:t xml:space="preserve">stalación con </w:t>
+        <w:t xml:space="preserve">; es probable que quedara de alguna instalación con </w:t>
       </w:r>
       <w:proofErr w:type="spellStart"/>
       <w:r>
@@ -6678,6 +8512,7 @@
           <w:lang w:val="es-EC"/>
         </w:rPr>
       </w:pPr>
+      <w:bookmarkStart w:id="12" w:name="_Toc235908452"/>
       <w:r>
         <w:rPr>
           <w:lang w:val="es-EC"/>
@@ -6691,6 +8526,7 @@
         </w:rPr>
         <w:t>DBeaver</w:t>
       </w:r>
+      <w:bookmarkEnd w:id="12"/>
       <w:proofErr w:type="spellEnd"/>
     </w:p>
     <w:p>
@@ -6745,18 +8581,12 @@
         <w:rPr>
           <w:lang w:val="es-EC"/>
         </w:rPr>
-        <w:t xml:space="preserve"> queda publicado en el </w:t>
-      </w:r>
-      <w:r>
-        <w:rPr>
-          <w:lang w:val="es-EC"/>
-        </w:rPr>
-        <w:t>host de la siguiente manera:</w:t>
+        <w:t xml:space="preserve"> queda publicado en el host de la siguiente manera:</w:t>
       </w:r>
     </w:p>
     <w:tbl>
       <w:tblPr>
-        <w:tblStyle w:val="Tablaconcuadrcula"/>
+        <w:tblStyle w:val="Cuadrculaclara-nfasis1"/>
         <w:tblW w:w="0" w:type="auto"/>
         <w:jc w:val="center"/>
         <w:tblLook w:val="04A0" w:firstRow="1" w:lastRow="0" w:firstColumn="1" w:lastColumn="0" w:noHBand="0" w:noVBand="1"/>
@@ -6767,10 +8597,12 @@
       </w:tblGrid>
       <w:tr>
         <w:trPr>
+          <w:cnfStyle w:val="100000000000" w:firstRow="1" w:lastRow="0" w:firstColumn="0" w:lastColumn="0" w:oddVBand="0" w:evenVBand="0" w:oddHBand="0" w:evenHBand="0" w:firstRowFirstColumn="0" w:firstRowLastColumn="0" w:lastRowFirstColumn="0" w:lastRowLastColumn="0"/>
           <w:jc w:val="center"/>
         </w:trPr>
         <w:tc>
           <w:tcPr>
+            <w:cnfStyle w:val="001000000000" w:firstRow="0" w:lastRow="0" w:firstColumn="1" w:lastColumn="0" w:oddVBand="0" w:evenVBand="0" w:oddHBand="0" w:evenHBand="0" w:firstRowFirstColumn="0" w:firstRowLastColumn="0" w:lastRowFirstColumn="0" w:lastRowLastColumn="0"/>
             <w:tcW w:w="2268" w:type="dxa"/>
             <w:shd w:val="clear" w:color="auto" w:fill="4472C4"/>
           </w:tcPr>
@@ -6778,7 +8610,6 @@
             <w:proofErr w:type="spellStart"/>
             <w:r>
               <w:rPr>
-                <w:b/>
                 <w:color w:val="FFFFFF"/>
                 <w:sz w:val="20"/>
               </w:rPr>
@@ -6793,9 +8624,11 @@
             <w:shd w:val="clear" w:color="auto" w:fill="4472C4"/>
           </w:tcPr>
           <w:p>
-            <w:r>
-              <w:rPr>
-                <w:b/>
+            <w:pPr>
+              <w:cnfStyle w:val="100000000000" w:firstRow="1" w:lastRow="0" w:firstColumn="0" w:lastColumn="0" w:oddVBand="0" w:evenVBand="0" w:oddHBand="0" w:evenHBand="0" w:firstRowFirstColumn="0" w:firstRowLastColumn="0" w:lastRowFirstColumn="0" w:lastRowLastColumn="0"/>
+            </w:pPr>
+            <w:r>
+              <w:rPr>
                 <w:color w:val="FFFFFF"/>
                 <w:sz w:val="20"/>
               </w:rPr>
@@ -6806,10 +8639,12 @@
       </w:tr>
       <w:tr>
         <w:trPr>
+          <w:cnfStyle w:val="000000100000" w:firstRow="0" w:lastRow="0" w:firstColumn="0" w:lastColumn="0" w:oddVBand="0" w:evenVBand="0" w:oddHBand="1" w:evenHBand="0" w:firstRowFirstColumn="0" w:firstRowLastColumn="0" w:lastRowFirstColumn="0" w:lastRowLastColumn="0"/>
           <w:jc w:val="center"/>
         </w:trPr>
         <w:tc>
           <w:tcPr>
+            <w:cnfStyle w:val="001000000000" w:firstRow="0" w:lastRow="0" w:firstColumn="1" w:lastColumn="0" w:oddVBand="0" w:evenVBand="0" w:oddHBand="0" w:evenHBand="0" w:firstRowFirstColumn="0" w:firstRowLastColumn="0" w:lastRowFirstColumn="0" w:lastRowLastColumn="0"/>
             <w:tcW w:w="2268" w:type="dxa"/>
           </w:tcPr>
           <w:p>
@@ -6826,6 +8661,9 @@
             <w:tcW w:w="6236" w:type="dxa"/>
           </w:tcPr>
           <w:p>
+            <w:pPr>
+              <w:cnfStyle w:val="000000100000" w:firstRow="0" w:lastRow="0" w:firstColumn="0" w:lastColumn="0" w:oddVBand="0" w:evenVBand="0" w:oddHBand="1" w:evenHBand="0" w:firstRowFirstColumn="0" w:firstRowLastColumn="0" w:lastRowFirstColumn="0" w:lastRowLastColumn="0"/>
+            </w:pPr>
             <w:r>
               <w:rPr>
                 <w:sz w:val="19"/>
@@ -6837,10 +8675,12 @@
       </w:tr>
       <w:tr>
         <w:trPr>
+          <w:cnfStyle w:val="000000010000" w:firstRow="0" w:lastRow="0" w:firstColumn="0" w:lastColumn="0" w:oddVBand="0" w:evenVBand="0" w:oddHBand="0" w:evenHBand="1" w:firstRowFirstColumn="0" w:firstRowLastColumn="0" w:lastRowFirstColumn="0" w:lastRowLastColumn="0"/>
           <w:jc w:val="center"/>
         </w:trPr>
         <w:tc>
           <w:tcPr>
+            <w:cnfStyle w:val="001000000000" w:firstRow="0" w:lastRow="0" w:firstColumn="1" w:lastColumn="0" w:oddVBand="0" w:evenVBand="0" w:oddHBand="0" w:evenHBand="0" w:firstRowFirstColumn="0" w:firstRowLastColumn="0" w:lastRowFirstColumn="0" w:lastRowLastColumn="0"/>
             <w:tcW w:w="2268" w:type="dxa"/>
           </w:tcPr>
           <w:p>
@@ -6858,6 +8698,7 @@
           </w:tcPr>
           <w:p>
             <w:pPr>
+              <w:cnfStyle w:val="000000010000" w:firstRow="0" w:lastRow="0" w:firstColumn="0" w:lastColumn="0" w:oddVBand="0" w:evenVBand="0" w:oddHBand="0" w:evenHBand="1" w:firstRowFirstColumn="0" w:firstRowLastColumn="0" w:lastRowFirstColumn="0" w:lastRowLastColumn="0"/>
               <w:rPr>
                 <w:lang w:val="es-EC"/>
               </w:rPr>
@@ -6906,10 +8747,12 @@
       </w:tr>
       <w:tr>
         <w:trPr>
+          <w:cnfStyle w:val="000000100000" w:firstRow="0" w:lastRow="0" w:firstColumn="0" w:lastColumn="0" w:oddVBand="0" w:evenVBand="0" w:oddHBand="1" w:evenHBand="0" w:firstRowFirstColumn="0" w:firstRowLastColumn="0" w:lastRowFirstColumn="0" w:lastRowLastColumn="0"/>
           <w:jc w:val="center"/>
         </w:trPr>
         <w:tc>
           <w:tcPr>
+            <w:cnfStyle w:val="001000000000" w:firstRow="0" w:lastRow="0" w:firstColumn="1" w:lastColumn="0" w:oddVBand="0" w:evenVBand="0" w:oddHBand="0" w:evenHBand="0" w:firstRowFirstColumn="0" w:firstRowLastColumn="0" w:lastRowFirstColumn="0" w:lastRowLastColumn="0"/>
             <w:tcW w:w="2268" w:type="dxa"/>
           </w:tcPr>
           <w:p>
@@ -6934,6 +8777,9 @@
             <w:tcW w:w="6236" w:type="dxa"/>
           </w:tcPr>
           <w:p>
+            <w:pPr>
+              <w:cnfStyle w:val="000000100000" w:firstRow="0" w:lastRow="0" w:firstColumn="0" w:lastColumn="0" w:oddVBand="0" w:evenVBand="0" w:oddHBand="1" w:evenHBand="0" w:firstRowFirstColumn="0" w:firstRowLastColumn="0" w:lastRowFirstColumn="0" w:lastRowLastColumn="0"/>
+            </w:pPr>
             <w:r>
               <w:rPr>
                 <w:sz w:val="19"/>
@@ -6945,10 +8791,12 @@
       </w:tr>
       <w:tr>
         <w:trPr>
+          <w:cnfStyle w:val="000000010000" w:firstRow="0" w:lastRow="0" w:firstColumn="0" w:lastColumn="0" w:oddVBand="0" w:evenVBand="0" w:oddHBand="0" w:evenHBand="1" w:firstRowFirstColumn="0" w:firstRowLastColumn="0" w:lastRowFirstColumn="0" w:lastRowLastColumn="0"/>
           <w:jc w:val="center"/>
         </w:trPr>
         <w:tc>
           <w:tcPr>
+            <w:cnfStyle w:val="001000000000" w:firstRow="0" w:lastRow="0" w:firstColumn="1" w:lastColumn="0" w:oddVBand="0" w:evenVBand="0" w:oddHBand="0" w:evenHBand="0" w:firstRowFirstColumn="0" w:firstRowLastColumn="0" w:lastRowFirstColumn="0" w:lastRowLastColumn="0"/>
             <w:tcW w:w="2268" w:type="dxa"/>
           </w:tcPr>
           <w:p>
@@ -6965,6 +8813,9 @@
             <w:tcW w:w="6236" w:type="dxa"/>
           </w:tcPr>
           <w:p>
+            <w:pPr>
+              <w:cnfStyle w:val="000000010000" w:firstRow="0" w:lastRow="0" w:firstColumn="0" w:lastColumn="0" w:oddVBand="0" w:evenVBand="0" w:oddHBand="0" w:evenHBand="1" w:firstRowFirstColumn="0" w:firstRowLastColumn="0" w:lastRowFirstColumn="0" w:lastRowLastColumn="0"/>
+            </w:pPr>
             <w:r>
               <w:rPr>
                 <w:sz w:val="19"/>
@@ -6976,10 +8827,12 @@
       </w:tr>
       <w:tr>
         <w:trPr>
+          <w:cnfStyle w:val="000000100000" w:firstRow="0" w:lastRow="0" w:firstColumn="0" w:lastColumn="0" w:oddVBand="0" w:evenVBand="0" w:oddHBand="1" w:evenHBand="0" w:firstRowFirstColumn="0" w:firstRowLastColumn="0" w:lastRowFirstColumn="0" w:lastRowLastColumn="0"/>
           <w:jc w:val="center"/>
         </w:trPr>
         <w:tc>
           <w:tcPr>
+            <w:cnfStyle w:val="001000000000" w:firstRow="0" w:lastRow="0" w:firstColumn="1" w:lastColumn="0" w:oddVBand="0" w:evenVBand="0" w:oddHBand="0" w:evenHBand="0" w:firstRowFirstColumn="0" w:firstRowLastColumn="0" w:lastRowFirstColumn="0" w:lastRowLastColumn="0"/>
             <w:tcW w:w="2268" w:type="dxa"/>
           </w:tcPr>
           <w:p>
@@ -6997,6 +8850,7 @@
           </w:tcPr>
           <w:p>
             <w:pPr>
+              <w:cnfStyle w:val="000000100000" w:firstRow="0" w:lastRow="0" w:firstColumn="0" w:lastColumn="0" w:oddVBand="0" w:evenVBand="0" w:oddHBand="1" w:evenHBand="0" w:firstRowFirstColumn="0" w:firstRowLastColumn="0" w:lastRowFirstColumn="0" w:lastRowLastColumn="0"/>
               <w:rPr>
                 <w:lang w:val="es-EC"/>
               </w:rPr>
@@ -7013,6 +8867,7 @@
                 <w:sz w:val="19"/>
                 <w:lang w:val="es-EC"/>
               </w:rPr>
+              <w:lastRenderedPageBreak/>
               <w:t>documentar el valor real en este manual)</w:t>
             </w:r>
           </w:p>
@@ -7036,7 +8891,6 @@
         <w:rPr>
           <w:lang w:val="es-EC"/>
         </w:rPr>
-        <w:lastRenderedPageBreak/>
         <w:t xml:space="preserve">Dentro de esa base de datos son visibles los esquemas DHI_ESAVI (esquema principal de la aplicación), WHO_DRUG, MEDDRA, además del esquema </w:t>
       </w:r>
       <w:proofErr w:type="spellStart"/>
@@ -7072,6 +8926,7 @@
       <w:pPr>
         <w:pStyle w:val="Ttulo2"/>
       </w:pPr>
+      <w:bookmarkStart w:id="13" w:name="_Toc235908453"/>
       <w:proofErr w:type="spellStart"/>
       <w:r>
         <w:t>Pasos</w:t>
@@ -7092,6 +8947,7 @@
       <w:r>
         <w:t>DBeaver</w:t>
       </w:r>
+      <w:bookmarkEnd w:id="13"/>
       <w:proofErr w:type="spellEnd"/>
     </w:p>
     <w:p>
@@ -7161,13 +9017,7 @@
         <w:rPr>
           <w:lang w:val="es-EC"/>
         </w:rPr>
-        <w:t>, activa la opc</w:t>
-      </w:r>
-      <w:r>
-        <w:rPr>
-          <w:lang w:val="es-EC"/>
-        </w:rPr>
-        <w:t>ión "</w:t>
+        <w:t>, activa la opción "</w:t>
       </w:r>
       <w:proofErr w:type="spellStart"/>
       <w:r>
@@ -7264,13 +9114,7 @@
         <w:rPr>
           <w:lang w:val="es-EC"/>
         </w:rPr>
-        <w:t xml:space="preserve">Para explorar la estructura de tablas en detalle (columnas, relaciones, diccionario de datos), consulta el documento </w:t>
-      </w:r>
-      <w:r>
-        <w:rPr>
-          <w:lang w:val="es-EC"/>
-        </w:rPr>
-        <w:t>separado api-integra-</w:t>
+        <w:t>Para explorar la estructura de tablas en detalle (columnas, relaciones, diccionario de datos), consulta el documento separado api-integra-</w:t>
       </w:r>
       <w:proofErr w:type="spellStart"/>
       <w:r>
@@ -7315,6 +9159,7 @@
           <w:lang w:val="es-EC"/>
         </w:rPr>
       </w:pPr>
+      <w:bookmarkStart w:id="14" w:name="_Toc235908454"/>
       <w:r>
         <w:rPr>
           <w:lang w:val="es-EC"/>
@@ -7335,6 +9180,7 @@
         </w:rPr>
         <w:t>)</w:t>
       </w:r>
+      <w:bookmarkEnd w:id="14"/>
     </w:p>
     <w:p>
       <w:pPr>
@@ -7374,13 +9220,7 @@
         <w:rPr>
           <w:lang w:val="es-EC"/>
         </w:rPr>
-        <w:t xml:space="preserve"> en su raíz. Los valores marcados como ####### son secretos: pide los valores reales al equipo, nunca los copies de otro ent</w:t>
-      </w:r>
-      <w:r>
-        <w:rPr>
-          <w:lang w:val="es-EC"/>
-        </w:rPr>
-        <w:t>orno ni los subas al repositorio.</w:t>
+        <w:t xml:space="preserve"> en su raíz. Los valores marcados como ####### son secretos: pide los valores reales al equipo, nunca los copies de otro entorno ni los subas al repositorio.</w:t>
       </w:r>
     </w:p>
     <w:p>
@@ -7390,6 +9230,7 @@
           <w:lang w:val="es-EC"/>
         </w:rPr>
       </w:pPr>
+      <w:bookmarkStart w:id="15" w:name="_Toc235908455"/>
       <w:r>
         <w:rPr>
           <w:lang w:val="es-EC"/>
@@ -7417,1460 +9258,309 @@
         </w:rPr>
         <w:t>env</w:t>
       </w:r>
+      <w:bookmarkEnd w:id="15"/>
       <w:proofErr w:type="spellEnd"/>
     </w:p>
     <w:p>
       <w:pPr>
-        <w:shd w:val="clear" w:color="auto" w:fill="F2F2F2"/>
+        <w:pStyle w:val="Cdigo"/>
         <w:spacing w:after="0"/>
         <w:rPr>
           <w:lang w:val="es-EC"/>
         </w:rPr>
       </w:pPr>
       <w:r>
-        <w:rPr>
-          <w:rFonts w:ascii="Consolas" w:hAnsi="Consolas"/>
-          <w:sz w:val="16"/>
-          <w:lang w:val="es-EC"/>
-        </w:rPr>
-        <w:t xml:space="preserve">## Usadas por </w:t>
-      </w:r>
-      <w:proofErr w:type="spellStart"/>
-      <w:r>
-        <w:rPr>
-          <w:rFonts w:ascii="Consolas" w:hAnsi="Consolas"/>
-          <w:sz w:val="16"/>
-          <w:lang w:val="es-EC"/>
-        </w:rPr>
-        <w:t>docker-compose.yaml</w:t>
-      </w:r>
-      <w:proofErr w:type="spellEnd"/>
-      <w:r>
-        <w:rPr>
-          <w:rFonts w:ascii="Consolas" w:hAnsi="Consolas"/>
-          <w:sz w:val="16"/>
-          <w:lang w:val="es-EC"/>
-        </w:rPr>
-        <w:t xml:space="preserve"> para hornear el </w:t>
-      </w:r>
-      <w:proofErr w:type="spellStart"/>
-      <w:r>
-        <w:rPr>
-          <w:rFonts w:ascii="Consolas" w:hAnsi="Consolas"/>
-          <w:sz w:val="16"/>
-          <w:lang w:val="es-EC"/>
-        </w:rPr>
-        <w:t>build</w:t>
-      </w:r>
-      <w:proofErr w:type="spellEnd"/>
-      <w:r>
-        <w:rPr>
-          <w:rFonts w:ascii="Consolas" w:hAnsi="Consolas"/>
-          <w:sz w:val="16"/>
-          <w:lang w:val="es-EC"/>
-        </w:rPr>
-        <w:t xml:space="preserve"> del </w:t>
-      </w:r>
-      <w:proofErr w:type="spellStart"/>
-      <w:r>
-        <w:rPr>
-          <w:rFonts w:ascii="Consolas" w:hAnsi="Consolas"/>
-          <w:sz w:val="16"/>
-          <w:lang w:val="es-EC"/>
-        </w:rPr>
-        <w:t>frontend</w:t>
-      </w:r>
-      <w:proofErr w:type="spellEnd"/>
-      <w:r>
-        <w:rPr>
-          <w:rFonts w:ascii="Consolas" w:hAnsi="Consolas"/>
-          <w:sz w:val="16"/>
-          <w:lang w:val="es-EC"/>
-        </w:rPr>
-        <w:t xml:space="preserve"> (app-integra-</w:t>
-      </w:r>
-      <w:proofErr w:type="spellStart"/>
-      <w:r>
-        <w:rPr>
-          <w:rFonts w:ascii="Consolas" w:hAnsi="Consolas"/>
-          <w:sz w:val="16"/>
-          <w:lang w:val="es-EC"/>
-        </w:rPr>
-        <w:t>esavi</w:t>
-      </w:r>
-      <w:proofErr w:type="spellEnd"/>
-      <w:r>
-        <w:rPr>
-          <w:rFonts w:ascii="Consolas" w:hAnsi="Consolas"/>
-          <w:sz w:val="16"/>
-          <w:lang w:val="es-EC"/>
-        </w:rPr>
-        <w:t>)</w:t>
-      </w:r>
-    </w:p>
-    <w:p>
-      <w:pPr>
-        <w:shd w:val="clear" w:color="auto" w:fill="F2F2F2"/>
-        <w:spacing w:after="0"/>
-      </w:pPr>
-      <w:r>
-        <w:rPr>
-          <w:rFonts w:ascii="Consolas" w:hAnsi="Consolas"/>
-          <w:sz w:val="16"/>
-        </w:rPr>
+        <w:t>## Usadas por docker-compose.yaml para hornear el build del frontend (app-integra-esavi)</w:t>
+      </w:r>
+      <w:r>
+        <w:br/>
         <w:t>VITE_API_KEY=#######</w:t>
       </w:r>
-    </w:p>
-    <w:p>
-      <w:pPr>
-        <w:shd w:val="clear" w:color="auto" w:fill="F2F2F2"/>
-        <w:spacing w:after="0"/>
-      </w:pPr>
-      <w:r>
-        <w:rPr>
-          <w:rFonts w:ascii="Consolas" w:hAnsi="Consolas"/>
-          <w:sz w:val="16"/>
-        </w:rPr>
+      <w:r>
+        <w:br/>
         <w:t>VITE_ESAVI_DASHBOARD_TOKEN=#######</w:t>
       </w:r>
-    </w:p>
-    <w:p>
-      <w:pPr>
-        <w:shd w:val="clear" w:color="auto" w:fill="F2F2F2"/>
-        <w:spacing w:after="0"/>
-      </w:pPr>
-      <w:r>
-        <w:rPr>
-          <w:rFonts w:ascii="Consolas" w:hAnsi="Consolas"/>
-          <w:sz w:val="16"/>
-        </w:rPr>
+      <w:r>
+        <w:br/>
         <w:t xml:space="preserve"> </w:t>
       </w:r>
-    </w:p>
-    <w:p>
-      <w:pPr>
-        <w:shd w:val="clear" w:color="auto" w:fill="F2F2F2"/>
-        <w:spacing w:after="0"/>
-      </w:pPr>
-      <w:r>
-        <w:rPr>
-          <w:rFonts w:ascii="Consolas" w:hAnsi="Consolas"/>
-          <w:sz w:val="16"/>
-        </w:rPr>
+      <w:r>
+        <w:br/>
         <w:t>##[DEV|PROD|TEST]</w:t>
       </w:r>
-    </w:p>
-    <w:p>
-      <w:pPr>
-        <w:shd w:val="clear" w:color="auto" w:fill="F2F2F2"/>
-        <w:spacing w:after="0"/>
-      </w:pPr>
-      <w:r>
-        <w:rPr>
-          <w:rFonts w:ascii="Consolas" w:hAnsi="Consolas"/>
-          <w:sz w:val="16"/>
-        </w:rPr>
+      <w:r>
+        <w:br/>
         <w:t>ENV=DEV</w:t>
       </w:r>
-    </w:p>
-    <w:p>
-      <w:pPr>
-        <w:shd w:val="clear" w:color="auto" w:fill="F2F2F2"/>
-        <w:spacing w:after="0"/>
-      </w:pPr>
-      <w:r>
-        <w:rPr>
-          <w:rFonts w:ascii="Consolas" w:hAnsi="Consolas"/>
-          <w:sz w:val="16"/>
-        </w:rPr>
+      <w:r>
+        <w:br/>
         <w:t>NODE_ENV=des</w:t>
       </w:r>
-    </w:p>
-    <w:p>
-      <w:pPr>
-        <w:shd w:val="clear" w:color="auto" w:fill="F2F2F2"/>
-        <w:spacing w:after="0"/>
-        <w:rPr>
-          <w:lang w:val="es-EC"/>
-        </w:rPr>
-      </w:pPr>
-      <w:r>
-        <w:rPr>
-          <w:rFonts w:ascii="Consolas" w:hAnsi="Consolas"/>
-          <w:sz w:val="16"/>
-          <w:lang w:val="es-EC"/>
-        </w:rPr>
+      <w:r>
+        <w:br/>
         <w:t>PORT_DEFAULT=8081</w:t>
       </w:r>
-    </w:p>
-    <w:p>
-      <w:pPr>
-        <w:shd w:val="clear" w:color="auto" w:fill="F2F2F2"/>
-        <w:spacing w:after="0"/>
-        <w:rPr>
-          <w:lang w:val="es-EC"/>
-        </w:rPr>
-      </w:pPr>
-      <w:r>
-        <w:rPr>
-          <w:rFonts w:ascii="Consolas" w:hAnsi="Consolas"/>
-          <w:sz w:val="16"/>
-          <w:lang w:val="es-EC"/>
-        </w:rPr>
+      <w:r>
+        <w:br/>
         <w:t>NAME_PROYECT=integra</w:t>
       </w:r>
-    </w:p>
-    <w:p>
-      <w:pPr>
-        <w:shd w:val="clear" w:color="auto" w:fill="F2F2F2"/>
-        <w:spacing w:after="0"/>
-        <w:rPr>
-          <w:lang w:val="es-EC"/>
-        </w:rPr>
-      </w:pPr>
-      <w:r>
-        <w:rPr>
-          <w:rFonts w:ascii="Consolas" w:hAnsi="Consolas"/>
-          <w:sz w:val="16"/>
-          <w:lang w:val="es-EC"/>
-        </w:rPr>
+      <w:r>
+        <w:br/>
         <w:t>DETAIL_PROYECT="MICROSERVICIOS INTEGRA ESAVI"</w:t>
       </w:r>
-    </w:p>
-    <w:p>
-      <w:pPr>
-        <w:shd w:val="clear" w:color="auto" w:fill="F2F2F2"/>
-        <w:spacing w:after="0"/>
-        <w:rPr>
-          <w:lang w:val="es-EC"/>
-        </w:rPr>
-      </w:pPr>
-      <w:r>
-        <w:rPr>
-          <w:rFonts w:ascii="Consolas" w:hAnsi="Consolas"/>
-          <w:sz w:val="16"/>
-          <w:lang w:val="es-EC"/>
-        </w:rPr>
+      <w:r>
+        <w:br/>
         <w:t>VERSION=1.0</w:t>
       </w:r>
-    </w:p>
-    <w:p>
-      <w:pPr>
-        <w:shd w:val="clear" w:color="auto" w:fill="F2F2F2"/>
-        <w:spacing w:after="0"/>
-        <w:rPr>
-          <w:lang w:val="es-EC"/>
-        </w:rPr>
-      </w:pPr>
-      <w:r>
-        <w:rPr>
-          <w:rFonts w:ascii="Consolas" w:hAnsi="Consolas"/>
-          <w:sz w:val="16"/>
-          <w:lang w:val="es-EC"/>
-        </w:rPr>
+      <w:r>
+        <w:br/>
         <w:t xml:space="preserve"> </w:t>
       </w:r>
-    </w:p>
-    <w:p>
-      <w:pPr>
-        <w:shd w:val="clear" w:color="auto" w:fill="F2F2F2"/>
-        <w:spacing w:after="0"/>
-        <w:rPr>
-          <w:lang w:val="es-EC"/>
-        </w:rPr>
-      </w:pPr>
-      <w:r>
-        <w:rPr>
-          <w:rFonts w:ascii="Consolas" w:hAnsi="Consolas"/>
-          <w:sz w:val="16"/>
-          <w:lang w:val="es-EC"/>
-        </w:rPr>
+      <w:r>
+        <w:br/>
         <w:t># Zona horaria de Ecuador</w:t>
       </w:r>
-    </w:p>
-    <w:p>
-      <w:pPr>
-        <w:shd w:val="clear" w:color="auto" w:fill="F2F2F2"/>
-        <w:spacing w:after="0"/>
-        <w:rPr>
-          <w:lang w:val="es-EC"/>
-        </w:rPr>
-      </w:pPr>
-      <w:r>
-        <w:rPr>
-          <w:rFonts w:ascii="Consolas" w:hAnsi="Consolas"/>
-          <w:sz w:val="16"/>
-          <w:lang w:val="es-EC"/>
-        </w:rPr>
-        <w:t>TZ=</w:t>
-      </w:r>
-      <w:proofErr w:type="spellStart"/>
-      <w:r>
-        <w:rPr>
-          <w:rFonts w:ascii="Consolas" w:hAnsi="Consolas"/>
-          <w:sz w:val="16"/>
-          <w:lang w:val="es-EC"/>
-        </w:rPr>
-        <w:t>America</w:t>
-      </w:r>
-      <w:proofErr w:type="spellEnd"/>
-      <w:r>
-        <w:rPr>
-          <w:rFonts w:ascii="Consolas" w:hAnsi="Consolas"/>
-          <w:sz w:val="16"/>
-          <w:lang w:val="es-EC"/>
-        </w:rPr>
-        <w:t>/Guayaquil</w:t>
-      </w:r>
-    </w:p>
-    <w:p>
-      <w:pPr>
-        <w:shd w:val="clear" w:color="auto" w:fill="F2F2F2"/>
-        <w:spacing w:after="0"/>
-        <w:rPr>
-          <w:lang w:val="es-EC"/>
-        </w:rPr>
-      </w:pPr>
-      <w:r>
-        <w:rPr>
-          <w:rFonts w:ascii="Consolas" w:hAnsi="Consolas"/>
-          <w:sz w:val="16"/>
-          <w:lang w:val="es-EC"/>
-        </w:rPr>
+      <w:r>
+        <w:br/>
+        <w:t>TZ=America/Guayaquil</w:t>
+      </w:r>
+      <w:r>
+        <w:br/>
         <w:t xml:space="preserve"> </w:t>
       </w:r>
-    </w:p>
-    <w:p>
-      <w:pPr>
-        <w:shd w:val="clear" w:color="auto" w:fill="F2F2F2"/>
-        <w:spacing w:after="0"/>
-        <w:rPr>
-          <w:lang w:val="es-EC"/>
-        </w:rPr>
-      </w:pPr>
-      <w:r>
-        <w:rPr>
-          <w:rFonts w:ascii="Consolas" w:hAnsi="Consolas"/>
-          <w:sz w:val="16"/>
-          <w:lang w:val="es-EC"/>
-        </w:rPr>
-        <w:t xml:space="preserve"># MEDDRA, WHODRUG y DHIS2 — las credenciales y </w:t>
-      </w:r>
-      <w:proofErr w:type="spellStart"/>
-      <w:r>
-        <w:rPr>
-          <w:rFonts w:ascii="Consolas" w:hAnsi="Consolas"/>
-          <w:sz w:val="16"/>
-          <w:lang w:val="es-EC"/>
-        </w:rPr>
-        <w:t>URLs</w:t>
-      </w:r>
-      <w:proofErr w:type="spellEnd"/>
-      <w:r>
-        <w:rPr>
-          <w:rFonts w:ascii="Consolas" w:hAnsi="Consolas"/>
-          <w:sz w:val="16"/>
-          <w:lang w:val="es-EC"/>
-        </w:rPr>
-        <w:t xml:space="preserve"> de estos módulos ya NO se leen</w:t>
-      </w:r>
-    </w:p>
-    <w:p>
-      <w:pPr>
-        <w:shd w:val="clear" w:color="auto" w:fill="F2F2F2"/>
-        <w:spacing w:after="0"/>
-        <w:rPr>
-          <w:lang w:val="es-EC"/>
-        </w:rPr>
-      </w:pPr>
-      <w:r>
-        <w:rPr>
-          <w:rFonts w:ascii="Consolas" w:hAnsi="Consolas"/>
-          <w:sz w:val="16"/>
-          <w:lang w:val="es-EC"/>
-        </w:rPr>
-        <w:t xml:space="preserve"># </w:t>
-      </w:r>
-      <w:proofErr w:type="gramStart"/>
-      <w:r>
-        <w:rPr>
-          <w:rFonts w:ascii="Consolas" w:hAnsi="Consolas"/>
-          <w:sz w:val="16"/>
-          <w:lang w:val="es-EC"/>
-        </w:rPr>
-        <w:t>del</w:t>
-      </w:r>
-      <w:proofErr w:type="gramEnd"/>
-      <w:r>
-        <w:rPr>
-          <w:rFonts w:ascii="Consolas" w:hAnsi="Consolas"/>
-          <w:sz w:val="16"/>
-          <w:lang w:val="es-EC"/>
-        </w:rPr>
-        <w:t xml:space="preserve"> .</w:t>
-      </w:r>
-      <w:proofErr w:type="spellStart"/>
-      <w:r>
-        <w:rPr>
-          <w:rFonts w:ascii="Consolas" w:hAnsi="Consolas"/>
-          <w:sz w:val="16"/>
-          <w:lang w:val="es-EC"/>
-        </w:rPr>
-        <w:t>env</w:t>
-      </w:r>
-      <w:proofErr w:type="spellEnd"/>
-      <w:r>
-        <w:rPr>
-          <w:rFonts w:ascii="Consolas" w:hAnsi="Consolas"/>
-          <w:sz w:val="16"/>
-          <w:lang w:val="es-EC"/>
-        </w:rPr>
-        <w:t>, se leen desde</w:t>
-      </w:r>
-      <w:r>
-        <w:rPr>
-          <w:rFonts w:ascii="Consolas" w:hAnsi="Consolas"/>
-          <w:sz w:val="16"/>
-          <w:lang w:val="es-EC"/>
-        </w:rPr>
-        <w:t xml:space="preserve"> la tabla TC_PARAMETRO (ver </w:t>
-      </w:r>
-      <w:proofErr w:type="spellStart"/>
-      <w:r>
-        <w:rPr>
-          <w:rFonts w:ascii="Consolas" w:hAnsi="Consolas"/>
-          <w:sz w:val="16"/>
-          <w:lang w:val="es-EC"/>
-        </w:rPr>
-        <w:t>ParametroService.getValor</w:t>
-      </w:r>
-      <w:proofErr w:type="spellEnd"/>
-      <w:r>
-        <w:rPr>
-          <w:rFonts w:ascii="Consolas" w:hAnsi="Consolas"/>
-          <w:sz w:val="16"/>
-          <w:lang w:val="es-EC"/>
-        </w:rPr>
-        <w:t>()).</w:t>
-      </w:r>
-    </w:p>
-    <w:p>
-      <w:pPr>
-        <w:shd w:val="clear" w:color="auto" w:fill="F2F2F2"/>
-        <w:spacing w:after="0"/>
-        <w:rPr>
-          <w:lang w:val="es-EC"/>
-        </w:rPr>
-      </w:pPr>
-      <w:r>
-        <w:rPr>
-          <w:rFonts w:ascii="Consolas" w:hAnsi="Consolas"/>
-          <w:sz w:val="16"/>
-          <w:lang w:val="es-EC"/>
-        </w:rPr>
+      <w:r>
+        <w:br/>
+        <w:t># MEDDRA, WHODRUG y DHIS2 — las credenciales y URLs de estos módulos ya NO se leen</w:t>
+      </w:r>
+      <w:r>
+        <w:br/>
+        <w:t># del .env, se leen desde la tabla TC_PARAMETRO (ver ParametroService.getValor()).</w:t>
+      </w:r>
+      <w:r>
+        <w:br/>
         <w:t xml:space="preserve"> </w:t>
       </w:r>
-    </w:p>
-    <w:p>
-      <w:pPr>
-        <w:shd w:val="clear" w:color="auto" w:fill="F2F2F2"/>
-        <w:spacing w:after="0"/>
-      </w:pPr>
-      <w:r>
-        <w:rPr>
-          <w:rFonts w:ascii="Consolas" w:hAnsi="Consolas"/>
-          <w:sz w:val="16"/>
-        </w:rPr>
-        <w:t>## WHODRUG DB (</w:t>
-      </w:r>
-      <w:proofErr w:type="spellStart"/>
-      <w:r>
-        <w:rPr>
-          <w:rFonts w:ascii="Consolas" w:hAnsi="Consolas"/>
-          <w:sz w:val="16"/>
-        </w:rPr>
-        <w:t>cifrado</w:t>
-      </w:r>
-      <w:proofErr w:type="spellEnd"/>
-      <w:r>
-        <w:rPr>
-          <w:rFonts w:ascii="Consolas" w:hAnsi="Consolas"/>
-          <w:sz w:val="16"/>
-        </w:rPr>
-        <w:t>)</w:t>
-      </w:r>
-    </w:p>
-    <w:p>
-      <w:pPr>
-        <w:shd w:val="clear" w:color="auto" w:fill="F2F2F2"/>
-        <w:spacing w:after="0"/>
-      </w:pPr>
-      <w:r>
-        <w:rPr>
-          <w:rFonts w:ascii="Consolas" w:hAnsi="Consolas"/>
-          <w:sz w:val="16"/>
-        </w:rPr>
+      <w:r>
+        <w:br/>
+        <w:t>## WHODRUG DB (cifrado)</w:t>
+      </w:r>
+      <w:r>
+        <w:br/>
         <w:t>WHD_TRANSFORM_KEY=#######</w:t>
       </w:r>
-    </w:p>
-    <w:p>
-      <w:pPr>
-        <w:shd w:val="clear" w:color="auto" w:fill="F2F2F2"/>
-        <w:spacing w:after="0"/>
-        <w:rPr>
-          <w:lang w:val="es-EC"/>
-        </w:rPr>
-      </w:pPr>
-      <w:r>
-        <w:rPr>
-          <w:rFonts w:ascii="Consolas" w:hAnsi="Consolas"/>
-          <w:sz w:val="16"/>
-          <w:lang w:val="es-EC"/>
-        </w:rPr>
+      <w:r>
+        <w:br/>
         <w:t>WHD_TRANSFORM_IV=#######</w:t>
       </w:r>
-    </w:p>
-    <w:p>
-      <w:pPr>
-        <w:shd w:val="clear" w:color="auto" w:fill="F2F2F2"/>
-        <w:spacing w:after="0"/>
-        <w:rPr>
-          <w:lang w:val="es-EC"/>
-        </w:rPr>
-      </w:pPr>
-      <w:r>
-        <w:rPr>
-          <w:rFonts w:ascii="Consolas" w:hAnsi="Consolas"/>
-          <w:sz w:val="16"/>
-          <w:lang w:val="es-EC"/>
-        </w:rPr>
+      <w:r>
+        <w:br/>
         <w:t xml:space="preserve"> </w:t>
       </w:r>
-    </w:p>
-    <w:p>
-      <w:pPr>
-        <w:shd w:val="clear" w:color="auto" w:fill="F2F2F2"/>
-        <w:spacing w:after="0"/>
-        <w:rPr>
-          <w:lang w:val="es-EC"/>
-        </w:rPr>
-      </w:pPr>
-      <w:r>
-        <w:rPr>
-          <w:rFonts w:ascii="Consolas" w:hAnsi="Consolas"/>
-          <w:sz w:val="16"/>
-          <w:lang w:val="es-EC"/>
-        </w:rPr>
+      <w:r>
+        <w:br/>
         <w:t>## PARAMETRO — llave maestra de cifrado simétrico (AES-256-GCM) para TC_PARAMETRO.VALOR</w:t>
       </w:r>
-    </w:p>
-    <w:p>
-      <w:pPr>
-        <w:shd w:val="clear" w:color="auto" w:fill="F2F2F2"/>
-        <w:spacing w:after="0"/>
-      </w:pPr>
-      <w:r>
-        <w:rPr>
-          <w:rFonts w:ascii="Consolas" w:hAnsi="Consolas"/>
-          <w:sz w:val="16"/>
-        </w:rPr>
+      <w:r>
+        <w:br/>
         <w:t>PROD_ENCRYPTION_KEY=#######</w:t>
       </w:r>
-    </w:p>
-    <w:p>
-      <w:pPr>
-        <w:shd w:val="clear" w:color="auto" w:fill="F2F2F2"/>
-        <w:spacing w:after="0"/>
-      </w:pPr>
-      <w:r>
-        <w:rPr>
-          <w:rFonts w:ascii="Consolas" w:hAnsi="Consolas"/>
-          <w:sz w:val="16"/>
-        </w:rPr>
+      <w:r>
+        <w:br/>
         <w:t xml:space="preserve"> </w:t>
       </w:r>
-    </w:p>
-    <w:p>
-      <w:pPr>
-        <w:shd w:val="clear" w:color="auto" w:fill="F2F2F2"/>
-        <w:spacing w:after="0"/>
-      </w:pPr>
-      <w:r>
-        <w:rPr>
-          <w:rFonts w:ascii="Consolas" w:hAnsi="Consolas"/>
-          <w:sz w:val="16"/>
-        </w:rPr>
+      <w:r>
+        <w:br/>
         <w:t>## INTEGRA ESAVI DB DESARROLLO</w:t>
       </w:r>
-    </w:p>
-    <w:p>
-      <w:pPr>
-        <w:shd w:val="clear" w:color="auto" w:fill="F2F2F2"/>
-        <w:spacing w:after="0"/>
-      </w:pPr>
-      <w:r>
-        <w:rPr>
-          <w:rFonts w:ascii="Consolas" w:hAnsi="Consolas"/>
-          <w:sz w:val="16"/>
-        </w:rPr>
+      <w:r>
+        <w:br/>
         <w:t>HOST_DATABASE=localhost</w:t>
       </w:r>
-    </w:p>
-    <w:p>
-      <w:pPr>
-        <w:shd w:val="clear" w:color="auto" w:fill="F2F2F2"/>
-        <w:spacing w:after="0"/>
-      </w:pPr>
-      <w:r>
-        <w:rPr>
-          <w:rFonts w:ascii="Consolas" w:hAnsi="Consolas"/>
-          <w:sz w:val="16"/>
-        </w:rPr>
+      <w:r>
+        <w:br/>
         <w:t>NAME_DATABASE=dhi_esavi</w:t>
       </w:r>
-    </w:p>
-    <w:p>
-      <w:pPr>
-        <w:shd w:val="clear" w:color="auto" w:fill="F2F2F2"/>
-        <w:spacing w:after="0"/>
-      </w:pPr>
-      <w:r>
-        <w:rPr>
-          <w:rFonts w:ascii="Consolas" w:hAnsi="Consolas"/>
-          <w:sz w:val="16"/>
-        </w:rPr>
+      <w:r>
+        <w:br/>
         <w:t>PORT_DATABASE=5433</w:t>
       </w:r>
-    </w:p>
-    <w:p>
-      <w:pPr>
-        <w:shd w:val="clear" w:color="auto" w:fill="F2F2F2"/>
-        <w:spacing w:after="0"/>
-      </w:pPr>
-      <w:r>
-        <w:rPr>
-          <w:rFonts w:ascii="Consolas" w:hAnsi="Consolas"/>
-          <w:sz w:val="16"/>
-        </w:rPr>
+      <w:r>
+        <w:br/>
+      </w:r>
+      <w:r>
+        <w:lastRenderedPageBreak/>
         <w:t>USER_DATABASE=dhis</w:t>
       </w:r>
-    </w:p>
-    <w:p>
-      <w:pPr>
-        <w:shd w:val="clear" w:color="auto" w:fill="F2F2F2"/>
-        <w:spacing w:after="0"/>
-      </w:pPr>
-      <w:r>
-        <w:rPr>
-          <w:rFonts w:ascii="Consolas" w:hAnsi="Consolas"/>
-          <w:sz w:val="16"/>
-        </w:rPr>
+      <w:r>
+        <w:br/>
         <w:t>PASS_DATABASE=#######</w:t>
       </w:r>
-    </w:p>
-    <w:p>
-      <w:pPr>
-        <w:shd w:val="clear" w:color="auto" w:fill="F2F2F2"/>
-        <w:spacing w:after="0"/>
-      </w:pPr>
-      <w:r>
-        <w:rPr>
-          <w:rFonts w:ascii="Consolas" w:hAnsi="Consolas"/>
-          <w:sz w:val="16"/>
-        </w:rPr>
+      <w:r>
+        <w:br/>
         <w:t>SCHEMA_DATABASE=DHI_ESAVI</w:t>
       </w:r>
-    </w:p>
-    <w:p>
-      <w:pPr>
-        <w:shd w:val="clear" w:color="auto" w:fill="F2F2F2"/>
-        <w:spacing w:after="0"/>
-      </w:pPr>
-      <w:r>
-        <w:rPr>
-          <w:rFonts w:ascii="Consolas" w:hAnsi="Consolas"/>
-          <w:sz w:val="16"/>
-        </w:rPr>
+      <w:r>
+        <w:br/>
         <w:t xml:space="preserve"> </w:t>
       </w:r>
-    </w:p>
-    <w:p>
-      <w:pPr>
-        <w:shd w:val="clear" w:color="auto" w:fill="F2F2F2"/>
-        <w:spacing w:after="0"/>
-      </w:pPr>
-      <w:r>
-        <w:rPr>
-          <w:rFonts w:ascii="Consolas" w:hAnsi="Consolas"/>
-          <w:sz w:val="16"/>
-        </w:rPr>
-        <w:lastRenderedPageBreak/>
+      <w:r>
+        <w:br/>
         <w:t>## WHODRUG DB</w:t>
       </w:r>
-    </w:p>
-    <w:p>
-      <w:pPr>
-        <w:shd w:val="clear" w:color="auto" w:fill="F2F2F2"/>
-        <w:spacing w:after="0"/>
-      </w:pPr>
-      <w:r>
-        <w:rPr>
-          <w:rFonts w:ascii="Consolas" w:hAnsi="Consolas"/>
-          <w:sz w:val="16"/>
-        </w:rPr>
+      <w:r>
+        <w:br/>
         <w:t>WHD_DB_HOST=localhost</w:t>
       </w:r>
-    </w:p>
-    <w:p>
-      <w:pPr>
-        <w:shd w:val="clear" w:color="auto" w:fill="F2F2F2"/>
-        <w:spacing w:after="0"/>
-      </w:pPr>
-      <w:r>
-        <w:rPr>
-          <w:rFonts w:ascii="Consolas" w:hAnsi="Consolas"/>
-          <w:sz w:val="16"/>
-        </w:rPr>
+      <w:r>
+        <w:br/>
         <w:t>WHD_DB_NAME=dhi_esavi</w:t>
       </w:r>
-    </w:p>
-    <w:p>
-      <w:pPr>
-        <w:shd w:val="clear" w:color="auto" w:fill="F2F2F2"/>
-        <w:spacing w:after="0"/>
-      </w:pPr>
-      <w:r>
-        <w:rPr>
-          <w:rFonts w:ascii="Consolas" w:hAnsi="Consolas"/>
-          <w:sz w:val="16"/>
-        </w:rPr>
+      <w:r>
+        <w:br/>
         <w:t>WHD_DB_PORT=5433</w:t>
       </w:r>
-    </w:p>
-    <w:p>
-      <w:pPr>
-        <w:shd w:val="clear" w:color="auto" w:fill="F2F2F2"/>
-        <w:spacing w:after="0"/>
-      </w:pPr>
-      <w:r>
-        <w:rPr>
-          <w:rFonts w:ascii="Consolas" w:hAnsi="Consolas"/>
-          <w:sz w:val="16"/>
-        </w:rPr>
-        <w:t>WHD_DB_USER=dh</w:t>
-      </w:r>
-      <w:r>
-        <w:rPr>
-          <w:rFonts w:ascii="Consolas" w:hAnsi="Consolas"/>
-          <w:sz w:val="16"/>
-        </w:rPr>
-        <w:t>is</w:t>
-      </w:r>
-    </w:p>
-    <w:p>
-      <w:pPr>
-        <w:shd w:val="clear" w:color="auto" w:fill="F2F2F2"/>
-        <w:spacing w:after="0"/>
-      </w:pPr>
-      <w:r>
-        <w:rPr>
-          <w:rFonts w:ascii="Consolas" w:hAnsi="Consolas"/>
-          <w:sz w:val="16"/>
-        </w:rPr>
+      <w:r>
+        <w:br/>
+        <w:t>WHD_DB_USER=dhis</w:t>
+      </w:r>
+      <w:r>
+        <w:br/>
         <w:t>WHD_DB_PASS=#######</w:t>
       </w:r>
-    </w:p>
-    <w:p>
-      <w:pPr>
-        <w:shd w:val="clear" w:color="auto" w:fill="F2F2F2"/>
-        <w:spacing w:after="0"/>
-      </w:pPr>
-      <w:r>
-        <w:rPr>
-          <w:rFonts w:ascii="Consolas" w:hAnsi="Consolas"/>
-          <w:sz w:val="16"/>
-        </w:rPr>
+      <w:r>
+        <w:br/>
         <w:t xml:space="preserve"> </w:t>
       </w:r>
-    </w:p>
-    <w:p>
-      <w:pPr>
-        <w:shd w:val="clear" w:color="auto" w:fill="F2F2F2"/>
-        <w:spacing w:after="0"/>
-      </w:pPr>
-      <w:r>
-        <w:rPr>
-          <w:rFonts w:ascii="Consolas" w:hAnsi="Consolas"/>
-          <w:sz w:val="16"/>
-        </w:rPr>
+      <w:r>
+        <w:br/>
         <w:t>## MEDDRA DB</w:t>
       </w:r>
-    </w:p>
-    <w:p>
-      <w:pPr>
-        <w:shd w:val="clear" w:color="auto" w:fill="F2F2F2"/>
-        <w:spacing w:after="0"/>
-      </w:pPr>
-      <w:r>
-        <w:rPr>
-          <w:rFonts w:ascii="Consolas" w:hAnsi="Consolas"/>
-          <w:sz w:val="16"/>
-        </w:rPr>
+      <w:r>
+        <w:br/>
         <w:t>MDD_DB_HOST=localhost</w:t>
       </w:r>
-    </w:p>
-    <w:p>
-      <w:pPr>
-        <w:shd w:val="clear" w:color="auto" w:fill="F2F2F2"/>
-        <w:spacing w:after="0"/>
-      </w:pPr>
-      <w:r>
-        <w:rPr>
-          <w:rFonts w:ascii="Consolas" w:hAnsi="Consolas"/>
-          <w:sz w:val="16"/>
-        </w:rPr>
+      <w:r>
+        <w:br/>
         <w:t>MDD_DB_NAME=dhi_esavi</w:t>
       </w:r>
-    </w:p>
-    <w:p>
-      <w:pPr>
-        <w:shd w:val="clear" w:color="auto" w:fill="F2F2F2"/>
-        <w:spacing w:after="0"/>
-      </w:pPr>
-      <w:r>
-        <w:rPr>
-          <w:rFonts w:ascii="Consolas" w:hAnsi="Consolas"/>
-          <w:sz w:val="16"/>
-        </w:rPr>
+      <w:r>
+        <w:br/>
         <w:t>MDD_DB_PORT=5433</w:t>
       </w:r>
-    </w:p>
-    <w:p>
-      <w:pPr>
-        <w:shd w:val="clear" w:color="auto" w:fill="F2F2F2"/>
-        <w:spacing w:after="0"/>
-      </w:pPr>
-      <w:r>
-        <w:rPr>
-          <w:rFonts w:ascii="Consolas" w:hAnsi="Consolas"/>
-          <w:sz w:val="16"/>
-        </w:rPr>
+      <w:r>
+        <w:br/>
         <w:t>MDD_DB_USER=dhis</w:t>
       </w:r>
-    </w:p>
-    <w:p>
-      <w:pPr>
-        <w:shd w:val="clear" w:color="auto" w:fill="F2F2F2"/>
-        <w:spacing w:after="0"/>
-      </w:pPr>
-      <w:r>
-        <w:rPr>
-          <w:rFonts w:ascii="Consolas" w:hAnsi="Consolas"/>
-          <w:sz w:val="16"/>
-        </w:rPr>
+      <w:r>
+        <w:br/>
         <w:t>MDD_DB_PASS=#######</w:t>
       </w:r>
-    </w:p>
-    <w:p>
-      <w:pPr>
-        <w:shd w:val="clear" w:color="auto" w:fill="F2F2F2"/>
-        <w:spacing w:after="0"/>
-      </w:pPr>
-      <w:r>
-        <w:rPr>
-          <w:rFonts w:ascii="Consolas" w:hAnsi="Consolas"/>
-          <w:sz w:val="16"/>
-        </w:rPr>
+      <w:r>
+        <w:br/>
         <w:t xml:space="preserve"> </w:t>
       </w:r>
-    </w:p>
-    <w:p>
-      <w:pPr>
-        <w:shd w:val="clear" w:color="auto" w:fill="F2F2F2"/>
-        <w:spacing w:after="0"/>
-        <w:rPr>
-          <w:lang w:val="es-EC"/>
-        </w:rPr>
-      </w:pPr>
-      <w:r>
-        <w:rPr>
-          <w:rFonts w:ascii="Consolas" w:hAnsi="Consolas"/>
-          <w:sz w:val="16"/>
-          <w:lang w:val="es-EC"/>
-        </w:rPr>
+      <w:r>
+        <w:br/>
         <w:t>## DB_VACUNACIÓN — credenciales de PRODUCCIÓN del MSP (Oracle). Pedir al equipo, NUNCA documentar en texto plano.</w:t>
       </w:r>
-    </w:p>
-    <w:p>
-      <w:pPr>
-        <w:shd w:val="clear" w:color="auto" w:fill="F2F2F2"/>
-        <w:spacing w:after="0"/>
-        <w:rPr>
-          <w:lang w:val="es-EC"/>
-        </w:rPr>
-      </w:pPr>
-      <w:r>
-        <w:rPr>
-          <w:rFonts w:ascii="Consolas" w:hAnsi="Consolas"/>
-          <w:sz w:val="16"/>
-          <w:lang w:val="es-EC"/>
-        </w:rPr>
+      <w:r>
+        <w:br/>
         <w:t>DB_VACUNACION_DB_HOST=#######</w:t>
       </w:r>
-    </w:p>
-    <w:p>
-      <w:pPr>
-        <w:shd w:val="clear" w:color="auto" w:fill="F2F2F2"/>
-        <w:spacing w:after="0"/>
-        <w:rPr>
-          <w:lang w:val="es-EC"/>
-        </w:rPr>
-      </w:pPr>
-      <w:r>
-        <w:rPr>
-          <w:rFonts w:ascii="Consolas" w:hAnsi="Consolas"/>
-          <w:sz w:val="16"/>
-          <w:lang w:val="es-EC"/>
-        </w:rPr>
+      <w:r>
+        <w:br/>
         <w:t>DB_VACUNACION_DB_NAME=#######</w:t>
       </w:r>
-    </w:p>
-    <w:p>
-      <w:pPr>
-        <w:shd w:val="clear" w:color="auto" w:fill="F2F2F2"/>
-        <w:spacing w:after="0"/>
-        <w:rPr>
-          <w:lang w:val="es-EC"/>
-        </w:rPr>
-      </w:pPr>
-      <w:r>
-        <w:rPr>
-          <w:rFonts w:ascii="Consolas" w:hAnsi="Consolas"/>
-          <w:sz w:val="16"/>
-          <w:lang w:val="es-EC"/>
-        </w:rPr>
+      <w:r>
+        <w:br/>
         <w:t>DB_VACUNACION_DB_PORT=1521</w:t>
       </w:r>
-    </w:p>
-    <w:p>
-      <w:pPr>
-        <w:shd w:val="clear" w:color="auto" w:fill="F2F2F2"/>
-        <w:spacing w:after="0"/>
-        <w:rPr>
-          <w:lang w:val="es-EC"/>
-        </w:rPr>
-      </w:pPr>
-      <w:r>
-        <w:rPr>
-          <w:rFonts w:ascii="Consolas" w:hAnsi="Consolas"/>
-          <w:sz w:val="16"/>
-          <w:lang w:val="es-EC"/>
-        </w:rPr>
+      <w:r>
+        <w:br/>
         <w:t>DB_VACUNACION_DB_USER=#######</w:t>
       </w:r>
-    </w:p>
-    <w:p>
-      <w:pPr>
-        <w:shd w:val="clear" w:color="auto" w:fill="F2F2F2"/>
-        <w:spacing w:after="0"/>
-        <w:rPr>
-          <w:lang w:val="es-EC"/>
-        </w:rPr>
-      </w:pPr>
-      <w:r>
-        <w:rPr>
-          <w:rFonts w:ascii="Consolas" w:hAnsi="Consolas"/>
-          <w:sz w:val="16"/>
-          <w:lang w:val="es-EC"/>
-        </w:rPr>
+      <w:r>
+        <w:br/>
         <w:t>DB_VACUNACION_DB_PASS=#######</w:t>
       </w:r>
-    </w:p>
-    <w:p>
-      <w:pPr>
-        <w:shd w:val="clear" w:color="auto" w:fill="F2F2F2"/>
-        <w:spacing w:after="0"/>
-      </w:pPr>
-      <w:r>
-        <w:rPr>
-          <w:rFonts w:ascii="Consolas" w:hAnsi="Consolas"/>
-          <w:sz w:val="16"/>
-        </w:rPr>
+      <w:r>
+        <w:br/>
         <w:t>DB_VACUNACION_DB_SCHEMA=HCUE_AMED</w:t>
       </w:r>
-    </w:p>
-    <w:p>
-      <w:pPr>
-        <w:shd w:val="clear" w:color="auto" w:fill="F2F2F2"/>
-        <w:spacing w:after="0"/>
-      </w:pPr>
-      <w:r>
-        <w:rPr>
-          <w:rFonts w:ascii="Consolas" w:hAnsi="Consolas"/>
-          <w:sz w:val="16"/>
-        </w:rPr>
+      <w:r>
+        <w:br/>
         <w:t xml:space="preserve"> </w:t>
       </w:r>
-    </w:p>
-    <w:p>
-      <w:pPr>
-        <w:shd w:val="clear" w:color="auto" w:fill="F2F2F2"/>
-        <w:spacing w:after="0"/>
-      </w:pPr>
-      <w:r>
-        <w:rPr>
-          <w:rFonts w:ascii="Consolas" w:hAnsi="Consolas"/>
-          <w:sz w:val="16"/>
-        </w:rPr>
+      <w:r>
+        <w:br/>
         <w:t>RETRYDELAY_DATABASE=8080</w:t>
       </w:r>
-    </w:p>
-    <w:p>
-      <w:pPr>
-        <w:shd w:val="clear" w:color="auto" w:fill="F2F2F2"/>
-        <w:spacing w:after="0"/>
-      </w:pPr>
-      <w:r>
-        <w:rPr>
-          <w:rFonts w:ascii="Consolas" w:hAnsi="Consolas"/>
-          <w:sz w:val="16"/>
-        </w:rPr>
+      <w:r>
+        <w:br/>
         <w:t>RETRYATTEMPTS_DATABASE=10</w:t>
       </w:r>
-    </w:p>
-    <w:p>
-      <w:pPr>
-        <w:shd w:val="clear" w:color="auto" w:fill="F2F2F2"/>
-        <w:spacing w:after="0"/>
-        <w:rPr>
-          <w:lang w:val="es-EC"/>
-        </w:rPr>
-      </w:pPr>
-      <w:r>
-        <w:rPr>
-          <w:rFonts w:ascii="Consolas" w:hAnsi="Consolas"/>
-          <w:sz w:val="16"/>
-          <w:lang w:val="es-EC"/>
-        </w:rPr>
-        <w:t>HOST_SWAGGER=http</w:t>
-      </w:r>
-      <w:proofErr w:type="gramStart"/>
-      <w:r>
-        <w:rPr>
-          <w:rFonts w:ascii="Consolas" w:hAnsi="Consolas"/>
-          <w:sz w:val="16"/>
-          <w:lang w:val="es-EC"/>
-        </w:rPr>
-        <w:t>:/</w:t>
-      </w:r>
-      <w:proofErr w:type="gramEnd"/>
-      <w:r>
-        <w:rPr>
-          <w:rFonts w:ascii="Consolas" w:hAnsi="Consolas"/>
-          <w:sz w:val="16"/>
-          <w:lang w:val="es-EC"/>
-        </w:rPr>
-        <w:t>/localhost:8081</w:t>
-      </w:r>
-    </w:p>
-    <w:p>
-      <w:pPr>
-        <w:shd w:val="clear" w:color="auto" w:fill="F2F2F2"/>
-        <w:spacing w:after="0"/>
-        <w:rPr>
-          <w:lang w:val="es-EC"/>
-        </w:rPr>
-      </w:pPr>
-      <w:r>
-        <w:rPr>
-          <w:rFonts w:ascii="Consolas" w:hAnsi="Consolas"/>
-          <w:sz w:val="16"/>
-          <w:lang w:val="es-EC"/>
-        </w:rPr>
+      <w:r>
+        <w:br/>
+        <w:t>HOST_SWAGGER=http://localhost:8081</w:t>
+      </w:r>
+      <w:r>
+        <w:br/>
         <w:t>DETAIL_SWAGGER="Servidor de desarrollo"</w:t>
       </w:r>
-    </w:p>
-    <w:p>
-      <w:pPr>
-        <w:shd w:val="clear" w:color="auto" w:fill="F2F2F2"/>
-        <w:spacing w:after="0"/>
-        <w:rPr>
-          <w:lang w:val="es-EC"/>
-        </w:rPr>
-      </w:pPr>
-      <w:r>
-        <w:rPr>
-          <w:rFonts w:ascii="Consolas" w:hAnsi="Consolas"/>
-          <w:sz w:val="16"/>
-          <w:lang w:val="es-EC"/>
-        </w:rPr>
+      <w:r>
+        <w:br/>
         <w:t>API_KEY=#######</w:t>
       </w:r>
-    </w:p>
-    <w:p>
-      <w:pPr>
-        <w:shd w:val="clear" w:color="auto" w:fill="F2F2F2"/>
-        <w:spacing w:after="0"/>
-        <w:rPr>
-          <w:lang w:val="es-EC"/>
-        </w:rPr>
-      </w:pPr>
-      <w:r>
-        <w:rPr>
-          <w:rFonts w:ascii="Consolas" w:hAnsi="Consolas"/>
-          <w:sz w:val="16"/>
-          <w:lang w:val="es-EC"/>
-        </w:rPr>
+      <w:r>
+        <w:br/>
         <w:t xml:space="preserve"> </w:t>
       </w:r>
-    </w:p>
-    <w:p>
-      <w:pPr>
-        <w:shd w:val="clear" w:color="auto" w:fill="F2F2F2"/>
-        <w:spacing w:after="0"/>
-        <w:rPr>
-          <w:lang w:val="es-EC"/>
-        </w:rPr>
-      </w:pPr>
-      <w:r>
-        <w:rPr>
-          <w:rFonts w:ascii="Consolas" w:hAnsi="Consolas"/>
-          <w:sz w:val="16"/>
-          <w:lang w:val="es-EC"/>
-        </w:rPr>
-        <w:t>## Credenciales de conexión a VIGIFLOW (</w:t>
-      </w:r>
-      <w:proofErr w:type="spellStart"/>
-      <w:r>
-        <w:rPr>
-          <w:rFonts w:ascii="Consolas" w:hAnsi="Consolas"/>
-          <w:sz w:val="16"/>
-          <w:lang w:val="es-EC"/>
-        </w:rPr>
-        <w:t>URLs</w:t>
-      </w:r>
-      <w:proofErr w:type="spellEnd"/>
-      <w:r>
-        <w:rPr>
-          <w:rFonts w:ascii="Consolas" w:hAnsi="Consolas"/>
-          <w:sz w:val="16"/>
-          <w:lang w:val="es-EC"/>
-        </w:rPr>
-        <w:t xml:space="preserve"> públicas, no secretas)</w:t>
-      </w:r>
-    </w:p>
-    <w:p>
-      <w:pPr>
-        <w:shd w:val="clear" w:color="auto" w:fill="F2F2F2"/>
-        <w:spacing w:after="0"/>
-        <w:rPr>
-          <w:lang w:val="es-EC"/>
-        </w:rPr>
-      </w:pPr>
-      <w:r>
-        <w:rPr>
-          <w:rFonts w:ascii="Consolas" w:hAnsi="Consolas"/>
-          <w:sz w:val="16"/>
-          <w:lang w:val="es-EC"/>
-        </w:rPr>
+      <w:r>
+        <w:br/>
+        <w:t>## Credenciales de conexión a VIGIFLOW (URLs públicas, no secretas)</w:t>
+      </w:r>
+      <w:r>
+        <w:br/>
         <w:t>VIGIFLOW_URL=https://vigiflow.who-umc.org</w:t>
       </w:r>
-    </w:p>
-    <w:p>
-      <w:pPr>
-        <w:shd w:val="clear" w:color="auto" w:fill="F2F2F2"/>
-        <w:spacing w:after="0"/>
-        <w:rPr>
-          <w:lang w:val="es-EC"/>
-        </w:rPr>
-      </w:pPr>
-      <w:r>
-        <w:rPr>
-          <w:rFonts w:ascii="Consolas" w:hAnsi="Consolas"/>
-          <w:sz w:val="16"/>
-          <w:lang w:val="es-EC"/>
-        </w:rPr>
-        <w:t>VIGIFLOW_RENDER_AEFI_EXCEL_URL=https://vigiflow.who-u</w:t>
-      </w:r>
-      <w:r>
-        <w:rPr>
-          <w:rFonts w:ascii="Consolas" w:hAnsi="Consolas"/>
-          <w:sz w:val="16"/>
-          <w:lang w:val="es-EC"/>
-        </w:rPr>
-        <w:t>mc.org/query/renderaefiicsrlinelistingexcel</w:t>
-      </w:r>
-    </w:p>
-    <w:p>
-      <w:pPr>
-        <w:shd w:val="clear" w:color="auto" w:fill="F2F2F2"/>
-        <w:spacing w:after="0"/>
-        <w:rPr>
-          <w:lang w:val="es-EC"/>
-        </w:rPr>
-      </w:pPr>
-      <w:r>
-        <w:rPr>
-          <w:rFonts w:ascii="Consolas" w:hAnsi="Consolas"/>
-          <w:sz w:val="16"/>
-          <w:lang w:val="es-EC"/>
-        </w:rPr>
+      <w:r>
+        <w:br/>
+        <w:t>VIGIFLOW_RENDER_AEFI_EXCEL_URL=https://vigiflow.who-umc.org/query/renderaefiicsrlinelistingexcel</w:t>
+      </w:r>
+      <w:r>
+        <w:br/>
         <w:t>VIGIFLOW_RENDER_AEFI_JSON_URL=https://vigiflow.who-umc.org/query/rendericsrlistingexcel</w:t>
       </w:r>
-    </w:p>
-    <w:p>
-      <w:pPr>
-        <w:shd w:val="clear" w:color="auto" w:fill="F2F2F2"/>
-        <w:spacing w:after="0"/>
-        <w:rPr>
-          <w:lang w:val="es-EC"/>
-        </w:rPr>
-      </w:pPr>
-      <w:r>
-        <w:rPr>
-          <w:rFonts w:ascii="Consolas" w:hAnsi="Consolas"/>
-          <w:sz w:val="16"/>
-          <w:lang w:val="es-EC"/>
-        </w:rPr>
+      <w:r>
+        <w:br/>
         <w:t># Credenciales (VIGIFLOW_USERNAME, VIGIFLOW_PASSWD) migradas a TC_PARAMETRO (módulo VIGIFLOW).</w:t>
       </w:r>
-    </w:p>
-    <w:p>
-      <w:pPr>
-        <w:shd w:val="clear" w:color="auto" w:fill="F2F2F2"/>
-        <w:spacing w:after="0"/>
-        <w:rPr>
-          <w:lang w:val="es-EC"/>
-        </w:rPr>
-      </w:pPr>
-      <w:r>
-        <w:rPr>
-          <w:rFonts w:ascii="Consolas" w:hAnsi="Consolas"/>
-          <w:sz w:val="16"/>
-          <w:lang w:val="es-EC"/>
-        </w:rPr>
+      <w:r>
+        <w:br/>
         <w:t xml:space="preserve"> </w:t>
       </w:r>
-    </w:p>
-    <w:p>
-      <w:pPr>
-        <w:shd w:val="clear" w:color="auto" w:fill="F2F2F2"/>
-        <w:spacing w:after="0"/>
-        <w:rPr>
-          <w:lang w:val="es-EC"/>
-        </w:rPr>
-      </w:pPr>
-      <w:r>
-        <w:rPr>
-          <w:rFonts w:ascii="Consolas" w:hAnsi="Consolas"/>
-          <w:sz w:val="16"/>
-          <w:lang w:val="es-EC"/>
-        </w:rPr>
-        <w:t xml:space="preserve">## </w:t>
-      </w:r>
-      <w:proofErr w:type="spellStart"/>
-      <w:r>
-        <w:rPr>
-          <w:rFonts w:ascii="Consolas" w:hAnsi="Consolas"/>
-          <w:sz w:val="16"/>
-          <w:lang w:val="es-EC"/>
-        </w:rPr>
-        <w:t>Puppeteer</w:t>
-      </w:r>
-      <w:proofErr w:type="spellEnd"/>
-      <w:r>
-        <w:rPr>
-          <w:rFonts w:ascii="Consolas" w:hAnsi="Consolas"/>
-          <w:sz w:val="16"/>
-          <w:lang w:val="es-EC"/>
-        </w:rPr>
-        <w:t xml:space="preserve"> (generación de</w:t>
-      </w:r>
-      <w:r>
-        <w:rPr>
-          <w:rFonts w:ascii="Consolas" w:hAnsi="Consolas"/>
-          <w:sz w:val="16"/>
-          <w:lang w:val="es-EC"/>
-        </w:rPr>
-        <w:t xml:space="preserve"> </w:t>
-      </w:r>
-      <w:proofErr w:type="spellStart"/>
-      <w:r>
-        <w:rPr>
-          <w:rFonts w:ascii="Consolas" w:hAnsi="Consolas"/>
-          <w:sz w:val="16"/>
-          <w:lang w:val="es-EC"/>
-        </w:rPr>
-        <w:t>PDFs</w:t>
-      </w:r>
-      <w:proofErr w:type="spellEnd"/>
-      <w:r>
-        <w:rPr>
-          <w:rFonts w:ascii="Consolas" w:hAnsi="Consolas"/>
-          <w:sz w:val="16"/>
-          <w:lang w:val="es-EC"/>
-        </w:rPr>
-        <w:t xml:space="preserve"> de gaceta)</w:t>
-      </w:r>
-    </w:p>
-    <w:p>
-      <w:pPr>
-        <w:shd w:val="clear" w:color="auto" w:fill="F2F2F2"/>
-        <w:spacing w:after="0"/>
-        <w:rPr>
-          <w:lang w:val="es-EC"/>
-        </w:rPr>
-      </w:pPr>
-      <w:r>
-        <w:rPr>
-          <w:rFonts w:ascii="Consolas" w:hAnsi="Consolas"/>
-          <w:sz w:val="16"/>
-          <w:lang w:val="es-EC"/>
-        </w:rPr>
-        <w:t>DIR_PDF=</w:t>
-      </w:r>
-      <w:proofErr w:type="gramStart"/>
-      <w:r>
-        <w:rPr>
-          <w:rFonts w:ascii="Consolas" w:hAnsi="Consolas"/>
-          <w:sz w:val="16"/>
-          <w:lang w:val="es-EC"/>
-        </w:rPr>
-        <w:t>./</w:t>
-      </w:r>
-      <w:proofErr w:type="spellStart"/>
-      <w:proofErr w:type="gramEnd"/>
-      <w:r>
-        <w:rPr>
-          <w:rFonts w:ascii="Consolas" w:hAnsi="Consolas"/>
-          <w:sz w:val="16"/>
-          <w:lang w:val="es-EC"/>
-        </w:rPr>
-        <w:t>gacetaesavi</w:t>
-      </w:r>
-      <w:proofErr w:type="spellEnd"/>
-    </w:p>
-    <w:p>
-      <w:pPr>
-        <w:shd w:val="clear" w:color="auto" w:fill="F2F2F2"/>
-        <w:spacing w:after="0"/>
-        <w:rPr>
-          <w:lang w:val="es-EC"/>
-        </w:rPr>
-      </w:pPr>
-      <w:r>
-        <w:rPr>
-          <w:rFonts w:ascii="Consolas" w:hAnsi="Consolas"/>
-          <w:sz w:val="16"/>
-          <w:lang w:val="es-EC"/>
-        </w:rPr>
-        <w:t>PATH_BROWSER_PUPPETEER="#######"   # ruta al ejecutable de Chrome/</w:t>
-      </w:r>
-      <w:proofErr w:type="spellStart"/>
-      <w:r>
-        <w:rPr>
-          <w:rFonts w:ascii="Consolas" w:hAnsi="Consolas"/>
-          <w:sz w:val="16"/>
-          <w:lang w:val="es-EC"/>
-        </w:rPr>
-        <w:t>Chromium</w:t>
-      </w:r>
-      <w:proofErr w:type="spellEnd"/>
-      <w:r>
-        <w:rPr>
-          <w:rFonts w:ascii="Consolas" w:hAnsi="Consolas"/>
-          <w:sz w:val="16"/>
-          <w:lang w:val="es-EC"/>
-        </w:rPr>
-        <w:t>; en Linux/contenedor: /</w:t>
-      </w:r>
-      <w:proofErr w:type="spellStart"/>
-      <w:r>
-        <w:rPr>
-          <w:rFonts w:ascii="Consolas" w:hAnsi="Consolas"/>
-          <w:sz w:val="16"/>
-          <w:lang w:val="es-EC"/>
-        </w:rPr>
-        <w:t>usr</w:t>
-      </w:r>
-      <w:proofErr w:type="spellEnd"/>
-      <w:r>
-        <w:rPr>
-          <w:rFonts w:ascii="Consolas" w:hAnsi="Consolas"/>
-          <w:sz w:val="16"/>
-          <w:lang w:val="es-EC"/>
-        </w:rPr>
-        <w:t>/</w:t>
-      </w:r>
-      <w:proofErr w:type="spellStart"/>
-      <w:r>
-        <w:rPr>
-          <w:rFonts w:ascii="Consolas" w:hAnsi="Consolas"/>
-          <w:sz w:val="16"/>
-          <w:lang w:val="es-EC"/>
-        </w:rPr>
-        <w:t>bin</w:t>
-      </w:r>
-      <w:proofErr w:type="spellEnd"/>
-      <w:r>
-        <w:rPr>
-          <w:rFonts w:ascii="Consolas" w:hAnsi="Consolas"/>
-          <w:sz w:val="16"/>
-          <w:lang w:val="es-EC"/>
-        </w:rPr>
-        <w:t>/</w:t>
-      </w:r>
-      <w:proofErr w:type="spellStart"/>
-      <w:r>
-        <w:rPr>
-          <w:rFonts w:ascii="Consolas" w:hAnsi="Consolas"/>
-          <w:sz w:val="16"/>
-          <w:lang w:val="es-EC"/>
-        </w:rPr>
-        <w:t>chromium</w:t>
-      </w:r>
-      <w:proofErr w:type="spellEnd"/>
-    </w:p>
-    <w:p>
-      <w:pPr>
-        <w:shd w:val="clear" w:color="auto" w:fill="F2F2F2"/>
-        <w:spacing w:after="0"/>
-        <w:rPr>
-          <w:lang w:val="es-EC"/>
-        </w:rPr>
-      </w:pPr>
-      <w:r>
-        <w:rPr>
-          <w:rFonts w:ascii="Consolas" w:hAnsi="Consolas"/>
-          <w:sz w:val="16"/>
-          <w:lang w:val="es-EC"/>
-        </w:rPr>
+      <w:r>
+        <w:br/>
+        <w:t>## Puppeteer (generación de PDFs de gaceta)</w:t>
+      </w:r>
+      <w:r>
+        <w:br/>
+        <w:t>DIR_PDF=./gacetaesavi</w:t>
+      </w:r>
+      <w:r>
+        <w:br/>
+        <w:t>PATH_BROWSER_PUPPETEER="#######"   # ruta al ejecutable de Chrome/Chromium; en Linux/contenedor: /usr/bin/chromium</w:t>
+      </w:r>
+      <w:r>
+        <w:br/>
         <w:t>USUARIO_INSERTA_REGISTRO=SYSTEM</w:t>
       </w:r>
-    </w:p>
-    <w:p>
-      <w:pPr>
-        <w:shd w:val="clear" w:color="auto" w:fill="F2F2F2"/>
-        <w:spacing w:after="0"/>
-      </w:pPr>
-      <w:r>
-        <w:rPr>
-          <w:rFonts w:ascii="Consolas" w:hAnsi="Consolas"/>
-          <w:sz w:val="16"/>
-        </w:rPr>
+      <w:r>
+        <w:br/>
         <w:t>DB_VACUNACION_DB_NAME_CS="#######"</w:t>
       </w:r>
-    </w:p>
-    <w:p>
-      <w:pPr>
-        <w:shd w:val="clear" w:color="auto" w:fill="F2F2F2"/>
-        <w:spacing w:after="0"/>
-      </w:pPr>
-      <w:r>
-        <w:rPr>
-          <w:rFonts w:ascii="Consolas" w:hAnsi="Consolas"/>
-          <w:sz w:val="16"/>
-        </w:rPr>
+      <w:r>
+        <w:br/>
         <w:t>PATH_GACETA_ESAVI_PROJECT="#######"</w:t>
       </w:r>
     </w:p>
@@ -8883,180 +9573,69 @@
       <w:pPr>
         <w:pStyle w:val="Ttulo2"/>
       </w:pPr>
+      <w:bookmarkStart w:id="16" w:name="_Toc235908456"/>
       <w:r>
         <w:t>6.2 app-integra-esavi/.env</w:t>
       </w:r>
+      <w:bookmarkEnd w:id="16"/>
     </w:p>
     <w:p>
       <w:pPr>
-        <w:shd w:val="clear" w:color="auto" w:fill="F2F2F2"/>
+        <w:pStyle w:val="Cdigo"/>
         <w:spacing w:after="0"/>
       </w:pPr>
       <w:r>
-        <w:rPr>
-          <w:rFonts w:ascii="Consolas" w:hAnsi="Consolas"/>
-          <w:sz w:val="16"/>
-        </w:rPr>
         <w:t>SKIP_PREFLIGHT_CHECK=true</w:t>
       </w:r>
-    </w:p>
-    <w:p>
-      <w:pPr>
-        <w:shd w:val="clear" w:color="auto" w:fill="F2F2F2"/>
-        <w:spacing w:after="0"/>
-      </w:pPr>
-      <w:r>
-        <w:rPr>
-          <w:rFonts w:ascii="Consolas" w:hAnsi="Consolas"/>
-          <w:sz w:val="16"/>
-        </w:rPr>
+      <w:r>
+        <w:br/>
         <w:t>VITE_PORT=8082</w:t>
       </w:r>
-    </w:p>
-    <w:p>
-      <w:pPr>
-        <w:shd w:val="clear" w:color="auto" w:fill="F2F2F2"/>
-        <w:spacing w:after="0"/>
-      </w:pPr>
-      <w:r>
-        <w:rPr>
-          <w:rFonts w:ascii="Consolas" w:hAnsi="Consolas"/>
-          <w:sz w:val="16"/>
-        </w:rPr>
+      <w:r>
+        <w:br/>
         <w:t>VITE_INTEGRA_ESAVI_API_URL=http://localhost:8081</w:t>
       </w:r>
-    </w:p>
-    <w:p>
-      <w:pPr>
-        <w:shd w:val="clear" w:color="auto" w:fill="F2F2F2"/>
-        <w:spacing w:after="0"/>
-      </w:pPr>
-      <w:r>
-        <w:rPr>
-          <w:rFonts w:ascii="Consolas" w:hAnsi="Consolas"/>
-          <w:sz w:val="16"/>
-        </w:rPr>
+      <w:r>
+        <w:br/>
         <w:t>VITE_API_KEY=#######</w:t>
       </w:r>
-    </w:p>
-    <w:p>
-      <w:pPr>
-        <w:shd w:val="clear" w:color="auto" w:fill="F2F2F2"/>
-        <w:spacing w:after="0"/>
-      </w:pPr>
-      <w:r>
-        <w:rPr>
-          <w:rFonts w:ascii="Consolas" w:hAnsi="Consolas"/>
-          <w:sz w:val="16"/>
-        </w:rPr>
+      <w:r>
+        <w:br/>
         <w:t xml:space="preserve"> </w:t>
       </w:r>
-    </w:p>
-    <w:p>
-      <w:pPr>
-        <w:shd w:val="clear" w:color="auto" w:fill="F2F2F2"/>
-        <w:spacing w:after="0"/>
-      </w:pPr>
-      <w:r>
-        <w:rPr>
-          <w:rFonts w:ascii="Consolas" w:hAnsi="Consolas"/>
-          <w:sz w:val="16"/>
-        </w:rPr>
+      <w:r>
+        <w:br/>
         <w:t>## Keycloak</w:t>
       </w:r>
-    </w:p>
-    <w:p>
-      <w:pPr>
-        <w:shd w:val="clear" w:color="auto" w:fill="F2F2F2"/>
-        <w:spacing w:after="0"/>
-      </w:pPr>
-      <w:r>
-        <w:rPr>
-          <w:rFonts w:ascii="Consolas" w:hAnsi="Consolas"/>
-          <w:sz w:val="16"/>
-        </w:rPr>
+      <w:r>
+        <w:br/>
         <w:t>VITE_KEYCLOAK_URL=#######</w:t>
       </w:r>
-    </w:p>
-    <w:p>
-      <w:pPr>
-        <w:shd w:val="clear" w:color="auto" w:fill="F2F2F2"/>
-        <w:spacing w:after="0"/>
-      </w:pPr>
-      <w:r>
-        <w:rPr>
-          <w:rFonts w:ascii="Consolas" w:hAnsi="Consolas"/>
-          <w:sz w:val="16"/>
-        </w:rPr>
+      <w:r>
+        <w:br/>
         <w:t>VITE_KEYCLOAK_REALM=integra-esavi</w:t>
       </w:r>
-    </w:p>
-    <w:p>
-      <w:pPr>
-        <w:shd w:val="clear" w:color="auto" w:fill="F2F2F2"/>
-        <w:spacing w:after="0"/>
-      </w:pPr>
-      <w:r>
-        <w:rPr>
-          <w:rFonts w:ascii="Consolas" w:hAnsi="Consolas"/>
-          <w:sz w:val="16"/>
-        </w:rPr>
+      <w:r>
+        <w:br/>
         <w:t>VITE_KEYCLOAK_CLIENT_ID=integra-esavi-client</w:t>
       </w:r>
-    </w:p>
-    <w:p>
-      <w:pPr>
-        <w:shd w:val="clear" w:color="auto" w:fill="F2F2F2"/>
-        <w:spacing w:after="0"/>
-      </w:pPr>
-      <w:r>
-        <w:rPr>
-          <w:rFonts w:ascii="Consolas" w:hAnsi="Consolas"/>
-          <w:sz w:val="16"/>
-        </w:rPr>
+      <w:r>
+        <w:br/>
+      </w:r>
+      <w:r>
+        <w:lastRenderedPageBreak/>
         <w:t xml:space="preserve"> </w:t>
       </w:r>
-    </w:p>
-    <w:p>
-      <w:pPr>
-        <w:shd w:val="clear" w:color="auto" w:fill="F2F2F2"/>
-        <w:spacing w:after="0"/>
-      </w:pPr>
-      <w:r>
-        <w:rPr>
-          <w:rFonts w:ascii="Consolas" w:hAnsi="Consolas"/>
-          <w:sz w:val="16"/>
-        </w:rPr>
+      <w:r>
+        <w:br/>
         <w:t>VITE_DATA_ANALISIS_URL=http://0.0.0.0:80/</w:t>
       </w:r>
-    </w:p>
-    <w:p>
-      <w:pPr>
-        <w:shd w:val="clear" w:color="auto" w:fill="F2F2F2"/>
-        <w:spacing w:after="0"/>
-      </w:pPr>
-      <w:r>
-        <w:rPr>
-          <w:rFonts w:ascii="Consolas" w:hAnsi="Consolas"/>
-          <w:sz w:val="16"/>
-        </w:rPr>
+      <w:r>
+        <w:br/>
         <w:t>VITE_DATA_QUALITY_FOLDER=/data-quality-reports</w:t>
       </w:r>
-    </w:p>
-    <w:p>
-      <w:pPr>
-        <w:shd w:val="clear" w:color="auto" w:fill="F2F2F2"/>
-        <w:spacing w:after="0"/>
-        <w:rPr>
-          <w:lang w:val="es-EC"/>
-        </w:rPr>
-      </w:pPr>
-      <w:r>
-        <w:rPr>
-          <w:rFonts w:ascii="Consolas" w:hAnsi="Consolas"/>
-          <w:sz w:val="16"/>
-          <w:lang w:val="es-EC"/>
-        </w:rPr>
+      <w:r>
+        <w:br/>
         <w:t>VITE_ESAVI_DASHBOARD_TOKEN=#######</w:t>
       </w:r>
     </w:p>
@@ -9075,11 +9654,11 @@
           <w:lang w:val="es-EC"/>
         </w:rPr>
       </w:pPr>
-      <w:r>
-        <w:rPr>
-          <w:lang w:val="es-EC"/>
-        </w:rPr>
-        <w:lastRenderedPageBreak/>
+      <w:bookmarkStart w:id="17" w:name="_Toc235908457"/>
+      <w:r>
+        <w:rPr>
+          <w:lang w:val="es-EC"/>
+        </w:rPr>
         <w:t xml:space="preserve">6.3 </w:t>
       </w:r>
       <w:proofErr w:type="spellStart"/>
@@ -9138,257 +9717,78 @@
         </w:rPr>
         <w:t>)</w:t>
       </w:r>
+      <w:bookmarkEnd w:id="17"/>
     </w:p>
     <w:p>
       <w:pPr>
-        <w:shd w:val="clear" w:color="auto" w:fill="F2F2F2"/>
+        <w:pStyle w:val="Cdigo"/>
         <w:spacing w:after="0"/>
       </w:pPr>
       <w:r>
-        <w:rPr>
-          <w:rFonts w:ascii="Consolas" w:hAnsi="Consolas"/>
-          <w:sz w:val="16"/>
-        </w:rPr>
-        <w:t>DUCKDB_PATH=/app/</w:t>
-      </w:r>
-      <w:proofErr w:type="spellStart"/>
-      <w:r>
-        <w:rPr>
-          <w:rFonts w:ascii="Consolas" w:hAnsi="Consolas"/>
-          <w:sz w:val="16"/>
-        </w:rPr>
-        <w:t>datos</w:t>
-      </w:r>
-      <w:proofErr w:type="spellEnd"/>
-      <w:r>
-        <w:rPr>
-          <w:rFonts w:ascii="Consolas" w:hAnsi="Consolas"/>
-          <w:sz w:val="16"/>
-        </w:rPr>
-        <w:t>/</w:t>
-      </w:r>
-      <w:proofErr w:type="spellStart"/>
-      <w:r>
-        <w:rPr>
-          <w:rFonts w:ascii="Consolas" w:hAnsi="Consolas"/>
-          <w:sz w:val="16"/>
-        </w:rPr>
-        <w:t>esavi</w:t>
-      </w:r>
-      <w:r>
-        <w:rPr>
-          <w:rFonts w:ascii="Consolas" w:hAnsi="Consolas"/>
-          <w:sz w:val="16"/>
-        </w:rPr>
-        <w:t>.duckdb</w:t>
-      </w:r>
-      <w:proofErr w:type="spellEnd"/>
-    </w:p>
-    <w:p>
-      <w:pPr>
-        <w:shd w:val="clear" w:color="auto" w:fill="F2F2F2"/>
-        <w:spacing w:after="0"/>
-      </w:pPr>
-      <w:r>
-        <w:rPr>
-          <w:rFonts w:ascii="Consolas" w:hAnsi="Consolas"/>
-          <w:sz w:val="16"/>
-        </w:rPr>
+        <w:t>DUCKDB_PATH=/app/datos/esavi.duckdb</w:t>
+      </w:r>
+      <w:r>
+        <w:br/>
         <w:t xml:space="preserve"> </w:t>
       </w:r>
-    </w:p>
-    <w:p>
-      <w:pPr>
-        <w:shd w:val="clear" w:color="auto" w:fill="F2F2F2"/>
-        <w:spacing w:after="0"/>
-      </w:pPr>
-      <w:r>
-        <w:rPr>
-          <w:rFonts w:ascii="Consolas" w:hAnsi="Consolas"/>
-          <w:sz w:val="16"/>
-        </w:rPr>
+      <w:r>
+        <w:br/>
         <w:t>DB_HOST=host.docker.internal</w:t>
       </w:r>
-    </w:p>
-    <w:p>
-      <w:pPr>
-        <w:shd w:val="clear" w:color="auto" w:fill="F2F2F2"/>
-        <w:spacing w:after="0"/>
-      </w:pPr>
-      <w:r>
-        <w:rPr>
-          <w:rFonts w:ascii="Consolas" w:hAnsi="Consolas"/>
-          <w:sz w:val="16"/>
-        </w:rPr>
+      <w:r>
+        <w:br/>
         <w:t>DB_PORT=5432</w:t>
       </w:r>
-    </w:p>
-    <w:p>
-      <w:pPr>
-        <w:shd w:val="clear" w:color="auto" w:fill="F2F2F2"/>
-        <w:spacing w:after="0"/>
-      </w:pPr>
-      <w:r>
-        <w:rPr>
-          <w:rFonts w:ascii="Consolas" w:hAnsi="Consolas"/>
-          <w:sz w:val="16"/>
-        </w:rPr>
+      <w:r>
+        <w:br/>
         <w:t>DB_NAME=dhi_esavi</w:t>
       </w:r>
-    </w:p>
-    <w:p>
-      <w:pPr>
-        <w:shd w:val="clear" w:color="auto" w:fill="F2F2F2"/>
-        <w:spacing w:after="0"/>
-      </w:pPr>
-      <w:r>
-        <w:rPr>
-          <w:rFonts w:ascii="Consolas" w:hAnsi="Consolas"/>
-          <w:sz w:val="16"/>
-        </w:rPr>
+      <w:r>
+        <w:br/>
         <w:t>DB_USER=dhis</w:t>
       </w:r>
-    </w:p>
-    <w:p>
-      <w:pPr>
-        <w:shd w:val="clear" w:color="auto" w:fill="F2F2F2"/>
-        <w:spacing w:after="0"/>
-      </w:pPr>
-      <w:r>
-        <w:rPr>
-          <w:rFonts w:ascii="Consolas" w:hAnsi="Consolas"/>
-          <w:sz w:val="16"/>
-        </w:rPr>
+      <w:r>
+        <w:br/>
         <w:t>DB_PASS=</w:t>
       </w:r>
-    </w:p>
-    <w:p>
-      <w:pPr>
-        <w:shd w:val="clear" w:color="auto" w:fill="F2F2F2"/>
-        <w:spacing w:after="0"/>
-      </w:pPr>
-      <w:r>
-        <w:rPr>
-          <w:rFonts w:ascii="Consolas" w:hAnsi="Consolas"/>
-          <w:sz w:val="16"/>
-        </w:rPr>
+      <w:r>
+        <w:br/>
         <w:t xml:space="preserve"> </w:t>
       </w:r>
-    </w:p>
-    <w:p>
-      <w:pPr>
-        <w:shd w:val="clear" w:color="auto" w:fill="F2F2F2"/>
-        <w:spacing w:after="0"/>
-      </w:pPr>
-      <w:r>
-        <w:rPr>
-          <w:rFonts w:ascii="Consolas" w:hAnsi="Consolas"/>
-          <w:sz w:val="16"/>
-        </w:rPr>
+      <w:r>
+        <w:br/>
         <w:t>VITE_KEYCLOAK_URL=#######</w:t>
       </w:r>
-    </w:p>
-    <w:p>
-      <w:pPr>
-        <w:shd w:val="clear" w:color="auto" w:fill="F2F2F2"/>
-        <w:spacing w:after="0"/>
-      </w:pPr>
-      <w:r>
-        <w:rPr>
-          <w:rFonts w:ascii="Consolas" w:hAnsi="Consolas"/>
-          <w:sz w:val="16"/>
-        </w:rPr>
+      <w:r>
+        <w:br/>
         <w:t>VITE_KEYCLOAK_REALM=integra-esavi</w:t>
       </w:r>
-    </w:p>
-    <w:p>
-      <w:pPr>
-        <w:shd w:val="clear" w:color="auto" w:fill="F2F2F2"/>
-        <w:spacing w:after="0"/>
-      </w:pPr>
-      <w:r>
-        <w:rPr>
-          <w:rFonts w:ascii="Consolas" w:hAnsi="Consolas"/>
-          <w:sz w:val="16"/>
-        </w:rPr>
+      <w:r>
+        <w:br/>
         <w:t>VITE_KEYCLOAK_CLIENT_ID=integra-esavi-client</w:t>
       </w:r>
-    </w:p>
-    <w:p>
-      <w:pPr>
-        <w:shd w:val="clear" w:color="auto" w:fill="F2F2F2"/>
-        <w:spacing w:after="0"/>
-      </w:pPr>
-      <w:r>
-        <w:rPr>
-          <w:rFonts w:ascii="Consolas" w:hAnsi="Consolas"/>
-          <w:sz w:val="16"/>
-        </w:rPr>
+      <w:r>
+        <w:br/>
         <w:t>KC_REQUIRED_ROLE=analitic</w:t>
       </w:r>
-    </w:p>
-    <w:p>
-      <w:pPr>
-        <w:shd w:val="clear" w:color="auto" w:fill="F2F2F2"/>
-        <w:spacing w:after="0"/>
-      </w:pPr>
-      <w:r>
-        <w:rPr>
-          <w:rFonts w:ascii="Consolas" w:hAnsi="Consolas"/>
-          <w:sz w:val="16"/>
-        </w:rPr>
+      <w:r>
+        <w:br/>
         <w:t>OAUTH2_CLIENT_SECRET=</w:t>
       </w:r>
-    </w:p>
-    <w:p>
-      <w:pPr>
-        <w:shd w:val="clear" w:color="auto" w:fill="F2F2F2"/>
-        <w:spacing w:after="0"/>
-      </w:pPr>
-      <w:r>
-        <w:rPr>
-          <w:rFonts w:ascii="Consolas" w:hAnsi="Consolas"/>
-          <w:sz w:val="16"/>
-        </w:rPr>
+      <w:r>
+        <w:br/>
         <w:t xml:space="preserve"> </w:t>
       </w:r>
-    </w:p>
-    <w:p>
-      <w:pPr>
-        <w:shd w:val="clear" w:color="auto" w:fill="F2F2F2"/>
-        <w:spacing w:after="0"/>
-      </w:pPr>
-      <w:r>
-        <w:rPr>
-          <w:rFonts w:ascii="Consolas" w:hAnsi="Consolas"/>
-          <w:sz w:val="16"/>
-        </w:rPr>
+      <w:r>
+        <w:br/>
         <w:t>APP_URL=http://localhost:8090</w:t>
       </w:r>
-    </w:p>
-    <w:p>
-      <w:pPr>
-        <w:shd w:val="clear" w:color="auto" w:fill="F2F2F2"/>
-        <w:spacing w:after="0"/>
-      </w:pPr>
-      <w:r>
-        <w:rPr>
-          <w:rFonts w:ascii="Consolas" w:hAnsi="Consolas"/>
-          <w:sz w:val="16"/>
-        </w:rPr>
+      <w:r>
+        <w:br/>
         <w:t>OAUTH2_COOKIE_SECRET=</w:t>
       </w:r>
-    </w:p>
-    <w:p>
-      <w:pPr>
-        <w:shd w:val="clear" w:color="auto" w:fill="F2F2F2"/>
-        <w:spacing w:after="0"/>
-      </w:pPr>
-      <w:r>
-        <w:rPr>
-          <w:rFonts w:ascii="Consolas" w:hAnsi="Consolas"/>
-          <w:sz w:val="16"/>
-        </w:rPr>
+      <w:r>
+        <w:br/>
         <w:t>INTEGRA_APP_URL=http://localhost:8080</w:t>
       </w:r>
     </w:p>
@@ -9405,17 +9805,20 @@
           <w:lang w:val="es-EC"/>
         </w:rPr>
       </w:pPr>
+      <w:bookmarkStart w:id="18" w:name="_Toc235908458"/>
       <w:r>
         <w:rPr>
           <w:lang w:val="es-EC"/>
         </w:rPr>
         <w:t>7. Comandos útiles del día a día</w:t>
       </w:r>
+      <w:bookmarkEnd w:id="18"/>
     </w:p>
     <w:p>
       <w:pPr>
         <w:pStyle w:val="Ttulo2"/>
       </w:pPr>
+      <w:bookmarkStart w:id="19" w:name="_Toc235908459"/>
       <w:r>
         <w:t xml:space="preserve">7.1 </w:t>
       </w:r>
@@ -9423,11 +9826,12 @@
       <w:r>
         <w:t>api-integra-esavi</w:t>
       </w:r>
+      <w:bookmarkEnd w:id="19"/>
       <w:proofErr w:type="spellEnd"/>
     </w:p>
     <w:tbl>
       <w:tblPr>
-        <w:tblStyle w:val="Tablaconcuadrcula"/>
+        <w:tblStyle w:val="Cuadrculaclara-nfasis1"/>
         <w:tblW w:w="0" w:type="auto"/>
         <w:jc w:val="center"/>
         <w:tblLook w:val="04A0" w:firstRow="1" w:lastRow="0" w:firstColumn="1" w:lastColumn="0" w:noHBand="0" w:noVBand="1"/>
@@ -9439,17 +9843,18 @@
       </w:tblGrid>
       <w:tr>
         <w:trPr>
+          <w:cnfStyle w:val="100000000000" w:firstRow="1" w:lastRow="0" w:firstColumn="0" w:lastColumn="0" w:oddVBand="0" w:evenVBand="0" w:oddHBand="0" w:evenHBand="0" w:firstRowFirstColumn="0" w:firstRowLastColumn="0" w:lastRowFirstColumn="0" w:lastRowLastColumn="0"/>
           <w:jc w:val="center"/>
         </w:trPr>
         <w:tc>
           <w:tcPr>
+            <w:cnfStyle w:val="001000000000" w:firstRow="0" w:lastRow="0" w:firstColumn="1" w:lastColumn="0" w:oddVBand="0" w:evenVBand="0" w:oddHBand="0" w:evenHBand="0" w:firstRowFirstColumn="0" w:firstRowLastColumn="0" w:lastRowFirstColumn="0" w:lastRowLastColumn="0"/>
             <w:tcW w:w="1701" w:type="dxa"/>
             <w:shd w:val="clear" w:color="auto" w:fill="4472C4"/>
           </w:tcPr>
           <w:p>
             <w:r>
               <w:rPr>
-                <w:b/>
                 <w:color w:val="FFFFFF"/>
                 <w:sz w:val="20"/>
               </w:rPr>
@@ -9463,9 +9868,11 @@
             <w:shd w:val="clear" w:color="auto" w:fill="4472C4"/>
           </w:tcPr>
           <w:p>
-            <w:r>
-              <w:rPr>
-                <w:b/>
+            <w:pPr>
+              <w:cnfStyle w:val="100000000000" w:firstRow="1" w:lastRow="0" w:firstColumn="0" w:lastColumn="0" w:oddVBand="0" w:evenVBand="0" w:oddHBand="0" w:evenHBand="0" w:firstRowFirstColumn="0" w:firstRowLastColumn="0" w:lastRowFirstColumn="0" w:lastRowLastColumn="0"/>
+            </w:pPr>
+            <w:r>
+              <w:rPr>
                 <w:color w:val="FFFFFF"/>
                 <w:sz w:val="20"/>
               </w:rPr>
@@ -9479,9 +9886,11 @@
             <w:shd w:val="clear" w:color="auto" w:fill="4472C4"/>
           </w:tcPr>
           <w:p>
-            <w:r>
-              <w:rPr>
-                <w:b/>
+            <w:pPr>
+              <w:cnfStyle w:val="100000000000" w:firstRow="1" w:lastRow="0" w:firstColumn="0" w:lastColumn="0" w:oddVBand="0" w:evenVBand="0" w:oddHBand="0" w:evenHBand="0" w:firstRowFirstColumn="0" w:firstRowLastColumn="0" w:lastRowFirstColumn="0" w:lastRowLastColumn="0"/>
+            </w:pPr>
+            <w:r>
+              <w:rPr>
                 <w:color w:val="FFFFFF"/>
                 <w:sz w:val="20"/>
               </w:rPr>
@@ -9492,10 +9901,12 @@
       </w:tr>
       <w:tr>
         <w:trPr>
+          <w:cnfStyle w:val="000000100000" w:firstRow="0" w:lastRow="0" w:firstColumn="0" w:lastColumn="0" w:oddVBand="0" w:evenVBand="0" w:oddHBand="1" w:evenHBand="0" w:firstRowFirstColumn="0" w:firstRowLastColumn="0" w:lastRowFirstColumn="0" w:lastRowLastColumn="0"/>
           <w:jc w:val="center"/>
         </w:trPr>
         <w:tc>
           <w:tcPr>
+            <w:cnfStyle w:val="001000000000" w:firstRow="0" w:lastRow="0" w:firstColumn="1" w:lastColumn="0" w:oddVBand="0" w:evenVBand="0" w:oddHBand="0" w:evenHBand="0" w:firstRowFirstColumn="0" w:firstRowLastColumn="0" w:lastRowFirstColumn="0" w:lastRowLastColumn="0"/>
             <w:tcW w:w="1701" w:type="dxa"/>
           </w:tcPr>
           <w:p>
@@ -9512,6 +9923,9 @@
             <w:tcW w:w="3685" w:type="dxa"/>
           </w:tcPr>
           <w:p>
+            <w:pPr>
+              <w:cnfStyle w:val="000000100000" w:firstRow="0" w:lastRow="0" w:firstColumn="0" w:lastColumn="0" w:oddVBand="0" w:evenVBand="0" w:oddHBand="1" w:evenHBand="0" w:firstRowFirstColumn="0" w:firstRowLastColumn="0" w:lastRowFirstColumn="0" w:lastRowLastColumn="0"/>
+            </w:pPr>
             <w:r>
               <w:rPr>
                 <w:sz w:val="19"/>
@@ -9526,6 +9940,7 @@
           </w:tcPr>
           <w:p>
             <w:pPr>
+              <w:cnfStyle w:val="000000100000" w:firstRow="0" w:lastRow="0" w:firstColumn="0" w:lastColumn="0" w:oddVBand="0" w:evenVBand="0" w:oddHBand="1" w:evenHBand="0" w:firstRowFirstColumn="0" w:firstRowLastColumn="0" w:lastRowFirstColumn="0" w:lastRowLastColumn="0"/>
               <w:rPr>
                 <w:lang w:val="es-EC"/>
               </w:rPr>
@@ -9535,14 +9950,7 @@
                 <w:sz w:val="19"/>
                 <w:lang w:val="es-EC"/>
               </w:rPr>
-              <w:t xml:space="preserve">Arranque local </w:t>
-            </w:r>
-            <w:r>
-              <w:rPr>
-                <w:sz w:val="19"/>
-                <w:lang w:val="es-EC"/>
-              </w:rPr>
-              <w:t xml:space="preserve">con </w:t>
+              <w:t xml:space="preserve">Arranque local con </w:t>
             </w:r>
             <w:proofErr w:type="spellStart"/>
             <w:r>
@@ -9565,10 +9973,12 @@
       </w:tr>
       <w:tr>
         <w:trPr>
+          <w:cnfStyle w:val="000000010000" w:firstRow="0" w:lastRow="0" w:firstColumn="0" w:lastColumn="0" w:oddVBand="0" w:evenVBand="0" w:oddHBand="0" w:evenHBand="1" w:firstRowFirstColumn="0" w:firstRowLastColumn="0" w:lastRowFirstColumn="0" w:lastRowLastColumn="0"/>
           <w:jc w:val="center"/>
         </w:trPr>
         <w:tc>
           <w:tcPr>
+            <w:cnfStyle w:val="001000000000" w:firstRow="0" w:lastRow="0" w:firstColumn="1" w:lastColumn="0" w:oddVBand="0" w:evenVBand="0" w:oddHBand="0" w:evenHBand="0" w:firstRowFirstColumn="0" w:firstRowLastColumn="0" w:lastRowFirstColumn="0" w:lastRowLastColumn="0"/>
             <w:tcW w:w="1701" w:type="dxa"/>
           </w:tcPr>
           <w:p>
@@ -9585,6 +9995,9 @@
             <w:tcW w:w="3685" w:type="dxa"/>
           </w:tcPr>
           <w:p>
+            <w:pPr>
+              <w:cnfStyle w:val="000000010000" w:firstRow="0" w:lastRow="0" w:firstColumn="0" w:lastColumn="0" w:oddVBand="0" w:evenVBand="0" w:oddHBand="0" w:evenHBand="1" w:firstRowFirstColumn="0" w:firstRowLastColumn="0" w:lastRowFirstColumn="0" w:lastRowLastColumn="0"/>
+            </w:pPr>
             <w:r>
               <w:rPr>
                 <w:sz w:val="19"/>
@@ -9598,6 +10011,9 @@
             <w:tcW w:w="3118" w:type="dxa"/>
           </w:tcPr>
           <w:p>
+            <w:pPr>
+              <w:cnfStyle w:val="000000010000" w:firstRow="0" w:lastRow="0" w:firstColumn="0" w:lastColumn="0" w:oddVBand="0" w:evenVBand="0" w:oddHBand="0" w:evenHBand="1" w:firstRowFirstColumn="0" w:firstRowLastColumn="0" w:lastRowFirstColumn="0" w:lastRowLastColumn="0"/>
+            </w:pPr>
             <w:r>
               <w:rPr>
                 <w:sz w:val="19"/>
@@ -9609,10 +10025,12 @@
       </w:tr>
       <w:tr>
         <w:trPr>
+          <w:cnfStyle w:val="000000100000" w:firstRow="0" w:lastRow="0" w:firstColumn="0" w:lastColumn="0" w:oddVBand="0" w:evenVBand="0" w:oddHBand="1" w:evenHBand="0" w:firstRowFirstColumn="0" w:firstRowLastColumn="0" w:lastRowFirstColumn="0" w:lastRowLastColumn="0"/>
           <w:jc w:val="center"/>
         </w:trPr>
         <w:tc>
           <w:tcPr>
+            <w:cnfStyle w:val="001000000000" w:firstRow="0" w:lastRow="0" w:firstColumn="1" w:lastColumn="0" w:oddVBand="0" w:evenVBand="0" w:oddHBand="0" w:evenHBand="0" w:firstRowFirstColumn="0" w:firstRowLastColumn="0" w:lastRowFirstColumn="0" w:lastRowLastColumn="0"/>
             <w:tcW w:w="1701" w:type="dxa"/>
           </w:tcPr>
           <w:p>
@@ -9629,6 +10047,9 @@
             <w:tcW w:w="3685" w:type="dxa"/>
           </w:tcPr>
           <w:p>
+            <w:pPr>
+              <w:cnfStyle w:val="000000100000" w:firstRow="0" w:lastRow="0" w:firstColumn="0" w:lastColumn="0" w:oddVBand="0" w:evenVBand="0" w:oddHBand="1" w:evenHBand="0" w:firstRowFirstColumn="0" w:firstRowLastColumn="0" w:lastRowFirstColumn="0" w:lastRowLastColumn="0"/>
+            </w:pPr>
             <w:r>
               <w:rPr>
                 <w:sz w:val="19"/>
@@ -9642,6 +10063,9 @@
             <w:tcW w:w="3118" w:type="dxa"/>
           </w:tcPr>
           <w:p>
+            <w:pPr>
+              <w:cnfStyle w:val="000000100000" w:firstRow="0" w:lastRow="0" w:firstColumn="0" w:lastColumn="0" w:oddVBand="0" w:evenVBand="0" w:oddHBand="1" w:evenHBand="0" w:firstRowFirstColumn="0" w:firstRowLastColumn="0" w:lastRowFirstColumn="0" w:lastRowLastColumn="0"/>
+            </w:pPr>
             <w:r>
               <w:rPr>
                 <w:sz w:val="19"/>
@@ -9653,10 +10077,12 @@
       </w:tr>
       <w:tr>
         <w:trPr>
+          <w:cnfStyle w:val="000000010000" w:firstRow="0" w:lastRow="0" w:firstColumn="0" w:lastColumn="0" w:oddVBand="0" w:evenVBand="0" w:oddHBand="0" w:evenHBand="1" w:firstRowFirstColumn="0" w:firstRowLastColumn="0" w:lastRowFirstColumn="0" w:lastRowLastColumn="0"/>
           <w:jc w:val="center"/>
         </w:trPr>
         <w:tc>
           <w:tcPr>
+            <w:cnfStyle w:val="001000000000" w:firstRow="0" w:lastRow="0" w:firstColumn="1" w:lastColumn="0" w:oddVBand="0" w:evenVBand="0" w:oddHBand="0" w:evenHBand="0" w:firstRowFirstColumn="0" w:firstRowLastColumn="0" w:lastRowFirstColumn="0" w:lastRowLastColumn="0"/>
             <w:tcW w:w="1701" w:type="dxa"/>
           </w:tcPr>
           <w:p>
@@ -9673,6 +10099,9 @@
             <w:tcW w:w="3685" w:type="dxa"/>
           </w:tcPr>
           <w:p>
+            <w:pPr>
+              <w:cnfStyle w:val="000000010000" w:firstRow="0" w:lastRow="0" w:firstColumn="0" w:lastColumn="0" w:oddVBand="0" w:evenVBand="0" w:oddHBand="0" w:evenHBand="1" w:firstRowFirstColumn="0" w:firstRowLastColumn="0" w:lastRowFirstColumn="0" w:lastRowLastColumn="0"/>
+            </w:pPr>
             <w:r>
               <w:rPr>
                 <w:sz w:val="19"/>
@@ -9687,6 +10116,7 @@
           </w:tcPr>
           <w:p>
             <w:pPr>
+              <w:cnfStyle w:val="000000010000" w:firstRow="0" w:lastRow="0" w:firstColumn="0" w:lastColumn="0" w:oddVBand="0" w:evenVBand="0" w:oddHBand="0" w:evenHBand="1" w:firstRowFirstColumn="0" w:firstRowLastColumn="0" w:lastRowFirstColumn="0" w:lastRowLastColumn="0"/>
               <w:rPr>
                 <w:lang w:val="es-EC"/>
               </w:rPr>
@@ -9712,24 +10142,19 @@
                 <w:sz w:val="19"/>
                 <w:lang w:val="es-EC"/>
               </w:rPr>
-              <w:t xml:space="preserve"> </w:t>
-            </w:r>
-            <w:r>
-              <w:rPr>
-                <w:sz w:val="19"/>
-                <w:lang w:val="es-EC"/>
-              </w:rPr>
-              <w:t>previo)</w:t>
+              <w:t xml:space="preserve"> previo)</w:t>
             </w:r>
           </w:p>
         </w:tc>
       </w:tr>
       <w:tr>
         <w:trPr>
+          <w:cnfStyle w:val="000000100000" w:firstRow="0" w:lastRow="0" w:firstColumn="0" w:lastColumn="0" w:oddVBand="0" w:evenVBand="0" w:oddHBand="1" w:evenHBand="0" w:firstRowFirstColumn="0" w:firstRowLastColumn="0" w:lastRowFirstColumn="0" w:lastRowLastColumn="0"/>
           <w:jc w:val="center"/>
         </w:trPr>
         <w:tc>
           <w:tcPr>
+            <w:cnfStyle w:val="001000000000" w:firstRow="0" w:lastRow="0" w:firstColumn="1" w:lastColumn="0" w:oddVBand="0" w:evenVBand="0" w:oddHBand="0" w:evenHBand="0" w:firstRowFirstColumn="0" w:firstRowLastColumn="0" w:lastRowFirstColumn="0" w:lastRowLastColumn="0"/>
             <w:tcW w:w="1701" w:type="dxa"/>
           </w:tcPr>
           <w:p>
@@ -9746,6 +10171,9 @@
             <w:tcW w:w="3685" w:type="dxa"/>
           </w:tcPr>
           <w:p>
+            <w:pPr>
+              <w:cnfStyle w:val="000000100000" w:firstRow="0" w:lastRow="0" w:firstColumn="0" w:lastColumn="0" w:oddVBand="0" w:evenVBand="0" w:oddHBand="1" w:evenHBand="0" w:firstRowFirstColumn="0" w:firstRowLastColumn="0" w:lastRowFirstColumn="0" w:lastRowLastColumn="0"/>
+            </w:pPr>
             <w:r>
               <w:rPr>
                 <w:sz w:val="19"/>
@@ -9759,6 +10187,9 @@
             <w:tcW w:w="3118" w:type="dxa"/>
           </w:tcPr>
           <w:p>
+            <w:pPr>
+              <w:cnfStyle w:val="000000100000" w:firstRow="0" w:lastRow="0" w:firstColumn="0" w:lastColumn="0" w:oddVBand="0" w:evenVBand="0" w:oddHBand="1" w:evenHBand="0" w:firstRowFirstColumn="0" w:firstRowLastColumn="0" w:lastRowFirstColumn="0" w:lastRowLastColumn="0"/>
+            </w:pPr>
             <w:r>
               <w:rPr>
                 <w:sz w:val="19"/>
@@ -9770,10 +10201,12 @@
       </w:tr>
       <w:tr>
         <w:trPr>
+          <w:cnfStyle w:val="000000010000" w:firstRow="0" w:lastRow="0" w:firstColumn="0" w:lastColumn="0" w:oddVBand="0" w:evenVBand="0" w:oddHBand="0" w:evenHBand="1" w:firstRowFirstColumn="0" w:firstRowLastColumn="0" w:lastRowFirstColumn="0" w:lastRowLastColumn="0"/>
           <w:jc w:val="center"/>
         </w:trPr>
         <w:tc>
           <w:tcPr>
+            <w:cnfStyle w:val="001000000000" w:firstRow="0" w:lastRow="0" w:firstColumn="1" w:lastColumn="0" w:oddVBand="0" w:evenVBand="0" w:oddHBand="0" w:evenHBand="0" w:firstRowFirstColumn="0" w:firstRowLastColumn="0" w:lastRowFirstColumn="0" w:lastRowLastColumn="0"/>
             <w:tcW w:w="1701" w:type="dxa"/>
           </w:tcPr>
           <w:p>
@@ -9790,6 +10223,9 @@
             <w:tcW w:w="3685" w:type="dxa"/>
           </w:tcPr>
           <w:p>
+            <w:pPr>
+              <w:cnfStyle w:val="000000010000" w:firstRow="0" w:lastRow="0" w:firstColumn="0" w:lastColumn="0" w:oddVBand="0" w:evenVBand="0" w:oddHBand="0" w:evenHBand="1" w:firstRowFirstColumn="0" w:firstRowLastColumn="0" w:lastRowFirstColumn="0" w:lastRowLastColumn="0"/>
+            </w:pPr>
             <w:r>
               <w:rPr>
                 <w:sz w:val="19"/>
@@ -9803,6 +10239,9 @@
             <w:tcW w:w="3118" w:type="dxa"/>
           </w:tcPr>
           <w:p>
+            <w:pPr>
+              <w:cnfStyle w:val="000000010000" w:firstRow="0" w:lastRow="0" w:firstColumn="0" w:lastColumn="0" w:oddVBand="0" w:evenVBand="0" w:oddHBand="0" w:evenHBand="1" w:firstRowFirstColumn="0" w:firstRowLastColumn="0" w:lastRowFirstColumn="0" w:lastRowLastColumn="0"/>
+            </w:pPr>
             <w:r>
               <w:rPr>
                 <w:sz w:val="19"/>
@@ -9814,10 +10253,12 @@
       </w:tr>
       <w:tr>
         <w:trPr>
+          <w:cnfStyle w:val="000000100000" w:firstRow="0" w:lastRow="0" w:firstColumn="0" w:lastColumn="0" w:oddVBand="0" w:evenVBand="0" w:oddHBand="1" w:evenHBand="0" w:firstRowFirstColumn="0" w:firstRowLastColumn="0" w:lastRowFirstColumn="0" w:lastRowLastColumn="0"/>
           <w:jc w:val="center"/>
         </w:trPr>
         <w:tc>
           <w:tcPr>
+            <w:cnfStyle w:val="001000000000" w:firstRow="0" w:lastRow="0" w:firstColumn="1" w:lastColumn="0" w:oddVBand="0" w:evenVBand="0" w:oddHBand="0" w:evenHBand="0" w:firstRowFirstColumn="0" w:firstRowLastColumn="0" w:lastRowFirstColumn="0" w:lastRowLastColumn="0"/>
             <w:tcW w:w="1701" w:type="dxa"/>
           </w:tcPr>
           <w:p>
@@ -9834,6 +10275,9 @@
             <w:tcW w:w="3685" w:type="dxa"/>
           </w:tcPr>
           <w:p>
+            <w:pPr>
+              <w:cnfStyle w:val="000000100000" w:firstRow="0" w:lastRow="0" w:firstColumn="0" w:lastColumn="0" w:oddVBand="0" w:evenVBand="0" w:oddHBand="1" w:evenHBand="0" w:firstRowFirstColumn="0" w:firstRowLastColumn="0" w:lastRowFirstColumn="0" w:lastRowLastColumn="0"/>
+            </w:pPr>
             <w:r>
               <w:rPr>
                 <w:sz w:val="19"/>
@@ -9847,6 +10291,9 @@
             <w:tcW w:w="3118" w:type="dxa"/>
           </w:tcPr>
           <w:p>
+            <w:pPr>
+              <w:cnfStyle w:val="000000100000" w:firstRow="0" w:lastRow="0" w:firstColumn="0" w:lastColumn="0" w:oddVBand="0" w:evenVBand="0" w:oddHBand="1" w:evenHBand="0" w:firstRowFirstColumn="0" w:firstRowLastColumn="0" w:lastRowFirstColumn="0" w:lastRowLastColumn="0"/>
+            </w:pPr>
             <w:r>
               <w:rPr>
                 <w:sz w:val="19"/>
@@ -9858,10 +10305,12 @@
       </w:tr>
       <w:tr>
         <w:trPr>
+          <w:cnfStyle w:val="000000010000" w:firstRow="0" w:lastRow="0" w:firstColumn="0" w:lastColumn="0" w:oddVBand="0" w:evenVBand="0" w:oddHBand="0" w:evenHBand="1" w:firstRowFirstColumn="0" w:firstRowLastColumn="0" w:lastRowFirstColumn="0" w:lastRowLastColumn="0"/>
           <w:jc w:val="center"/>
         </w:trPr>
         <w:tc>
           <w:tcPr>
+            <w:cnfStyle w:val="001000000000" w:firstRow="0" w:lastRow="0" w:firstColumn="1" w:lastColumn="0" w:oddVBand="0" w:evenVBand="0" w:oddHBand="0" w:evenHBand="0" w:firstRowFirstColumn="0" w:firstRowLastColumn="0" w:lastRowFirstColumn="0" w:lastRowLastColumn="0"/>
             <w:tcW w:w="1701" w:type="dxa"/>
           </w:tcPr>
           <w:p>
@@ -9878,6 +10327,9 @@
             <w:tcW w:w="3685" w:type="dxa"/>
           </w:tcPr>
           <w:p>
+            <w:pPr>
+              <w:cnfStyle w:val="000000010000" w:firstRow="0" w:lastRow="0" w:firstColumn="0" w:lastColumn="0" w:oddVBand="0" w:evenVBand="0" w:oddHBand="0" w:evenHBand="1" w:firstRowFirstColumn="0" w:firstRowLastColumn="0" w:lastRowFirstColumn="0" w:lastRowLastColumn="0"/>
+            </w:pPr>
             <w:r>
               <w:rPr>
                 <w:sz w:val="19"/>
@@ -9891,6 +10343,9 @@
             <w:tcW w:w="3118" w:type="dxa"/>
           </w:tcPr>
           <w:p>
+            <w:pPr>
+              <w:cnfStyle w:val="000000010000" w:firstRow="0" w:lastRow="0" w:firstColumn="0" w:lastColumn="0" w:oddVBand="0" w:evenVBand="0" w:oddHBand="0" w:evenHBand="1" w:firstRowFirstColumn="0" w:firstRowLastColumn="0" w:lastRowFirstColumn="0" w:lastRowLastColumn="0"/>
+            </w:pPr>
             <w:r>
               <w:rPr>
                 <w:sz w:val="19"/>
@@ -9902,10 +10357,12 @@
       </w:tr>
       <w:tr>
         <w:trPr>
+          <w:cnfStyle w:val="000000100000" w:firstRow="0" w:lastRow="0" w:firstColumn="0" w:lastColumn="0" w:oddVBand="0" w:evenVBand="0" w:oddHBand="1" w:evenHBand="0" w:firstRowFirstColumn="0" w:firstRowLastColumn="0" w:lastRowFirstColumn="0" w:lastRowLastColumn="0"/>
           <w:jc w:val="center"/>
         </w:trPr>
         <w:tc>
           <w:tcPr>
+            <w:cnfStyle w:val="001000000000" w:firstRow="0" w:lastRow="0" w:firstColumn="1" w:lastColumn="0" w:oddVBand="0" w:evenVBand="0" w:oddHBand="0" w:evenHBand="0" w:firstRowFirstColumn="0" w:firstRowLastColumn="0" w:lastRowFirstColumn="0" w:lastRowLastColumn="0"/>
             <w:tcW w:w="1701" w:type="dxa"/>
           </w:tcPr>
           <w:p>
@@ -9922,6 +10379,9 @@
             <w:tcW w:w="3685" w:type="dxa"/>
           </w:tcPr>
           <w:p>
+            <w:pPr>
+              <w:cnfStyle w:val="000000100000" w:firstRow="0" w:lastRow="0" w:firstColumn="0" w:lastColumn="0" w:oddVBand="0" w:evenVBand="0" w:oddHBand="1" w:evenHBand="0" w:firstRowFirstColumn="0" w:firstRowLastColumn="0" w:lastRowFirstColumn="0" w:lastRowLastColumn="0"/>
+            </w:pPr>
             <w:r>
               <w:rPr>
                 <w:sz w:val="19"/>
@@ -9936,6 +10396,7 @@
           </w:tcPr>
           <w:p>
             <w:pPr>
+              <w:cnfStyle w:val="000000100000" w:firstRow="0" w:lastRow="0" w:firstColumn="0" w:lastColumn="0" w:oddVBand="0" w:evenVBand="0" w:oddHBand="1" w:evenHBand="0" w:firstRowFirstColumn="0" w:firstRowLastColumn="0" w:lastRowFirstColumn="0" w:lastRowLastColumn="0"/>
               <w:rPr>
                 <w:lang w:val="es-EC"/>
               </w:rPr>
@@ -9945,14 +10406,7 @@
                 <w:sz w:val="19"/>
                 <w:lang w:val="es-EC"/>
               </w:rPr>
-              <w:t>Pruebas</w:t>
-            </w:r>
-            <w:r>
-              <w:rPr>
-                <w:sz w:val="19"/>
-                <w:lang w:val="es-EC"/>
-              </w:rPr>
-              <w:t xml:space="preserve"> unitarias en modo </w:t>
+              <w:t xml:space="preserve">Pruebas unitarias en modo </w:t>
             </w:r>
             <w:proofErr w:type="spellStart"/>
             <w:r>
@@ -9968,10 +10422,12 @@
       </w:tr>
       <w:tr>
         <w:trPr>
+          <w:cnfStyle w:val="000000010000" w:firstRow="0" w:lastRow="0" w:firstColumn="0" w:lastColumn="0" w:oddVBand="0" w:evenVBand="0" w:oddHBand="0" w:evenHBand="1" w:firstRowFirstColumn="0" w:firstRowLastColumn="0" w:lastRowFirstColumn="0" w:lastRowLastColumn="0"/>
           <w:jc w:val="center"/>
         </w:trPr>
         <w:tc>
           <w:tcPr>
+            <w:cnfStyle w:val="001000000000" w:firstRow="0" w:lastRow="0" w:firstColumn="1" w:lastColumn="0" w:oddVBand="0" w:evenVBand="0" w:oddHBand="0" w:evenHBand="0" w:firstRowFirstColumn="0" w:firstRowLastColumn="0" w:lastRowFirstColumn="0" w:lastRowLastColumn="0"/>
             <w:tcW w:w="1701" w:type="dxa"/>
           </w:tcPr>
           <w:p>
@@ -9990,6 +10446,9 @@
             <w:tcW w:w="3685" w:type="dxa"/>
           </w:tcPr>
           <w:p>
+            <w:pPr>
+              <w:cnfStyle w:val="000000010000" w:firstRow="0" w:lastRow="0" w:firstColumn="0" w:lastColumn="0" w:oddVBand="0" w:evenVBand="0" w:oddHBand="0" w:evenHBand="1" w:firstRowFirstColumn="0" w:firstRowLastColumn="0" w:lastRowFirstColumn="0" w:lastRowLastColumn="0"/>
+            </w:pPr>
             <w:r>
               <w:rPr>
                 <w:sz w:val="19"/>
@@ -10004,6 +10463,7 @@
           </w:tcPr>
           <w:p>
             <w:pPr>
+              <w:cnfStyle w:val="000000010000" w:firstRow="0" w:lastRow="0" w:firstColumn="0" w:lastColumn="0" w:oddVBand="0" w:evenVBand="0" w:oddHBand="0" w:evenHBand="1" w:firstRowFirstColumn="0" w:firstRowLastColumn="0" w:lastRowFirstColumn="0" w:lastRowLastColumn="0"/>
               <w:rPr>
                 <w:lang w:val="es-EC"/>
               </w:rPr>
@@ -10036,10 +10496,12 @@
       </w:tr>
       <w:tr>
         <w:trPr>
+          <w:cnfStyle w:val="000000100000" w:firstRow="0" w:lastRow="0" w:firstColumn="0" w:lastColumn="0" w:oddVBand="0" w:evenVBand="0" w:oddHBand="1" w:evenHBand="0" w:firstRowFirstColumn="0" w:firstRowLastColumn="0" w:lastRowFirstColumn="0" w:lastRowLastColumn="0"/>
           <w:jc w:val="center"/>
         </w:trPr>
         <w:tc>
           <w:tcPr>
+            <w:cnfStyle w:val="001000000000" w:firstRow="0" w:lastRow="0" w:firstColumn="1" w:lastColumn="0" w:oddVBand="0" w:evenVBand="0" w:oddHBand="0" w:evenHBand="0" w:firstRowFirstColumn="0" w:firstRowLastColumn="0" w:lastRowFirstColumn="0" w:lastRowLastColumn="0"/>
             <w:tcW w:w="1701" w:type="dxa"/>
           </w:tcPr>
           <w:p>
@@ -10056,6 +10518,9 @@
             <w:tcW w:w="3685" w:type="dxa"/>
           </w:tcPr>
           <w:p>
+            <w:pPr>
+              <w:cnfStyle w:val="000000100000" w:firstRow="0" w:lastRow="0" w:firstColumn="0" w:lastColumn="0" w:oddVBand="0" w:evenVBand="0" w:oddHBand="1" w:evenHBand="0" w:firstRowFirstColumn="0" w:firstRowLastColumn="0" w:lastRowFirstColumn="0" w:lastRowLastColumn="0"/>
+            </w:pPr>
             <w:r>
               <w:rPr>
                 <w:sz w:val="19"/>
@@ -10069,6 +10534,9 @@
             <w:tcW w:w="3118" w:type="dxa"/>
           </w:tcPr>
           <w:p>
+            <w:pPr>
+              <w:cnfStyle w:val="000000100000" w:firstRow="0" w:lastRow="0" w:firstColumn="0" w:lastColumn="0" w:oddVBand="0" w:evenVBand="0" w:oddHBand="1" w:evenHBand="0" w:firstRowFirstColumn="0" w:firstRowLastColumn="0" w:lastRowFirstColumn="0" w:lastRowLastColumn="0"/>
+            </w:pPr>
             <w:r>
               <w:rPr>
                 <w:sz w:val="19"/>
@@ -10084,13 +10552,15 @@
       <w:pPr>
         <w:pStyle w:val="Ttulo2"/>
       </w:pPr>
+      <w:bookmarkStart w:id="20" w:name="_Toc235908460"/>
       <w:r>
         <w:t>7.2 app-integra-esavi</w:t>
       </w:r>
+      <w:bookmarkEnd w:id="20"/>
     </w:p>
     <w:tbl>
       <w:tblPr>
-        <w:tblStyle w:val="Tablaconcuadrcula"/>
+        <w:tblStyle w:val="Cuadrculaclara-nfasis1"/>
         <w:tblW w:w="0" w:type="auto"/>
         <w:jc w:val="center"/>
         <w:tblLook w:val="04A0" w:firstRow="1" w:lastRow="0" w:firstColumn="1" w:lastColumn="0" w:noHBand="0" w:noVBand="1"/>
@@ -10102,17 +10572,18 @@
       </w:tblGrid>
       <w:tr>
         <w:trPr>
+          <w:cnfStyle w:val="100000000000" w:firstRow="1" w:lastRow="0" w:firstColumn="0" w:lastColumn="0" w:oddVBand="0" w:evenVBand="0" w:oddHBand="0" w:evenHBand="0" w:firstRowFirstColumn="0" w:firstRowLastColumn="0" w:lastRowFirstColumn="0" w:lastRowLastColumn="0"/>
           <w:jc w:val="center"/>
         </w:trPr>
         <w:tc>
           <w:tcPr>
+            <w:cnfStyle w:val="001000000000" w:firstRow="0" w:lastRow="0" w:firstColumn="1" w:lastColumn="0" w:oddVBand="0" w:evenVBand="0" w:oddHBand="0" w:evenHBand="0" w:firstRowFirstColumn="0" w:firstRowLastColumn="0" w:lastRowFirstColumn="0" w:lastRowLastColumn="0"/>
             <w:tcW w:w="1701" w:type="dxa"/>
             <w:shd w:val="clear" w:color="auto" w:fill="4472C4"/>
           </w:tcPr>
           <w:p>
             <w:r>
               <w:rPr>
-                <w:b/>
                 <w:color w:val="FFFFFF"/>
                 <w:sz w:val="20"/>
               </w:rPr>
@@ -10126,9 +10597,11 @@
             <w:shd w:val="clear" w:color="auto" w:fill="4472C4"/>
           </w:tcPr>
           <w:p>
-            <w:r>
-              <w:rPr>
-                <w:b/>
+            <w:pPr>
+              <w:cnfStyle w:val="100000000000" w:firstRow="1" w:lastRow="0" w:firstColumn="0" w:lastColumn="0" w:oddVBand="0" w:evenVBand="0" w:oddHBand="0" w:evenHBand="0" w:firstRowFirstColumn="0" w:firstRowLastColumn="0" w:lastRowFirstColumn="0" w:lastRowLastColumn="0"/>
+            </w:pPr>
+            <w:r>
+              <w:rPr>
                 <w:color w:val="FFFFFF"/>
                 <w:sz w:val="20"/>
               </w:rPr>
@@ -10142,9 +10615,11 @@
             <w:shd w:val="clear" w:color="auto" w:fill="4472C4"/>
           </w:tcPr>
           <w:p>
-            <w:r>
-              <w:rPr>
-                <w:b/>
+            <w:pPr>
+              <w:cnfStyle w:val="100000000000" w:firstRow="1" w:lastRow="0" w:firstColumn="0" w:lastColumn="0" w:oddVBand="0" w:evenVBand="0" w:oddHBand="0" w:evenHBand="0" w:firstRowFirstColumn="0" w:firstRowLastColumn="0" w:lastRowFirstColumn="0" w:lastRowLastColumn="0"/>
+            </w:pPr>
+            <w:r>
+              <w:rPr>
                 <w:color w:val="FFFFFF"/>
                 <w:sz w:val="20"/>
               </w:rPr>
@@ -10155,10 +10630,12 @@
       </w:tr>
       <w:tr>
         <w:trPr>
+          <w:cnfStyle w:val="000000100000" w:firstRow="0" w:lastRow="0" w:firstColumn="0" w:lastColumn="0" w:oddVBand="0" w:evenVBand="0" w:oddHBand="1" w:evenHBand="0" w:firstRowFirstColumn="0" w:firstRowLastColumn="0" w:lastRowFirstColumn="0" w:lastRowLastColumn="0"/>
           <w:jc w:val="center"/>
         </w:trPr>
         <w:tc>
           <w:tcPr>
+            <w:cnfStyle w:val="001000000000" w:firstRow="0" w:lastRow="0" w:firstColumn="1" w:lastColumn="0" w:oddVBand="0" w:evenVBand="0" w:oddHBand="0" w:evenHBand="0" w:firstRowFirstColumn="0" w:firstRowLastColumn="0" w:lastRowFirstColumn="0" w:lastRowLastColumn="0"/>
             <w:tcW w:w="1701" w:type="dxa"/>
           </w:tcPr>
           <w:p>
@@ -10175,6 +10652,9 @@
             <w:tcW w:w="3685" w:type="dxa"/>
           </w:tcPr>
           <w:p>
+            <w:pPr>
+              <w:cnfStyle w:val="000000100000" w:firstRow="0" w:lastRow="0" w:firstColumn="0" w:lastColumn="0" w:oddVBand="0" w:evenVBand="0" w:oddHBand="1" w:evenHBand="0" w:firstRowFirstColumn="0" w:firstRowLastColumn="0" w:lastRowFirstColumn="0" w:lastRowLastColumn="0"/>
+            </w:pPr>
             <w:r>
               <w:rPr>
                 <w:sz w:val="19"/>
@@ -10189,6 +10669,7 @@
           </w:tcPr>
           <w:p>
             <w:pPr>
+              <w:cnfStyle w:val="000000100000" w:firstRow="0" w:lastRow="0" w:firstColumn="0" w:lastColumn="0" w:oddVBand="0" w:evenVBand="0" w:oddHBand="1" w:evenHBand="0" w:firstRowFirstColumn="0" w:firstRowLastColumn="0" w:lastRowFirstColumn="0" w:lastRowLastColumn="0"/>
               <w:rPr>
                 <w:lang w:val="es-EC"/>
               </w:rPr>
@@ -10221,10 +10702,12 @@
       </w:tr>
       <w:tr>
         <w:trPr>
+          <w:cnfStyle w:val="000000010000" w:firstRow="0" w:lastRow="0" w:firstColumn="0" w:lastColumn="0" w:oddVBand="0" w:evenVBand="0" w:oddHBand="0" w:evenHBand="1" w:firstRowFirstColumn="0" w:firstRowLastColumn="0" w:lastRowFirstColumn="0" w:lastRowLastColumn="0"/>
           <w:jc w:val="center"/>
         </w:trPr>
         <w:tc>
           <w:tcPr>
+            <w:cnfStyle w:val="001000000000" w:firstRow="0" w:lastRow="0" w:firstColumn="1" w:lastColumn="0" w:oddVBand="0" w:evenVBand="0" w:oddHBand="0" w:evenHBand="0" w:firstRowFirstColumn="0" w:firstRowLastColumn="0" w:lastRowFirstColumn="0" w:lastRowLastColumn="0"/>
             <w:tcW w:w="1701" w:type="dxa"/>
           </w:tcPr>
           <w:p>
@@ -10232,6 +10715,7 @@
               <w:rPr>
                 <w:sz w:val="19"/>
               </w:rPr>
+              <w:lastRenderedPageBreak/>
               <w:t>build</w:t>
             </w:r>
           </w:p>
@@ -10241,6 +10725,9 @@
             <w:tcW w:w="3685" w:type="dxa"/>
           </w:tcPr>
           <w:p>
+            <w:pPr>
+              <w:cnfStyle w:val="000000010000" w:firstRow="0" w:lastRow="0" w:firstColumn="0" w:lastColumn="0" w:oddVBand="0" w:evenVBand="0" w:oddHBand="0" w:evenHBand="1" w:firstRowFirstColumn="0" w:firstRowLastColumn="0" w:lastRowFirstColumn="0" w:lastRowLastColumn="0"/>
+            </w:pPr>
             <w:r>
               <w:rPr>
                 <w:sz w:val="19"/>
@@ -10254,6 +10741,9 @@
             <w:tcW w:w="3118" w:type="dxa"/>
           </w:tcPr>
           <w:p>
+            <w:pPr>
+              <w:cnfStyle w:val="000000010000" w:firstRow="0" w:lastRow="0" w:firstColumn="0" w:lastColumn="0" w:oddVBand="0" w:evenVBand="0" w:oddHBand="0" w:evenHBand="1" w:firstRowFirstColumn="0" w:firstRowLastColumn="0" w:lastRowFirstColumn="0" w:lastRowLastColumn="0"/>
+            </w:pPr>
             <w:r>
               <w:rPr>
                 <w:sz w:val="19"/>
@@ -10265,10 +10755,12 @@
       </w:tr>
       <w:tr>
         <w:trPr>
+          <w:cnfStyle w:val="000000100000" w:firstRow="0" w:lastRow="0" w:firstColumn="0" w:lastColumn="0" w:oddVBand="0" w:evenVBand="0" w:oddHBand="1" w:evenHBand="0" w:firstRowFirstColumn="0" w:firstRowLastColumn="0" w:lastRowFirstColumn="0" w:lastRowLastColumn="0"/>
           <w:jc w:val="center"/>
         </w:trPr>
         <w:tc>
           <w:tcPr>
+            <w:cnfStyle w:val="001000000000" w:firstRow="0" w:lastRow="0" w:firstColumn="1" w:lastColumn="0" w:oddVBand="0" w:evenVBand="0" w:oddHBand="0" w:evenHBand="0" w:firstRowFirstColumn="0" w:firstRowLastColumn="0" w:lastRowFirstColumn="0" w:lastRowLastColumn="0"/>
             <w:tcW w:w="1701" w:type="dxa"/>
           </w:tcPr>
           <w:p>
@@ -10285,6 +10777,9 @@
             <w:tcW w:w="3685" w:type="dxa"/>
           </w:tcPr>
           <w:p>
+            <w:pPr>
+              <w:cnfStyle w:val="000000100000" w:firstRow="0" w:lastRow="0" w:firstColumn="0" w:lastColumn="0" w:oddVBand="0" w:evenVBand="0" w:oddHBand="1" w:evenHBand="0" w:firstRowFirstColumn="0" w:firstRowLastColumn="0" w:lastRowFirstColumn="0" w:lastRowLastColumn="0"/>
+            </w:pPr>
             <w:r>
               <w:rPr>
                 <w:sz w:val="19"/>
@@ -10299,6 +10794,7 @@
           </w:tcPr>
           <w:p>
             <w:pPr>
+              <w:cnfStyle w:val="000000100000" w:firstRow="0" w:lastRow="0" w:firstColumn="0" w:lastColumn="0" w:oddVBand="0" w:evenVBand="0" w:oddHBand="1" w:evenHBand="0" w:firstRowFirstColumn="0" w:firstRowLastColumn="0" w:lastRowFirstColumn="0" w:lastRowLastColumn="0"/>
               <w:rPr>
                 <w:lang w:val="es-EC"/>
               </w:rPr>
@@ -10331,10 +10827,12 @@
       </w:tr>
       <w:tr>
         <w:trPr>
+          <w:cnfStyle w:val="000000010000" w:firstRow="0" w:lastRow="0" w:firstColumn="0" w:lastColumn="0" w:oddVBand="0" w:evenVBand="0" w:oddHBand="0" w:evenHBand="1" w:firstRowFirstColumn="0" w:firstRowLastColumn="0" w:lastRowFirstColumn="0" w:lastRowLastColumn="0"/>
           <w:jc w:val="center"/>
         </w:trPr>
         <w:tc>
           <w:tcPr>
+            <w:cnfStyle w:val="001000000000" w:firstRow="0" w:lastRow="0" w:firstColumn="1" w:lastColumn="0" w:oddVBand="0" w:evenVBand="0" w:oddHBand="0" w:evenHBand="0" w:firstRowFirstColumn="0" w:firstRowLastColumn="0" w:lastRowFirstColumn="0" w:lastRowLastColumn="0"/>
             <w:tcW w:w="1701" w:type="dxa"/>
           </w:tcPr>
           <w:p>
@@ -10351,6 +10849,9 @@
             <w:tcW w:w="3685" w:type="dxa"/>
           </w:tcPr>
           <w:p>
+            <w:pPr>
+              <w:cnfStyle w:val="000000010000" w:firstRow="0" w:lastRow="0" w:firstColumn="0" w:lastColumn="0" w:oddVBand="0" w:evenVBand="0" w:oddHBand="0" w:evenHBand="1" w:firstRowFirstColumn="0" w:firstRowLastColumn="0" w:lastRowFirstColumn="0" w:lastRowLastColumn="0"/>
+            </w:pPr>
             <w:r>
               <w:rPr>
                 <w:sz w:val="19"/>
@@ -10365,6 +10866,7 @@
           </w:tcPr>
           <w:p>
             <w:pPr>
+              <w:cnfStyle w:val="000000010000" w:firstRow="0" w:lastRow="0" w:firstColumn="0" w:lastColumn="0" w:oddVBand="0" w:evenVBand="0" w:oddHBand="0" w:evenHBand="1" w:firstRowFirstColumn="0" w:firstRowLastColumn="0" w:lastRowFirstColumn="0" w:lastRowLastColumn="0"/>
               <w:rPr>
                 <w:lang w:val="es-EC"/>
               </w:rPr>
@@ -10390,24 +10892,19 @@
                 <w:sz w:val="19"/>
                 <w:lang w:val="es-EC"/>
               </w:rPr>
-              <w:t xml:space="preserve">; no corresponde a un comando estándar de Vite — verificar </w:t>
-            </w:r>
-            <w:r>
-              <w:rPr>
-                <w:sz w:val="19"/>
-                <w:lang w:val="es-EC"/>
-              </w:rPr>
-              <w:t>con el equipo</w:t>
+              <w:t>; no corresponde a un comando estándar de Vite — verificar con el equipo</w:t>
             </w:r>
           </w:p>
         </w:tc>
       </w:tr>
       <w:tr>
         <w:trPr>
+          <w:cnfStyle w:val="000000100000" w:firstRow="0" w:lastRow="0" w:firstColumn="0" w:lastColumn="0" w:oddVBand="0" w:evenVBand="0" w:oddHBand="1" w:evenHBand="0" w:firstRowFirstColumn="0" w:firstRowLastColumn="0" w:lastRowFirstColumn="0" w:lastRowLastColumn="0"/>
           <w:jc w:val="center"/>
         </w:trPr>
         <w:tc>
           <w:tcPr>
+            <w:cnfStyle w:val="001000000000" w:firstRow="0" w:lastRow="0" w:firstColumn="1" w:lastColumn="0" w:oddVBand="0" w:evenVBand="0" w:oddHBand="0" w:evenHBand="0" w:firstRowFirstColumn="0" w:firstRowLastColumn="0" w:lastRowFirstColumn="0" w:lastRowLastColumn="0"/>
             <w:tcW w:w="1701" w:type="dxa"/>
           </w:tcPr>
           <w:p>
@@ -10424,6 +10921,9 @@
             <w:tcW w:w="3685" w:type="dxa"/>
           </w:tcPr>
           <w:p>
+            <w:pPr>
+              <w:cnfStyle w:val="000000100000" w:firstRow="0" w:lastRow="0" w:firstColumn="0" w:lastColumn="0" w:oddVBand="0" w:evenVBand="0" w:oddHBand="1" w:evenHBand="0" w:firstRowFirstColumn="0" w:firstRowLastColumn="0" w:lastRowFirstColumn="0" w:lastRowLastColumn="0"/>
+            </w:pPr>
             <w:r>
               <w:rPr>
                 <w:sz w:val="19"/>
@@ -10437,6 +10937,9 @@
             <w:tcW w:w="3118" w:type="dxa"/>
           </w:tcPr>
           <w:p>
+            <w:pPr>
+              <w:cnfStyle w:val="000000100000" w:firstRow="0" w:lastRow="0" w:firstColumn="0" w:lastColumn="0" w:oddVBand="0" w:evenVBand="0" w:oddHBand="1" w:evenHBand="0" w:firstRowFirstColumn="0" w:firstRowLastColumn="0" w:lastRowFirstColumn="0" w:lastRowLastColumn="0"/>
+            </w:pPr>
             <w:r>
               <w:rPr>
                 <w:sz w:val="19"/>
@@ -10452,14 +10955,15 @@
       <w:pPr>
         <w:pStyle w:val="Ttulo2"/>
       </w:pPr>
-      <w:r>
-        <w:lastRenderedPageBreak/>
+      <w:bookmarkStart w:id="21" w:name="_Toc235908461"/>
+      <w:r>
         <w:t>7.3 dash-integra-esavi</w:t>
       </w:r>
+      <w:bookmarkEnd w:id="21"/>
     </w:p>
     <w:tbl>
       <w:tblPr>
-        <w:tblStyle w:val="Tablaconcuadrcula"/>
+        <w:tblStyle w:val="Cuadrculaclara-nfasis1"/>
         <w:tblW w:w="0" w:type="auto"/>
         <w:jc w:val="center"/>
         <w:tblLook w:val="04A0" w:firstRow="1" w:lastRow="0" w:firstColumn="1" w:lastColumn="0" w:noHBand="0" w:noVBand="1"/>
@@ -10471,17 +10975,18 @@
       </w:tblGrid>
       <w:tr>
         <w:trPr>
+          <w:cnfStyle w:val="100000000000" w:firstRow="1" w:lastRow="0" w:firstColumn="0" w:lastColumn="0" w:oddVBand="0" w:evenVBand="0" w:oddHBand="0" w:evenHBand="0" w:firstRowFirstColumn="0" w:firstRowLastColumn="0" w:lastRowFirstColumn="0" w:lastRowLastColumn="0"/>
           <w:jc w:val="center"/>
         </w:trPr>
         <w:tc>
           <w:tcPr>
+            <w:cnfStyle w:val="001000000000" w:firstRow="0" w:lastRow="0" w:firstColumn="1" w:lastColumn="0" w:oddVBand="0" w:evenVBand="0" w:oddHBand="0" w:evenHBand="0" w:firstRowFirstColumn="0" w:firstRowLastColumn="0" w:lastRowFirstColumn="0" w:lastRowLastColumn="0"/>
             <w:tcW w:w="1984" w:type="dxa"/>
             <w:shd w:val="clear" w:color="auto" w:fill="4472C4"/>
           </w:tcPr>
           <w:p>
             <w:r>
               <w:rPr>
-                <w:b/>
                 <w:color w:val="FFFFFF"/>
                 <w:sz w:val="20"/>
               </w:rPr>
@@ -10495,9 +11000,11 @@
             <w:shd w:val="clear" w:color="auto" w:fill="4472C4"/>
           </w:tcPr>
           <w:p>
-            <w:r>
-              <w:rPr>
-                <w:b/>
+            <w:pPr>
+              <w:cnfStyle w:val="100000000000" w:firstRow="1" w:lastRow="0" w:firstColumn="0" w:lastColumn="0" w:oddVBand="0" w:evenVBand="0" w:oddHBand="0" w:evenHBand="0" w:firstRowFirstColumn="0" w:firstRowLastColumn="0" w:lastRowFirstColumn="0" w:lastRowLastColumn="0"/>
+            </w:pPr>
+            <w:r>
+              <w:rPr>
                 <w:color w:val="FFFFFF"/>
                 <w:sz w:val="20"/>
               </w:rPr>
@@ -10511,9 +11018,11 @@
             <w:shd w:val="clear" w:color="auto" w:fill="4472C4"/>
           </w:tcPr>
           <w:p>
-            <w:r>
-              <w:rPr>
-                <w:b/>
+            <w:pPr>
+              <w:cnfStyle w:val="100000000000" w:firstRow="1" w:lastRow="0" w:firstColumn="0" w:lastColumn="0" w:oddVBand="0" w:evenVBand="0" w:oddHBand="0" w:evenHBand="0" w:firstRowFirstColumn="0" w:firstRowLastColumn="0" w:lastRowFirstColumn="0" w:lastRowLastColumn="0"/>
+            </w:pPr>
+            <w:r>
+              <w:rPr>
                 <w:color w:val="FFFFFF"/>
                 <w:sz w:val="20"/>
               </w:rPr>
@@ -10524,10 +11033,12 @@
       </w:tr>
       <w:tr>
         <w:trPr>
+          <w:cnfStyle w:val="000000100000" w:firstRow="0" w:lastRow="0" w:firstColumn="0" w:lastColumn="0" w:oddVBand="0" w:evenVBand="0" w:oddHBand="1" w:evenHBand="0" w:firstRowFirstColumn="0" w:firstRowLastColumn="0" w:lastRowFirstColumn="0" w:lastRowLastColumn="0"/>
           <w:jc w:val="center"/>
         </w:trPr>
         <w:tc>
           <w:tcPr>
+            <w:cnfStyle w:val="001000000000" w:firstRow="0" w:lastRow="0" w:firstColumn="1" w:lastColumn="0" w:oddVBand="0" w:evenVBand="0" w:oddHBand="0" w:evenHBand="0" w:firstRowFirstColumn="0" w:firstRowLastColumn="0" w:lastRowFirstColumn="0" w:lastRowLastColumn="0"/>
             <w:tcW w:w="1984" w:type="dxa"/>
           </w:tcPr>
           <w:p>
@@ -10544,6 +11055,9 @@
             <w:tcW w:w="3402" w:type="dxa"/>
           </w:tcPr>
           <w:p>
+            <w:pPr>
+              <w:cnfStyle w:val="000000100000" w:firstRow="0" w:lastRow="0" w:firstColumn="0" w:lastColumn="0" w:oddVBand="0" w:evenVBand="0" w:oddHBand="1" w:evenHBand="0" w:firstRowFirstColumn="0" w:firstRowLastColumn="0" w:lastRowFirstColumn="0" w:lastRowLastColumn="0"/>
+            </w:pPr>
             <w:r>
               <w:rPr>
                 <w:sz w:val="19"/>
@@ -10558,6 +11072,7 @@
           </w:tcPr>
           <w:p>
             <w:pPr>
+              <w:cnfStyle w:val="000000100000" w:firstRow="0" w:lastRow="0" w:firstColumn="0" w:lastColumn="0" w:oddVBand="0" w:evenVBand="0" w:oddHBand="1" w:evenHBand="0" w:firstRowFirstColumn="0" w:firstRowLastColumn="0" w:lastRowFirstColumn="0" w:lastRowLastColumn="0"/>
               <w:rPr>
                 <w:lang w:val="es-EC"/>
               </w:rPr>
@@ -10647,24 +11162,19 @@
                 <w:sz w:val="19"/>
                 <w:lang w:val="es-EC"/>
               </w:rPr>
-              <w:t xml:space="preserve"> se </w:t>
-            </w:r>
-            <w:r>
-              <w:rPr>
-                <w:sz w:val="19"/>
-                <w:lang w:val="es-EC"/>
-              </w:rPr>
-              <w:t>mapea a 3838)</w:t>
+              <w:t xml:space="preserve"> se mapea a 3838)</w:t>
             </w:r>
           </w:p>
         </w:tc>
       </w:tr>
       <w:tr>
         <w:trPr>
+          <w:cnfStyle w:val="000000010000" w:firstRow="0" w:lastRow="0" w:firstColumn="0" w:lastColumn="0" w:oddVBand="0" w:evenVBand="0" w:oddHBand="0" w:evenHBand="1" w:firstRowFirstColumn="0" w:firstRowLastColumn="0" w:lastRowFirstColumn="0" w:lastRowLastColumn="0"/>
           <w:jc w:val="center"/>
         </w:trPr>
         <w:tc>
           <w:tcPr>
+            <w:cnfStyle w:val="001000000000" w:firstRow="0" w:lastRow="0" w:firstColumn="1" w:lastColumn="0" w:oddVBand="0" w:evenVBand="0" w:oddHBand="0" w:evenHBand="0" w:firstRowFirstColumn="0" w:firstRowLastColumn="0" w:lastRowFirstColumn="0" w:lastRowLastColumn="0"/>
             <w:tcW w:w="1984" w:type="dxa"/>
           </w:tcPr>
           <w:p>
@@ -10703,6 +11213,9 @@
             <w:tcW w:w="3402" w:type="dxa"/>
           </w:tcPr>
           <w:p>
+            <w:pPr>
+              <w:cnfStyle w:val="000000010000" w:firstRow="0" w:lastRow="0" w:firstColumn="0" w:lastColumn="0" w:oddVBand="0" w:evenVBand="0" w:oddHBand="0" w:evenHBand="1" w:firstRowFirstColumn="0" w:firstRowLastColumn="0" w:lastRowFirstColumn="0" w:lastRowLastColumn="0"/>
+            </w:pPr>
             <w:r>
               <w:rPr>
                 <w:sz w:val="19"/>
@@ -10717,6 +11230,7 @@
           </w:tcPr>
           <w:p>
             <w:pPr>
+              <w:cnfStyle w:val="000000010000" w:firstRow="0" w:lastRow="0" w:firstColumn="0" w:lastColumn="0" w:oddVBand="0" w:evenVBand="0" w:oddHBand="0" w:evenHBand="1" w:firstRowFirstColumn="0" w:firstRowLastColumn="0" w:lastRowFirstColumn="0" w:lastRowLastColumn="0"/>
               <w:rPr>
                 <w:lang w:val="es-EC"/>
               </w:rPr>
@@ -10742,10 +11256,12 @@
       </w:tr>
       <w:tr>
         <w:trPr>
+          <w:cnfStyle w:val="000000100000" w:firstRow="0" w:lastRow="0" w:firstColumn="0" w:lastColumn="0" w:oddVBand="0" w:evenVBand="0" w:oddHBand="1" w:evenHBand="0" w:firstRowFirstColumn="0" w:firstRowLastColumn="0" w:lastRowFirstColumn="0" w:lastRowLastColumn="0"/>
           <w:jc w:val="center"/>
         </w:trPr>
         <w:tc>
           <w:tcPr>
+            <w:cnfStyle w:val="001000000000" w:firstRow="0" w:lastRow="0" w:firstColumn="1" w:lastColumn="0" w:oddVBand="0" w:evenVBand="0" w:oddHBand="0" w:evenHBand="0" w:firstRowFirstColumn="0" w:firstRowLastColumn="0" w:lastRowFirstColumn="0" w:lastRowLastColumn="0"/>
             <w:tcW w:w="1984" w:type="dxa"/>
           </w:tcPr>
           <w:p>
@@ -10762,6 +11278,9 @@
             <w:tcW w:w="3402" w:type="dxa"/>
           </w:tcPr>
           <w:p>
+            <w:pPr>
+              <w:cnfStyle w:val="000000100000" w:firstRow="0" w:lastRow="0" w:firstColumn="0" w:lastColumn="0" w:oddVBand="0" w:evenVBand="0" w:oddHBand="1" w:evenHBand="0" w:firstRowFirstColumn="0" w:firstRowLastColumn="0" w:lastRowFirstColumn="0" w:lastRowLastColumn="0"/>
+            </w:pPr>
             <w:r>
               <w:rPr>
                 <w:sz w:val="19"/>
@@ -10776,6 +11295,7 @@
           </w:tcPr>
           <w:p>
             <w:pPr>
+              <w:cnfStyle w:val="000000100000" w:firstRow="0" w:lastRow="0" w:firstColumn="0" w:lastColumn="0" w:oddVBand="0" w:evenVBand="0" w:oddHBand="1" w:evenHBand="0" w:firstRowFirstColumn="0" w:firstRowLastColumn="0" w:lastRowFirstColumn="0" w:lastRowLastColumn="0"/>
               <w:rPr>
                 <w:lang w:val="es-EC"/>
               </w:rPr>
@@ -10785,14 +11305,7 @@
                 <w:sz w:val="19"/>
                 <w:lang w:val="es-EC"/>
               </w:rPr>
-              <w:t xml:space="preserve">Requiere que exista </w:t>
-            </w:r>
-            <w:r>
-              <w:rPr>
-                <w:sz w:val="19"/>
-                <w:lang w:val="es-EC"/>
-              </w:rPr>
-              <w:t>api-integra-</w:t>
+              <w:t>Requiere que exista api-integra-</w:t>
             </w:r>
             <w:proofErr w:type="spellStart"/>
             <w:r>
@@ -10860,12 +11373,14 @@
           <w:lang w:val="es-EC"/>
         </w:rPr>
       </w:pPr>
+      <w:bookmarkStart w:id="22" w:name="_Toc235908462"/>
       <w:r>
         <w:rPr>
           <w:lang w:val="es-EC"/>
         </w:rPr>
         <w:t>8. Dónde seguir</w:t>
       </w:r>
+      <w:bookmarkEnd w:id="22"/>
     </w:p>
     <w:p>
       <w:pPr>
@@ -10922,13 +11437,7 @@
         <w:rPr>
           <w:lang w:val="es-EC"/>
         </w:rPr>
-        <w:t>/Despliegue-Integra-ESA</w:t>
-      </w:r>
-      <w:r>
-        <w:rPr>
-          <w:lang w:val="es-EC"/>
-        </w:rPr>
-        <w:t>VI.docx</w:t>
+        <w:t>/Despliegue-Integra-ESAVI.docx</w:t>
       </w:r>
     </w:p>
     <w:p>
@@ -10987,8 +11496,6 @@
           <w:lang w:val="es-EC"/>
         </w:rPr>
       </w:pPr>
-      <w:bookmarkStart w:id="0" w:name="_GoBack"/>
-      <w:bookmarkEnd w:id="0"/>
       <w:r>
         <w:rPr>
           <w:b/>
@@ -11037,15 +11544,280 @@
         <w:rPr>
           <w:lang w:val="es-EC"/>
         </w:rPr>
-        <w:t>api-integr</w:t>
-      </w:r>
-      <w:r>
-        <w:rPr>
-          <w:lang w:val="es-EC"/>
-        </w:rPr>
-        <w:t>a-esavi/docs/c4model/api-integra-esavi-Arquitectura-C4Model.c4</w:t>
+        <w:t>api-integra-esavi/docs/c4model/api-integra-esavi-Arquitectura-C4Model.c4</w:t>
       </w:r>
     </w:p>
+    <w:p>
+      <w:r>
+        <w:br w:type="page"/>
+      </w:r>
+    </w:p>
+    <w:p>
+      <w:pPr>
+        <w:pStyle w:val="Ttulo1"/>
+      </w:pPr>
+      <w:bookmarkStart w:id="23" w:name="_Toc235908463"/>
+      <w:r>
+        <w:lastRenderedPageBreak/>
+        <w:t>Control de Versión y Aprobación</w:t>
+      </w:r>
+      <w:bookmarkEnd w:id="23"/>
+    </w:p>
+    <w:p>
+      <w:r>
+        <w:t>Este documento debe ser revisado y aprobado por los siguientes responsables:</w:t>
+      </w:r>
+    </w:p>
+    <w:tbl>
+      <w:tblPr>
+        <w:tblStyle w:val="Cuadrculaclara-nfasis1"/>
+        <w:tblW w:w="0" w:type="auto"/>
+        <w:tblLook w:val="04A0" w:firstRow="1" w:lastRow="0" w:firstColumn="1" w:lastColumn="0" w:noHBand="0" w:noVBand="1"/>
+      </w:tblPr>
+      <w:tblGrid>
+        <w:gridCol w:w="2436"/>
+        <w:gridCol w:w="2436"/>
+        <w:gridCol w:w="2436"/>
+        <w:gridCol w:w="2436"/>
+      </w:tblGrid>
+      <w:tr>
+        <w:trPr>
+          <w:cnfStyle w:val="100000000000" w:firstRow="1" w:lastRow="0" w:firstColumn="0" w:lastColumn="0" w:oddVBand="0" w:evenVBand="0" w:oddHBand="0" w:evenHBand="0" w:firstRowFirstColumn="0" w:firstRowLastColumn="0" w:lastRowFirstColumn="0" w:lastRowLastColumn="0"/>
+        </w:trPr>
+        <w:tc>
+          <w:tcPr>
+            <w:cnfStyle w:val="001000000000" w:firstRow="0" w:lastRow="0" w:firstColumn="1" w:lastColumn="0" w:oddVBand="0" w:evenVBand="0" w:oddHBand="0" w:evenHBand="0" w:firstRowFirstColumn="0" w:firstRowLastColumn="0" w:lastRowFirstColumn="0" w:lastRowLastColumn="0"/>
+            <w:tcW w:w="2436" w:type="dxa"/>
+          </w:tcPr>
+          <w:p/>
+        </w:tc>
+        <w:tc>
+          <w:tcPr>
+            <w:tcW w:w="2436" w:type="dxa"/>
+          </w:tcPr>
+          <w:p>
+            <w:pPr>
+              <w:cnfStyle w:val="100000000000" w:firstRow="1" w:lastRow="0" w:firstColumn="0" w:lastColumn="0" w:oddVBand="0" w:evenVBand="0" w:oddHBand="0" w:evenHBand="0" w:firstRowFirstColumn="0" w:firstRowLastColumn="0" w:lastRowFirstColumn="0" w:lastRowLastColumn="0"/>
+            </w:pPr>
+            <w:r>
+              <w:t>Elaborado por</w:t>
+            </w:r>
+          </w:p>
+        </w:tc>
+        <w:tc>
+          <w:tcPr>
+            <w:tcW w:w="2436" w:type="dxa"/>
+          </w:tcPr>
+          <w:p>
+            <w:pPr>
+              <w:cnfStyle w:val="100000000000" w:firstRow="1" w:lastRow="0" w:firstColumn="0" w:lastColumn="0" w:oddVBand="0" w:evenVBand="0" w:oddHBand="0" w:evenHBand="0" w:firstRowFirstColumn="0" w:firstRowLastColumn="0" w:lastRowFirstColumn="0" w:lastRowLastColumn="0"/>
+            </w:pPr>
+            <w:r>
+              <w:t>Revisado por</w:t>
+            </w:r>
+          </w:p>
+        </w:tc>
+        <w:tc>
+          <w:tcPr>
+            <w:tcW w:w="2436" w:type="dxa"/>
+          </w:tcPr>
+          <w:p>
+            <w:pPr>
+              <w:cnfStyle w:val="100000000000" w:firstRow="1" w:lastRow="0" w:firstColumn="0" w:lastColumn="0" w:oddVBand="0" w:evenVBand="0" w:oddHBand="0" w:evenHBand="0" w:firstRowFirstColumn="0" w:firstRowLastColumn="0" w:lastRowFirstColumn="0" w:lastRowLastColumn="0"/>
+            </w:pPr>
+            <w:r>
+              <w:t>Aprobado por</w:t>
+            </w:r>
+          </w:p>
+        </w:tc>
+      </w:tr>
+      <w:tr>
+        <w:trPr>
+          <w:cnfStyle w:val="000000100000" w:firstRow="0" w:lastRow="0" w:firstColumn="0" w:lastColumn="0" w:oddVBand="0" w:evenVBand="0" w:oddHBand="1" w:evenHBand="0" w:firstRowFirstColumn="0" w:firstRowLastColumn="0" w:lastRowFirstColumn="0" w:lastRowLastColumn="0"/>
+        </w:trPr>
+        <w:tc>
+          <w:tcPr>
+            <w:cnfStyle w:val="001000000000" w:firstRow="0" w:lastRow="0" w:firstColumn="1" w:lastColumn="0" w:oddVBand="0" w:evenVBand="0" w:oddHBand="0" w:evenHBand="0" w:firstRowFirstColumn="0" w:firstRowLastColumn="0" w:lastRowFirstColumn="0" w:lastRowLastColumn="0"/>
+            <w:tcW w:w="2436" w:type="dxa"/>
+          </w:tcPr>
+          <w:p>
+            <w:r>
+              <w:t>Nombre</w:t>
+            </w:r>
+          </w:p>
+        </w:tc>
+        <w:tc>
+          <w:tcPr>
+            <w:tcW w:w="2436" w:type="dxa"/>
+          </w:tcPr>
+          <w:p>
+            <w:pPr>
+              <w:cnfStyle w:val="000000100000" w:firstRow="0" w:lastRow="0" w:firstColumn="0" w:lastColumn="0" w:oddVBand="0" w:evenVBand="0" w:oddHBand="1" w:evenHBand="0" w:firstRowFirstColumn="0" w:firstRowLastColumn="0" w:lastRowFirstColumn="0" w:lastRowLastColumn="0"/>
+            </w:pPr>
+          </w:p>
+        </w:tc>
+        <w:tc>
+          <w:tcPr>
+            <w:tcW w:w="2436" w:type="dxa"/>
+          </w:tcPr>
+          <w:p>
+            <w:pPr>
+              <w:cnfStyle w:val="000000100000" w:firstRow="0" w:lastRow="0" w:firstColumn="0" w:lastColumn="0" w:oddVBand="0" w:evenVBand="0" w:oddHBand="1" w:evenHBand="0" w:firstRowFirstColumn="0" w:firstRowLastColumn="0" w:lastRowFirstColumn="0" w:lastRowLastColumn="0"/>
+            </w:pPr>
+          </w:p>
+        </w:tc>
+        <w:tc>
+          <w:tcPr>
+            <w:tcW w:w="2436" w:type="dxa"/>
+          </w:tcPr>
+          <w:p>
+            <w:pPr>
+              <w:cnfStyle w:val="000000100000" w:firstRow="0" w:lastRow="0" w:firstColumn="0" w:lastColumn="0" w:oddVBand="0" w:evenVBand="0" w:oddHBand="1" w:evenHBand="0" w:firstRowFirstColumn="0" w:firstRowLastColumn="0" w:lastRowFirstColumn="0" w:lastRowLastColumn="0"/>
+            </w:pPr>
+          </w:p>
+        </w:tc>
+      </w:tr>
+      <w:tr>
+        <w:trPr>
+          <w:cnfStyle w:val="000000010000" w:firstRow="0" w:lastRow="0" w:firstColumn="0" w:lastColumn="0" w:oddVBand="0" w:evenVBand="0" w:oddHBand="0" w:evenHBand="1" w:firstRowFirstColumn="0" w:firstRowLastColumn="0" w:lastRowFirstColumn="0" w:lastRowLastColumn="0"/>
+        </w:trPr>
+        <w:tc>
+          <w:tcPr>
+            <w:cnfStyle w:val="001000000000" w:firstRow="0" w:lastRow="0" w:firstColumn="1" w:lastColumn="0" w:oddVBand="0" w:evenVBand="0" w:oddHBand="0" w:evenHBand="0" w:firstRowFirstColumn="0" w:firstRowLastColumn="0" w:lastRowFirstColumn="0" w:lastRowLastColumn="0"/>
+            <w:tcW w:w="2436" w:type="dxa"/>
+          </w:tcPr>
+          <w:p>
+            <w:r>
+              <w:t>Cargo</w:t>
+            </w:r>
+          </w:p>
+        </w:tc>
+        <w:tc>
+          <w:tcPr>
+            <w:tcW w:w="2436" w:type="dxa"/>
+          </w:tcPr>
+          <w:p>
+            <w:pPr>
+              <w:cnfStyle w:val="000000010000" w:firstRow="0" w:lastRow="0" w:firstColumn="0" w:lastColumn="0" w:oddVBand="0" w:evenVBand="0" w:oddHBand="0" w:evenHBand="1" w:firstRowFirstColumn="0" w:firstRowLastColumn="0" w:lastRowFirstColumn="0" w:lastRowLastColumn="0"/>
+            </w:pPr>
+          </w:p>
+        </w:tc>
+        <w:tc>
+          <w:tcPr>
+            <w:tcW w:w="2436" w:type="dxa"/>
+          </w:tcPr>
+          <w:p>
+            <w:pPr>
+              <w:cnfStyle w:val="000000010000" w:firstRow="0" w:lastRow="0" w:firstColumn="0" w:lastColumn="0" w:oddVBand="0" w:evenVBand="0" w:oddHBand="0" w:evenHBand="1" w:firstRowFirstColumn="0" w:firstRowLastColumn="0" w:lastRowFirstColumn="0" w:lastRowLastColumn="0"/>
+            </w:pPr>
+          </w:p>
+        </w:tc>
+        <w:tc>
+          <w:tcPr>
+            <w:tcW w:w="2436" w:type="dxa"/>
+          </w:tcPr>
+          <w:p>
+            <w:pPr>
+              <w:cnfStyle w:val="000000010000" w:firstRow="0" w:lastRow="0" w:firstColumn="0" w:lastColumn="0" w:oddVBand="0" w:evenVBand="0" w:oddHBand="0" w:evenHBand="1" w:firstRowFirstColumn="0" w:firstRowLastColumn="0" w:lastRowFirstColumn="0" w:lastRowLastColumn="0"/>
+            </w:pPr>
+          </w:p>
+        </w:tc>
+      </w:tr>
+      <w:tr>
+        <w:trPr>
+          <w:cnfStyle w:val="000000100000" w:firstRow="0" w:lastRow="0" w:firstColumn="0" w:lastColumn="0" w:oddVBand="0" w:evenVBand="0" w:oddHBand="1" w:evenHBand="0" w:firstRowFirstColumn="0" w:firstRowLastColumn="0" w:lastRowFirstColumn="0" w:lastRowLastColumn="0"/>
+          <w:trHeight w:val="794"/>
+        </w:trPr>
+        <w:tc>
+          <w:tcPr>
+            <w:cnfStyle w:val="001000000000" w:firstRow="0" w:lastRow="0" w:firstColumn="1" w:lastColumn="0" w:oddVBand="0" w:evenVBand="0" w:oddHBand="0" w:evenHBand="0" w:firstRowFirstColumn="0" w:firstRowLastColumn="0" w:lastRowFirstColumn="0" w:lastRowLastColumn="0"/>
+            <w:tcW w:w="2436" w:type="dxa"/>
+          </w:tcPr>
+          <w:p>
+            <w:r>
+              <w:t>Firma</w:t>
+            </w:r>
+          </w:p>
+        </w:tc>
+        <w:tc>
+          <w:tcPr>
+            <w:tcW w:w="2436" w:type="dxa"/>
+          </w:tcPr>
+          <w:p>
+            <w:pPr>
+              <w:cnfStyle w:val="000000100000" w:firstRow="0" w:lastRow="0" w:firstColumn="0" w:lastColumn="0" w:oddVBand="0" w:evenVBand="0" w:oddHBand="1" w:evenHBand="0" w:firstRowFirstColumn="0" w:firstRowLastColumn="0" w:lastRowFirstColumn="0" w:lastRowLastColumn="0"/>
+            </w:pPr>
+          </w:p>
+        </w:tc>
+        <w:tc>
+          <w:tcPr>
+            <w:tcW w:w="2436" w:type="dxa"/>
+          </w:tcPr>
+          <w:p>
+            <w:pPr>
+              <w:cnfStyle w:val="000000100000" w:firstRow="0" w:lastRow="0" w:firstColumn="0" w:lastColumn="0" w:oddVBand="0" w:evenVBand="0" w:oddHBand="1" w:evenHBand="0" w:firstRowFirstColumn="0" w:firstRowLastColumn="0" w:lastRowFirstColumn="0" w:lastRowLastColumn="0"/>
+            </w:pPr>
+          </w:p>
+        </w:tc>
+        <w:tc>
+          <w:tcPr>
+            <w:tcW w:w="2436" w:type="dxa"/>
+          </w:tcPr>
+          <w:p>
+            <w:pPr>
+              <w:cnfStyle w:val="000000100000" w:firstRow="0" w:lastRow="0" w:firstColumn="0" w:lastColumn="0" w:oddVBand="0" w:evenVBand="0" w:oddHBand="1" w:evenHBand="0" w:firstRowFirstColumn="0" w:firstRowLastColumn="0" w:lastRowFirstColumn="0" w:lastRowLastColumn="0"/>
+            </w:pPr>
+          </w:p>
+        </w:tc>
+      </w:tr>
+      <w:tr>
+        <w:trPr>
+          <w:cnfStyle w:val="000000010000" w:firstRow="0" w:lastRow="0" w:firstColumn="0" w:lastColumn="0" w:oddVBand="0" w:evenVBand="0" w:oddHBand="0" w:evenHBand="1" w:firstRowFirstColumn="0" w:firstRowLastColumn="0" w:lastRowFirstColumn="0" w:lastRowLastColumn="0"/>
+        </w:trPr>
+        <w:tc>
+          <w:tcPr>
+            <w:cnfStyle w:val="001000000000" w:firstRow="0" w:lastRow="0" w:firstColumn="1" w:lastColumn="0" w:oddVBand="0" w:evenVBand="0" w:oddHBand="0" w:evenHBand="0" w:firstRowFirstColumn="0" w:firstRowLastColumn="0" w:lastRowFirstColumn="0" w:lastRowLastColumn="0"/>
+            <w:tcW w:w="2436" w:type="dxa"/>
+          </w:tcPr>
+          <w:p>
+            <w:r>
+              <w:t>Fecha</w:t>
+            </w:r>
+          </w:p>
+        </w:tc>
+        <w:tc>
+          <w:tcPr>
+            <w:tcW w:w="2436" w:type="dxa"/>
+          </w:tcPr>
+          <w:p>
+            <w:pPr>
+              <w:cnfStyle w:val="000000010000" w:firstRow="0" w:lastRow="0" w:firstColumn="0" w:lastColumn="0" w:oddVBand="0" w:evenVBand="0" w:oddHBand="0" w:evenHBand="1" w:firstRowFirstColumn="0" w:firstRowLastColumn="0" w:lastRowFirstColumn="0" w:lastRowLastColumn="0"/>
+            </w:pPr>
+          </w:p>
+        </w:tc>
+        <w:tc>
+          <w:tcPr>
+            <w:tcW w:w="2436" w:type="dxa"/>
+          </w:tcPr>
+          <w:p>
+            <w:pPr>
+              <w:cnfStyle w:val="000000010000" w:firstRow="0" w:lastRow="0" w:firstColumn="0" w:lastColumn="0" w:oddVBand="0" w:evenVBand="0" w:oddHBand="0" w:evenHBand="1" w:firstRowFirstColumn="0" w:firstRowLastColumn="0" w:lastRowFirstColumn="0" w:lastRowLastColumn="0"/>
+            </w:pPr>
+          </w:p>
+        </w:tc>
+        <w:tc>
+          <w:tcPr>
+            <w:tcW w:w="2436" w:type="dxa"/>
+          </w:tcPr>
+          <w:p>
+            <w:pPr>
+              <w:cnfStyle w:val="000000010000" w:firstRow="0" w:lastRow="0" w:firstColumn="0" w:lastColumn="0" w:oddVBand="0" w:evenVBand="0" w:oddHBand="0" w:evenHBand="1" w:firstRowFirstColumn="0" w:firstRowLastColumn="0" w:lastRowFirstColumn="0" w:lastRowLastColumn="0"/>
+            </w:pPr>
+          </w:p>
+        </w:tc>
+      </w:tr>
+    </w:tbl>
+    <w:p/>
     <w:sectPr>
       <w:pgSz w:w="12240" w:h="15840"/>
       <w:pgMar w:top="1134" w:right="1247" w:bottom="1134" w:left="1247" w:header="720" w:footer="720" w:gutter="0"/>
@@ -22638,6 +23410,62 @@
       </w:tcPr>
     </w:tblStylePr>
   </w:style>
+  <w:style w:type="paragraph" w:customStyle="1" w:styleId="Cdigo">
+    <w:name w:val="Código"/>
+    <w:basedOn w:val="Normal"/>
+    <w:pPr>
+      <w:pBdr>
+        <w:top w:val="single" w:sz="4" w:space="4" w:color="BFBFBF"/>
+        <w:left w:val="single" w:sz="4" w:space="4" w:color="BFBFBF"/>
+        <w:bottom w:val="single" w:sz="4" w:space="4" w:color="BFBFBF"/>
+        <w:right w:val="single" w:sz="4" w:space="4" w:color="BFBFBF"/>
+      </w:pBdr>
+      <w:shd w:val="clear" w:color="auto" w:fill="F2F2F2"/>
+      <w:spacing w:before="80" w:after="80" w:line="252" w:lineRule="auto"/>
+      <w:ind w:left="80" w:right="80"/>
+    </w:pPr>
+    <w:rPr>
+      <w:rFonts w:ascii="Consolas" w:eastAsia="Consolas" w:hAnsi="Consolas" w:cs="Consolas"/>
+      <w:color w:val="1F1F1F"/>
+      <w:sz w:val="18"/>
+    </w:rPr>
+  </w:style>
+  <w:style w:type="paragraph" w:styleId="TDC1">
+    <w:name w:val="toc 1"/>
+    <w:basedOn w:val="Normal"/>
+    <w:next w:val="Normal"/>
+    <w:autoRedefine/>
+    <w:uiPriority w:val="39"/>
+    <w:unhideWhenUsed/>
+    <w:rsid w:val="002E1A66"/>
+    <w:pPr>
+      <w:spacing w:after="100"/>
+    </w:pPr>
+  </w:style>
+  <w:style w:type="paragraph" w:styleId="TDC2">
+    <w:name w:val="toc 2"/>
+    <w:basedOn w:val="Normal"/>
+    <w:next w:val="Normal"/>
+    <w:autoRedefine/>
+    <w:uiPriority w:val="39"/>
+    <w:unhideWhenUsed/>
+    <w:rsid w:val="002E1A66"/>
+    <w:pPr>
+      <w:spacing w:after="100"/>
+      <w:ind w:left="210"/>
+    </w:pPr>
+  </w:style>
+  <w:style w:type="character" w:styleId="Hipervnculo">
+    <w:name w:val="Hyperlink"/>
+    <w:basedOn w:val="Fuentedeprrafopredeter"/>
+    <w:uiPriority w:val="99"/>
+    <w:unhideWhenUsed/>
+    <w:rsid w:val="002E1A66"/>
+    <w:rPr>
+      <w:color w:val="0000FF" w:themeColor="hyperlink"/>
+      <w:u w:val="single"/>
+    </w:rPr>
+  </w:style>
 </w:styles>
 </file>
 
@@ -22966,7 +23794,7 @@
 </file>
 
 <file path=customXml/itemProps1.xml><?xml version="1.0" encoding="utf-8"?>
-<ds:datastoreItem xmlns:ds="http://schemas.openxmlformats.org/officeDocument/2006/customXml" ds:itemID="{A13B9FF0-2329-4CDB-AF95-E0AB0B7A28A9}">
+<ds:datastoreItem xmlns:ds="http://schemas.openxmlformats.org/officeDocument/2006/customXml" ds:itemID="{8E808CDA-9DC8-479C-98C1-1AC8412E9E48}">
   <ds:schemaRefs>
     <ds:schemaRef ds:uri="http://schemas.openxmlformats.org/officeDocument/2006/bibliography"/>
   </ds:schemaRefs>
